--- a/Meshcheryakov_Aleksandr/lb3/Meshcheryakov_Aleksandr_lb3.docx
+++ b/Meshcheryakov_Aleksandr/lb3/Meshcheryakov_Aleksandr_lb3.docx
@@ -309,9 +309,14 @@
           <w:szCs w:val="28"/>
           <w:lang w:val="ru-RU"/>
         </w:rPr>
-        <w:t>по лабораторной работе №</w:t>
-      </w:r>
-      <w:r>
+        <w:t>по лабораторной работе №3</w:t>
+      </w:r>
+    </w:p>
+    <w:p>
+      <w:pPr>
+        <w:pStyle w:val="Normal"/>
+        <w:spacing w:lineRule="auto" w:line="360"/>
+        <w:jc w:val="center"/>
         <w:rPr>
           <w:b/>
           <w:color w:val="000000"/>
@@ -319,14 +324,8 @@
           <w:szCs w:val="28"/>
           <w:lang w:val="ru-RU"/>
         </w:rPr>
-        <w:t>3</w:t>
-      </w:r>
-    </w:p>
-    <w:p>
-      <w:pPr>
-        <w:pStyle w:val="Normal"/>
-        <w:spacing w:lineRule="auto" w:line="360"/>
-        <w:jc w:val="center"/>
+      </w:pPr>
+      <w:r>
         <w:rPr>
           <w:b/>
           <w:color w:val="000000"/>
@@ -334,36 +333,7 @@
           <w:szCs w:val="28"/>
           <w:lang w:val="ru-RU"/>
         </w:rPr>
-      </w:pPr>
-      <w:r>
-        <w:rPr>
-          <w:b/>
-          <w:color w:val="000000"/>
-          <w:sz w:val="28"/>
-          <w:szCs w:val="28"/>
-          <w:lang w:val="ru-RU"/>
-        </w:rPr>
-        <w:t>по дисциплине «</w:t>
-      </w:r>
-      <w:r>
-        <w:rPr>
-          <w:b/>
-          <w:color w:val="000000"/>
-          <w:sz w:val="28"/>
-          <w:szCs w:val="28"/>
-          <w:lang w:val="ru-RU"/>
-        </w:rPr>
-        <w:t>Вычислительная математика</w:t>
-      </w:r>
-      <w:r>
-        <w:rPr>
-          <w:b/>
-          <w:color w:val="000000"/>
-          <w:sz w:val="28"/>
-          <w:szCs w:val="28"/>
-          <w:lang w:val="ru-RU"/>
-        </w:rPr>
-        <w:t>»</w:t>
+        <w:t>по дисциплине «Вычислительная математика»</w:t>
       </w:r>
     </w:p>
     <w:p>
@@ -420,29 +390,7 @@
           <w:szCs w:val="28"/>
           <w:lang w:val="ru-RU"/>
         </w:rPr>
-        <w:t xml:space="preserve">Решение </w:t>
-      </w:r>
-      <w:r>
-        <w:rPr>
-          <w:b/>
-          <w:bCs/>
-          <w:color w:val="000000"/>
-          <w:sz w:val="28"/>
-          <w:szCs w:val="28"/>
-          <w:lang w:val="ru-RU"/>
-        </w:rPr>
-        <w:t>н</w:t>
-      </w:r>
-      <w:r>
-        <w:rPr>
-          <w:b/>
-          <w:bCs/>
-          <w:color w:val="000000"/>
-          <w:sz w:val="28"/>
-          <w:szCs w:val="28"/>
-          <w:lang w:val="ru-RU"/>
-        </w:rPr>
-        <w:t>елинейных уравнений методом бисекции.</w:t>
+        <w:t>Решение нелинейных уравнений методом бисекции.</w:t>
       </w:r>
     </w:p>
     <w:p>
@@ -718,7 +666,13 @@
               </w:rPr>
             </w:pPr>
             <w:r>
-              <w:rPr/>
+              <w:rPr>
+                <w:color w:val="000000"/>
+                <w:sz w:val="28"/>
+                <w:szCs w:val="28"/>
+                <w:lang w:val="ru-RU"/>
+              </w:rPr>
+              <w:t>Пуеров Г. Ю.</w:t>
             </w:r>
           </w:p>
         </w:tc>
@@ -839,15 +793,7 @@
           <w:sz w:val="28"/>
           <w:szCs w:val="28"/>
         </w:rPr>
-        <w:t>202</w:t>
-      </w:r>
-      <w:r>
-        <w:rPr>
-          <w:color w:val="000000"/>
-          <w:sz w:val="28"/>
-          <w:szCs w:val="28"/>
-        </w:rPr>
-        <w:t>6</w:t>
+        <w:t>2026</w:t>
       </w:r>
     </w:p>
     <w:sdt>
@@ -917,6 +863,11 @@
                 <w:rStyle w:val="IndexLink"/>
               </w:rPr>
               <w:t>Цель работы</w:t>
+            </w:r>
+            <w:r>
+              <w:rPr>
+                <w:rStyle w:val="IndexLink"/>
+              </w:rPr>
               <w:tab/>
               <w:t>2</w:t>
             </w:r>
@@ -1065,7 +1016,12 @@
       </w:pPr>
       <w:r>
         <w:rPr>
-          <w:rFonts w:ascii="Times New Roman" w:hAnsi="Times New Roman"/>
+          <w:b/>
+          <w:bCs/>
+          <w:color w:val="000000"/>
+          <w:sz w:val="28"/>
+          <w:szCs w:val="28"/>
+          <w:lang w:val="ru-RU"/>
         </w:rPr>
       </w:r>
     </w:p>
@@ -1084,7 +1040,12 @@
       </w:pPr>
       <w:r>
         <w:rPr>
-          <w:rFonts w:ascii="Times New Roman" w:hAnsi="Times New Roman"/>
+          <w:b/>
+          <w:bCs/>
+          <w:color w:val="000000"/>
+          <w:sz w:val="28"/>
+          <w:szCs w:val="28"/>
+          <w:lang w:val="ru-RU"/>
         </w:rPr>
       </w:r>
     </w:p>
@@ -1108,9 +1069,440 @@
           <w:szCs w:val="28"/>
           <w:lang w:val="ru-RU"/>
         </w:rPr>
-        <w:t>Ц</w:t>
-      </w:r>
-      <w:r>
+        <w:t>Цель работы</w:t>
+      </w:r>
+    </w:p>
+    <w:p>
+      <w:pPr>
+        <w:pStyle w:val="Normal"/>
+        <w:jc w:val="center"/>
+        <w:rPr>
+          <w:b/>
+          <w:bCs/>
+          <w:color w:val="000000"/>
+          <w:sz w:val="28"/>
+          <w:szCs w:val="28"/>
+          <w:lang w:val="ru-RU"/>
+        </w:rPr>
+      </w:pPr>
+      <w:r>
+        <w:rPr>
+          <w:b/>
+          <w:bCs/>
+          <w:color w:val="000000"/>
+          <w:sz w:val="28"/>
+          <w:szCs w:val="28"/>
+          <w:lang w:val="ru-RU"/>
+        </w:rPr>
+      </w:r>
+    </w:p>
+    <w:p>
+      <w:pPr>
+        <w:pStyle w:val="Normal"/>
+        <w:spacing w:lineRule="auto" w:line="360"/>
+        <w:jc w:val="left"/>
+        <w:rPr>
+          <w:b w:val="false"/>
+          <w:bCs w:val="false"/>
+          <w:sz w:val="28"/>
+          <w:szCs w:val="28"/>
+        </w:rPr>
+      </w:pPr>
+      <w:r>
+        <w:rPr>
+          <w:b w:val="false"/>
+          <w:bCs w:val="false"/>
+          <w:sz w:val="28"/>
+          <w:szCs w:val="28"/>
+        </w:rPr>
+        <w:tab/>
+        <w:t xml:space="preserve">Целью лабораторной работы является изучение метода приближенного решения нелинейных уравнений: метода бисекции. Исследования зависимости числа итераций от точности Eps при изменении Eps от 0.1 до 0.000001 и обусловленности метода (чувствительность к ошибкам в исходных данных). </w:t>
+      </w:r>
+    </w:p>
+    <w:p>
+      <w:pPr>
+        <w:pStyle w:val="Normal"/>
+        <w:spacing w:lineRule="auto" w:line="360"/>
+        <w:jc w:val="center"/>
+        <w:rPr>
+          <w:color w:val="000000"/>
+          <w:sz w:val="28"/>
+          <w:szCs w:val="28"/>
+        </w:rPr>
+      </w:pPr>
+      <w:r>
+        <w:rPr>
+          <w:color w:val="000000"/>
+          <w:sz w:val="28"/>
+          <w:szCs w:val="28"/>
+        </w:rPr>
+      </w:r>
+    </w:p>
+    <w:p>
+      <w:pPr>
+        <w:pStyle w:val="Normal"/>
+        <w:spacing w:lineRule="auto" w:line="360"/>
+        <w:jc w:val="center"/>
+        <w:rPr>
+          <w:color w:val="000000"/>
+          <w:sz w:val="28"/>
+          <w:szCs w:val="28"/>
+        </w:rPr>
+      </w:pPr>
+      <w:r>
+        <w:rPr>
+          <w:color w:val="000000"/>
+          <w:sz w:val="28"/>
+          <w:szCs w:val="28"/>
+        </w:rPr>
+      </w:r>
+    </w:p>
+    <w:p>
+      <w:pPr>
+        <w:pStyle w:val="Normal"/>
+        <w:spacing w:lineRule="auto" w:line="360"/>
+        <w:jc w:val="center"/>
+        <w:rPr>
+          <w:color w:val="000000"/>
+          <w:sz w:val="28"/>
+          <w:szCs w:val="28"/>
+        </w:rPr>
+      </w:pPr>
+      <w:r>
+        <w:rPr>
+          <w:color w:val="000000"/>
+          <w:sz w:val="28"/>
+          <w:szCs w:val="28"/>
+        </w:rPr>
+      </w:r>
+    </w:p>
+    <w:p>
+      <w:pPr>
+        <w:pStyle w:val="Normal"/>
+        <w:spacing w:lineRule="auto" w:line="360"/>
+        <w:jc w:val="center"/>
+        <w:rPr>
+          <w:color w:val="000000"/>
+          <w:sz w:val="28"/>
+          <w:szCs w:val="28"/>
+        </w:rPr>
+      </w:pPr>
+      <w:r>
+        <w:rPr>
+          <w:color w:val="000000"/>
+          <w:sz w:val="28"/>
+          <w:szCs w:val="28"/>
+        </w:rPr>
+      </w:r>
+    </w:p>
+    <w:p>
+      <w:pPr>
+        <w:pStyle w:val="Normal"/>
+        <w:spacing w:lineRule="auto" w:line="360"/>
+        <w:jc w:val="center"/>
+        <w:rPr>
+          <w:color w:val="000000"/>
+          <w:sz w:val="28"/>
+          <w:szCs w:val="28"/>
+        </w:rPr>
+      </w:pPr>
+      <w:r>
+        <w:rPr>
+          <w:color w:val="000000"/>
+          <w:sz w:val="28"/>
+          <w:szCs w:val="28"/>
+        </w:rPr>
+      </w:r>
+    </w:p>
+    <w:p>
+      <w:pPr>
+        <w:pStyle w:val="Normal"/>
+        <w:spacing w:lineRule="auto" w:line="360"/>
+        <w:jc w:val="center"/>
+        <w:rPr>
+          <w:color w:val="000000"/>
+          <w:sz w:val="28"/>
+          <w:szCs w:val="28"/>
+        </w:rPr>
+      </w:pPr>
+      <w:r>
+        <w:rPr>
+          <w:color w:val="000000"/>
+          <w:sz w:val="28"/>
+          <w:szCs w:val="28"/>
+        </w:rPr>
+      </w:r>
+    </w:p>
+    <w:p>
+      <w:pPr>
+        <w:pStyle w:val="Normal"/>
+        <w:spacing w:lineRule="auto" w:line="360"/>
+        <w:jc w:val="center"/>
+        <w:rPr>
+          <w:color w:val="000000"/>
+          <w:sz w:val="28"/>
+          <w:szCs w:val="28"/>
+        </w:rPr>
+      </w:pPr>
+      <w:r>
+        <w:rPr>
+          <w:color w:val="000000"/>
+          <w:sz w:val="28"/>
+          <w:szCs w:val="28"/>
+        </w:rPr>
+      </w:r>
+    </w:p>
+    <w:p>
+      <w:pPr>
+        <w:pStyle w:val="Normal"/>
+        <w:spacing w:lineRule="auto" w:line="360"/>
+        <w:jc w:val="center"/>
+        <w:rPr>
+          <w:color w:val="000000"/>
+          <w:sz w:val="28"/>
+          <w:szCs w:val="28"/>
+        </w:rPr>
+      </w:pPr>
+      <w:r>
+        <w:rPr>
+          <w:color w:val="000000"/>
+          <w:sz w:val="28"/>
+          <w:szCs w:val="28"/>
+        </w:rPr>
+      </w:r>
+    </w:p>
+    <w:p>
+      <w:pPr>
+        <w:pStyle w:val="Normal"/>
+        <w:spacing w:lineRule="auto" w:line="360"/>
+        <w:jc w:val="center"/>
+        <w:rPr>
+          <w:color w:val="000000"/>
+          <w:sz w:val="28"/>
+          <w:szCs w:val="28"/>
+        </w:rPr>
+      </w:pPr>
+      <w:r>
+        <w:rPr>
+          <w:color w:val="000000"/>
+          <w:sz w:val="28"/>
+          <w:szCs w:val="28"/>
+        </w:rPr>
+      </w:r>
+    </w:p>
+    <w:p>
+      <w:pPr>
+        <w:pStyle w:val="Normal"/>
+        <w:spacing w:lineRule="auto" w:line="360"/>
+        <w:jc w:val="center"/>
+        <w:rPr>
+          <w:color w:val="000000"/>
+          <w:sz w:val="28"/>
+          <w:szCs w:val="28"/>
+        </w:rPr>
+      </w:pPr>
+      <w:r>
+        <w:rPr>
+          <w:color w:val="000000"/>
+          <w:sz w:val="28"/>
+          <w:szCs w:val="28"/>
+        </w:rPr>
+      </w:r>
+    </w:p>
+    <w:p>
+      <w:pPr>
+        <w:pStyle w:val="Normal"/>
+        <w:spacing w:lineRule="auto" w:line="360"/>
+        <w:jc w:val="center"/>
+        <w:rPr>
+          <w:color w:val="000000"/>
+          <w:sz w:val="28"/>
+          <w:szCs w:val="28"/>
+        </w:rPr>
+      </w:pPr>
+      <w:r>
+        <w:rPr>
+          <w:color w:val="000000"/>
+          <w:sz w:val="28"/>
+          <w:szCs w:val="28"/>
+        </w:rPr>
+      </w:r>
+    </w:p>
+    <w:p>
+      <w:pPr>
+        <w:pStyle w:val="Normal"/>
+        <w:spacing w:lineRule="auto" w:line="360"/>
+        <w:jc w:val="center"/>
+        <w:rPr>
+          <w:color w:val="000000"/>
+          <w:sz w:val="28"/>
+          <w:szCs w:val="28"/>
+        </w:rPr>
+      </w:pPr>
+      <w:r>
+        <w:rPr>
+          <w:color w:val="000000"/>
+          <w:sz w:val="28"/>
+          <w:szCs w:val="28"/>
+        </w:rPr>
+      </w:r>
+    </w:p>
+    <w:p>
+      <w:pPr>
+        <w:pStyle w:val="Normal"/>
+        <w:spacing w:lineRule="auto" w:line="360"/>
+        <w:jc w:val="center"/>
+        <w:rPr>
+          <w:color w:val="000000"/>
+          <w:sz w:val="28"/>
+          <w:szCs w:val="28"/>
+        </w:rPr>
+      </w:pPr>
+      <w:r>
+        <w:rPr>
+          <w:color w:val="000000"/>
+          <w:sz w:val="28"/>
+          <w:szCs w:val="28"/>
+        </w:rPr>
+      </w:r>
+    </w:p>
+    <w:p>
+      <w:pPr>
+        <w:pStyle w:val="Normal"/>
+        <w:spacing w:lineRule="auto" w:line="360"/>
+        <w:jc w:val="center"/>
+        <w:rPr>
+          <w:color w:val="000000"/>
+          <w:sz w:val="28"/>
+          <w:szCs w:val="28"/>
+        </w:rPr>
+      </w:pPr>
+      <w:r>
+        <w:rPr>
+          <w:color w:val="000000"/>
+          <w:sz w:val="28"/>
+          <w:szCs w:val="28"/>
+        </w:rPr>
+      </w:r>
+    </w:p>
+    <w:p>
+      <w:pPr>
+        <w:pStyle w:val="Normal"/>
+        <w:spacing w:lineRule="auto" w:line="360"/>
+        <w:jc w:val="center"/>
+        <w:rPr>
+          <w:color w:val="000000"/>
+          <w:sz w:val="28"/>
+          <w:szCs w:val="28"/>
+        </w:rPr>
+      </w:pPr>
+      <w:r>
+        <w:rPr>
+          <w:color w:val="000000"/>
+          <w:sz w:val="28"/>
+          <w:szCs w:val="28"/>
+        </w:rPr>
+      </w:r>
+    </w:p>
+    <w:p>
+      <w:pPr>
+        <w:pStyle w:val="Normal"/>
+        <w:spacing w:lineRule="auto" w:line="360"/>
+        <w:jc w:val="center"/>
+        <w:rPr>
+          <w:color w:val="000000"/>
+          <w:sz w:val="28"/>
+          <w:szCs w:val="28"/>
+        </w:rPr>
+      </w:pPr>
+      <w:r>
+        <w:rPr>
+          <w:color w:val="000000"/>
+          <w:sz w:val="28"/>
+          <w:szCs w:val="28"/>
+        </w:rPr>
+      </w:r>
+    </w:p>
+    <w:p>
+      <w:pPr>
+        <w:pStyle w:val="Normal"/>
+        <w:spacing w:lineRule="auto" w:line="360"/>
+        <w:jc w:val="center"/>
+        <w:rPr>
+          <w:color w:val="000000"/>
+          <w:sz w:val="28"/>
+          <w:szCs w:val="28"/>
+        </w:rPr>
+      </w:pPr>
+      <w:r>
+        <w:rPr>
+          <w:color w:val="000000"/>
+          <w:sz w:val="28"/>
+          <w:szCs w:val="28"/>
+        </w:rPr>
+      </w:r>
+    </w:p>
+    <w:p>
+      <w:pPr>
+        <w:pStyle w:val="Normal"/>
+        <w:spacing w:lineRule="auto" w:line="360"/>
+        <w:jc w:val="center"/>
+        <w:rPr>
+          <w:color w:val="000000"/>
+          <w:sz w:val="28"/>
+          <w:szCs w:val="28"/>
+        </w:rPr>
+      </w:pPr>
+      <w:r>
+        <w:rPr>
+          <w:color w:val="000000"/>
+          <w:sz w:val="28"/>
+          <w:szCs w:val="28"/>
+        </w:rPr>
+      </w:r>
+    </w:p>
+    <w:p>
+      <w:pPr>
+        <w:pStyle w:val="Normal"/>
+        <w:spacing w:lineRule="auto" w:line="360"/>
+        <w:jc w:val="center"/>
+        <w:rPr>
+          <w:color w:val="000000"/>
+          <w:sz w:val="28"/>
+          <w:szCs w:val="28"/>
+        </w:rPr>
+      </w:pPr>
+      <w:r>
+        <w:rPr>
+          <w:color w:val="000000"/>
+          <w:sz w:val="28"/>
+          <w:szCs w:val="28"/>
+        </w:rPr>
+      </w:r>
+    </w:p>
+    <w:p>
+      <w:pPr>
+        <w:pStyle w:val="Normal"/>
+        <w:spacing w:lineRule="auto" w:line="360"/>
+        <w:jc w:val="center"/>
+        <w:rPr>
+          <w:color w:val="000000"/>
+          <w:sz w:val="28"/>
+          <w:szCs w:val="28"/>
+        </w:rPr>
+      </w:pPr>
+      <w:r>
+        <w:rPr>
+          <w:color w:val="000000"/>
+          <w:sz w:val="28"/>
+          <w:szCs w:val="28"/>
+        </w:rPr>
+      </w:r>
+    </w:p>
+    <w:p>
+      <w:pPr>
+        <w:pStyle w:val="Heading2"/>
+        <w:jc w:val="center"/>
         <w:rPr>
           <w:rFonts w:ascii="Times New Roman" w:hAnsi="Times New Roman"/>
           <w:b/>
@@ -1118,421 +1510,10 @@
           <w:color w:val="000000"/>
           <w:sz w:val="28"/>
           <w:szCs w:val="28"/>
-          <w:lang w:val="ru-RU"/>
-        </w:rPr>
-        <w:t>ель работы</w:t>
-      </w:r>
-    </w:p>
-    <w:p>
-      <w:pPr>
-        <w:pStyle w:val="Normal"/>
-        <w:jc w:val="center"/>
-        <w:rPr>
-          <w:b/>
-          <w:bCs/>
-          <w:color w:val="000000"/>
-          <w:sz w:val="28"/>
-          <w:szCs w:val="28"/>
-          <w:lang w:val="ru-RU"/>
-        </w:rPr>
-      </w:pPr>
-      <w:r>
-        <w:rPr>
-          <w:rFonts w:ascii="Times New Roman" w:hAnsi="Times New Roman"/>
-        </w:rPr>
-      </w:r>
-    </w:p>
-    <w:p>
-      <w:pPr>
-        <w:pStyle w:val="Normal"/>
-        <w:spacing w:lineRule="auto" w:line="360"/>
-        <w:jc w:val="left"/>
-        <w:rPr>
-          <w:b w:val="false"/>
-          <w:bCs w:val="false"/>
-          <w:sz w:val="28"/>
-          <w:szCs w:val="28"/>
-        </w:rPr>
-      </w:pPr>
-      <w:r>
-        <w:rPr>
-          <w:b w:val="false"/>
-          <w:bCs w:val="false"/>
-          <w:sz w:val="28"/>
-          <w:szCs w:val="28"/>
-        </w:rPr>
-        <w:tab/>
-        <w:t>Целью лабораторн</w:t>
-      </w:r>
-      <w:r>
-        <w:rPr>
-          <w:b w:val="false"/>
-          <w:bCs w:val="false"/>
-          <w:sz w:val="28"/>
-          <w:szCs w:val="28"/>
-        </w:rPr>
-        <w:t>ой</w:t>
-      </w:r>
-      <w:r>
-        <w:rPr>
-          <w:b w:val="false"/>
-          <w:bCs w:val="false"/>
-          <w:sz w:val="28"/>
-          <w:szCs w:val="28"/>
-        </w:rPr>
-        <w:t xml:space="preserve"> работ</w:t>
-      </w:r>
-      <w:r>
-        <w:rPr>
-          <w:b w:val="false"/>
-          <w:bCs w:val="false"/>
-          <w:sz w:val="28"/>
-          <w:szCs w:val="28"/>
-        </w:rPr>
-        <w:t>ы</w:t>
-      </w:r>
-      <w:r>
-        <w:rPr>
-          <w:b w:val="false"/>
-          <w:bCs w:val="false"/>
-          <w:sz w:val="28"/>
-          <w:szCs w:val="28"/>
-        </w:rPr>
-        <w:t xml:space="preserve"> является изучение метод</w:t>
-      </w:r>
-      <w:r>
-        <w:rPr>
-          <w:b w:val="false"/>
-          <w:bCs w:val="false"/>
-          <w:sz w:val="28"/>
-          <w:szCs w:val="28"/>
-        </w:rPr>
-        <w:t>а</w:t>
-      </w:r>
-      <w:r>
-        <w:rPr>
-          <w:b w:val="false"/>
-          <w:bCs w:val="false"/>
-          <w:sz w:val="28"/>
-          <w:szCs w:val="28"/>
-        </w:rPr>
-        <w:t xml:space="preserve"> приближенного решения нелинейных уравнений: </w:t>
-      </w:r>
-      <w:r>
-        <w:rPr>
-          <w:b w:val="false"/>
-          <w:bCs w:val="false"/>
-          <w:sz w:val="28"/>
-          <w:szCs w:val="28"/>
-        </w:rPr>
-        <w:t xml:space="preserve">метода бисекции. Исследования зависимости числа итераций от точности Eps при изменении Eps от 0.1 до 0.000001 и обусловленности </w:t>
-      </w:r>
-      <w:r>
-        <w:rPr>
-          <w:b w:val="false"/>
-          <w:bCs w:val="false"/>
-          <w:sz w:val="28"/>
-          <w:szCs w:val="28"/>
-        </w:rPr>
-        <w:t xml:space="preserve">метода (чувствительность к ошибкам в исходных данных). </w:t>
-      </w:r>
-    </w:p>
-    <w:p>
-      <w:pPr>
-        <w:pStyle w:val="Normal"/>
-        <w:spacing w:lineRule="auto" w:line="360"/>
-        <w:jc w:val="center"/>
-        <w:rPr>
-          <w:color w:val="000000"/>
-          <w:sz w:val="28"/>
-          <w:szCs w:val="28"/>
-        </w:rPr>
-      </w:pPr>
-      <w:r>
-        <w:rPr/>
-      </w:r>
-    </w:p>
-    <w:p>
-      <w:pPr>
-        <w:pStyle w:val="Normal"/>
-        <w:spacing w:lineRule="auto" w:line="360"/>
-        <w:jc w:val="center"/>
-        <w:rPr>
-          <w:color w:val="000000"/>
-          <w:sz w:val="28"/>
-          <w:szCs w:val="28"/>
-        </w:rPr>
-      </w:pPr>
-      <w:r>
-        <w:rPr/>
-      </w:r>
-    </w:p>
-    <w:p>
-      <w:pPr>
-        <w:pStyle w:val="Normal"/>
-        <w:spacing w:lineRule="auto" w:line="360"/>
-        <w:jc w:val="center"/>
-        <w:rPr>
-          <w:color w:val="000000"/>
-          <w:sz w:val="28"/>
-          <w:szCs w:val="28"/>
-        </w:rPr>
-      </w:pPr>
-      <w:r>
-        <w:rPr/>
-      </w:r>
-    </w:p>
-    <w:p>
-      <w:pPr>
-        <w:pStyle w:val="Normal"/>
-        <w:spacing w:lineRule="auto" w:line="360"/>
-        <w:jc w:val="center"/>
-        <w:rPr>
-          <w:color w:val="000000"/>
-          <w:sz w:val="28"/>
-          <w:szCs w:val="28"/>
-        </w:rPr>
-      </w:pPr>
-      <w:r>
-        <w:rPr/>
-      </w:r>
-    </w:p>
-    <w:p>
-      <w:pPr>
-        <w:pStyle w:val="Normal"/>
-        <w:spacing w:lineRule="auto" w:line="360"/>
-        <w:jc w:val="center"/>
-        <w:rPr>
-          <w:color w:val="000000"/>
-          <w:sz w:val="28"/>
-          <w:szCs w:val="28"/>
-        </w:rPr>
-      </w:pPr>
-      <w:r>
-        <w:rPr/>
-      </w:r>
-    </w:p>
-    <w:p>
-      <w:pPr>
-        <w:pStyle w:val="Normal"/>
-        <w:spacing w:lineRule="auto" w:line="360"/>
-        <w:jc w:val="center"/>
-        <w:rPr>
-          <w:color w:val="000000"/>
-          <w:sz w:val="28"/>
-          <w:szCs w:val="28"/>
-        </w:rPr>
-      </w:pPr>
-      <w:r>
-        <w:rPr/>
-      </w:r>
-    </w:p>
-    <w:p>
-      <w:pPr>
-        <w:pStyle w:val="Normal"/>
-        <w:spacing w:lineRule="auto" w:line="360"/>
-        <w:jc w:val="center"/>
-        <w:rPr>
-          <w:color w:val="000000"/>
-          <w:sz w:val="28"/>
-          <w:szCs w:val="28"/>
-        </w:rPr>
-      </w:pPr>
-      <w:r>
-        <w:rPr/>
-      </w:r>
-    </w:p>
-    <w:p>
-      <w:pPr>
-        <w:pStyle w:val="Normal"/>
-        <w:spacing w:lineRule="auto" w:line="360"/>
-        <w:jc w:val="center"/>
-        <w:rPr>
-          <w:color w:val="000000"/>
-          <w:sz w:val="28"/>
-          <w:szCs w:val="28"/>
-        </w:rPr>
-      </w:pPr>
-      <w:r>
-        <w:rPr/>
-      </w:r>
-    </w:p>
-    <w:p>
-      <w:pPr>
-        <w:pStyle w:val="Normal"/>
-        <w:spacing w:lineRule="auto" w:line="360"/>
-        <w:jc w:val="center"/>
-        <w:rPr>
-          <w:color w:val="000000"/>
-          <w:sz w:val="28"/>
-          <w:szCs w:val="28"/>
-        </w:rPr>
-      </w:pPr>
-      <w:r>
-        <w:rPr/>
-      </w:r>
-    </w:p>
-    <w:p>
-      <w:pPr>
-        <w:pStyle w:val="Normal"/>
-        <w:spacing w:lineRule="auto" w:line="360"/>
-        <w:jc w:val="center"/>
-        <w:rPr>
-          <w:color w:val="000000"/>
-          <w:sz w:val="28"/>
-          <w:szCs w:val="28"/>
-        </w:rPr>
-      </w:pPr>
-      <w:r>
-        <w:rPr/>
-      </w:r>
-    </w:p>
-    <w:p>
-      <w:pPr>
-        <w:pStyle w:val="Normal"/>
-        <w:spacing w:lineRule="auto" w:line="360"/>
-        <w:jc w:val="center"/>
-        <w:rPr>
-          <w:color w:val="000000"/>
-          <w:sz w:val="28"/>
-          <w:szCs w:val="28"/>
-        </w:rPr>
-      </w:pPr>
-      <w:r>
-        <w:rPr/>
-      </w:r>
-    </w:p>
-    <w:p>
-      <w:pPr>
-        <w:pStyle w:val="Normal"/>
-        <w:spacing w:lineRule="auto" w:line="360"/>
-        <w:jc w:val="center"/>
-        <w:rPr>
-          <w:color w:val="000000"/>
-          <w:sz w:val="28"/>
-          <w:szCs w:val="28"/>
-        </w:rPr>
-      </w:pPr>
-      <w:r>
-        <w:rPr/>
-      </w:r>
-    </w:p>
-    <w:p>
-      <w:pPr>
-        <w:pStyle w:val="Normal"/>
-        <w:spacing w:lineRule="auto" w:line="360"/>
-        <w:jc w:val="center"/>
-        <w:rPr>
-          <w:color w:val="000000"/>
-          <w:sz w:val="28"/>
-          <w:szCs w:val="28"/>
-        </w:rPr>
-      </w:pPr>
-      <w:r>
-        <w:rPr/>
-      </w:r>
-    </w:p>
-    <w:p>
-      <w:pPr>
-        <w:pStyle w:val="Normal"/>
-        <w:spacing w:lineRule="auto" w:line="360"/>
-        <w:jc w:val="center"/>
-        <w:rPr>
-          <w:color w:val="000000"/>
-          <w:sz w:val="28"/>
-          <w:szCs w:val="28"/>
-        </w:rPr>
-      </w:pPr>
-      <w:r>
-        <w:rPr/>
-      </w:r>
-    </w:p>
-    <w:p>
-      <w:pPr>
-        <w:pStyle w:val="Normal"/>
-        <w:spacing w:lineRule="auto" w:line="360"/>
-        <w:jc w:val="center"/>
-        <w:rPr>
-          <w:color w:val="000000"/>
-          <w:sz w:val="28"/>
-          <w:szCs w:val="28"/>
-        </w:rPr>
-      </w:pPr>
-      <w:r>
-        <w:rPr/>
-      </w:r>
-    </w:p>
-    <w:p>
-      <w:pPr>
-        <w:pStyle w:val="Normal"/>
-        <w:spacing w:lineRule="auto" w:line="360"/>
-        <w:jc w:val="center"/>
-        <w:rPr>
-          <w:color w:val="000000"/>
-          <w:sz w:val="28"/>
-          <w:szCs w:val="28"/>
-        </w:rPr>
-      </w:pPr>
-      <w:r>
-        <w:rPr/>
-      </w:r>
-    </w:p>
-    <w:p>
-      <w:pPr>
-        <w:pStyle w:val="Normal"/>
-        <w:spacing w:lineRule="auto" w:line="360"/>
-        <w:jc w:val="center"/>
-        <w:rPr>
-          <w:color w:val="000000"/>
-          <w:sz w:val="28"/>
-          <w:szCs w:val="28"/>
-        </w:rPr>
-      </w:pPr>
-      <w:r>
-        <w:rPr/>
-      </w:r>
-    </w:p>
-    <w:p>
-      <w:pPr>
-        <w:pStyle w:val="Normal"/>
-        <w:spacing w:lineRule="auto" w:line="360"/>
-        <w:jc w:val="center"/>
-        <w:rPr>
-          <w:color w:val="000000"/>
-          <w:sz w:val="28"/>
-          <w:szCs w:val="28"/>
-        </w:rPr>
-      </w:pPr>
-      <w:r>
-        <w:rPr/>
-      </w:r>
-    </w:p>
-    <w:p>
-      <w:pPr>
-        <w:pStyle w:val="Normal"/>
-        <w:spacing w:lineRule="auto" w:line="360"/>
-        <w:jc w:val="center"/>
-        <w:rPr>
-          <w:color w:val="000000"/>
-          <w:sz w:val="28"/>
-          <w:szCs w:val="28"/>
-        </w:rPr>
-      </w:pPr>
-      <w:r>
-        <w:rPr/>
-      </w:r>
-    </w:p>
-    <w:p>
-      <w:pPr>
-        <w:pStyle w:val="Normal"/>
-        <w:spacing w:lineRule="auto" w:line="360"/>
-        <w:jc w:val="center"/>
-        <w:rPr>
-          <w:color w:val="000000"/>
-          <w:sz w:val="28"/>
-          <w:szCs w:val="28"/>
-        </w:rPr>
-      </w:pPr>
+        </w:rPr>
+      </w:pPr>
+      <w:bookmarkStart w:id="1" w:name="__RefHeading___Toc2748_1216119672"/>
+      <w:bookmarkEnd w:id="1"/>
       <w:r>
         <w:rPr>
           <w:rFonts w:ascii="Times New Roman" w:hAnsi="Times New Roman"/>
@@ -1542,11 +1523,12 @@
           <w:sz w:val="28"/>
           <w:szCs w:val="28"/>
         </w:rPr>
-      </w:r>
-    </w:p>
-    <w:p>
-      <w:pPr>
-        <w:pStyle w:val="Heading2"/>
+        <w:t>Задание</w:t>
+      </w:r>
+    </w:p>
+    <w:p>
+      <w:pPr>
+        <w:pStyle w:val="Normal"/>
         <w:jc w:val="center"/>
         <w:rPr>
           <w:rFonts w:ascii="Times New Roman" w:hAnsi="Times New Roman"/>
@@ -1557,190 +1539,122 @@
           <w:szCs w:val="28"/>
         </w:rPr>
       </w:pPr>
-      <w:bookmarkStart w:id="1" w:name="__RefHeading___Toc2748_1216119672"/>
-      <w:bookmarkEnd w:id="1"/>
-      <w:r>
-        <w:rPr>
-          <w:rFonts w:ascii="Times New Roman" w:hAnsi="Times New Roman"/>
+      <w:r>
+        <w:rPr>
           <w:b/>
           <w:bCs/>
           <w:color w:val="000000"/>
           <w:sz w:val="28"/>
           <w:szCs w:val="28"/>
         </w:rPr>
-        <w:t>Задание</w:t>
-      </w:r>
-    </w:p>
-    <w:p>
-      <w:pPr>
-        <w:pStyle w:val="Normal"/>
-        <w:jc w:val="center"/>
-        <w:rPr>
-          <w:rFonts w:ascii="Times New Roman" w:hAnsi="Times New Roman"/>
+      </w:r>
+    </w:p>
+    <w:p>
+      <w:pPr>
+        <w:pStyle w:val="Normal"/>
+        <w:spacing w:lineRule="auto" w:line="360"/>
+        <w:jc w:val="both"/>
+        <w:rPr/>
+      </w:pPr>
+      <w:r>
+        <w:rPr/>
+        <w:tab/>
+      </w:r>
+      <w:r>
+        <w:rPr>
+          <w:sz w:val="28"/>
+          <w:szCs w:val="28"/>
+        </w:rPr>
+        <w:t>В лабораторной работе №3 предлагается, используя программы - функции BISECT и Round из файла methods.cpp (файл заголовков metods.h, директория LIBR1), найти корень уравнения f(x) = 0 методом бисекции с заданной точностью Eps, исследовать зависимость числа итераций от точности Eps при изменении Eps от 0.1 до 0.000001, исследовать обусловленность</w:t>
+      </w:r>
+    </w:p>
+    <w:p>
+      <w:pPr>
+        <w:pStyle w:val="Normal"/>
+        <w:spacing w:lineRule="auto" w:line="360"/>
+        <w:jc w:val="both"/>
+        <w:rPr>
+          <w:sz w:val="28"/>
+          <w:szCs w:val="28"/>
+        </w:rPr>
+      </w:pPr>
+      <w:r>
+        <w:rPr>
+          <w:sz w:val="28"/>
+          <w:szCs w:val="28"/>
+        </w:rPr>
+        <w:t>метода (чувствительность к ошибкам в исходных данных). Выполнение работы осуществляется по индивидуальным вариантам заданий (нелиней-</w:t>
+      </w:r>
+    </w:p>
+    <w:p>
+      <w:pPr>
+        <w:pStyle w:val="Normal"/>
+        <w:spacing w:lineRule="auto" w:line="360"/>
+        <w:jc w:val="both"/>
+        <w:rPr>
+          <w:sz w:val="28"/>
+          <w:szCs w:val="28"/>
+        </w:rPr>
+      </w:pPr>
+      <w:r>
+        <w:rPr>
+          <w:sz w:val="28"/>
+          <w:szCs w:val="28"/>
+        </w:rPr>
+        <w:t>ных уравнений).</w:t>
+      </w:r>
+    </w:p>
+    <w:p>
+      <w:pPr>
+        <w:pStyle w:val="Normal"/>
+        <w:spacing w:lineRule="auto" w:line="360"/>
+        <w:jc w:val="both"/>
+        <w:rPr>
+          <w:sz w:val="28"/>
+          <w:szCs w:val="28"/>
+        </w:rPr>
+      </w:pPr>
+      <w:r>
+        <w:rPr>
+          <w:sz w:val="28"/>
+          <w:szCs w:val="28"/>
+        </w:rPr>
+      </w:r>
+    </w:p>
+    <w:p>
+      <w:pPr>
+        <w:pStyle w:val="Normal"/>
+        <w:spacing w:lineRule="auto" w:line="360"/>
+        <w:jc w:val="both"/>
+        <w:rPr>
           <w:b/>
           <w:bCs/>
-          <w:color w:val="000000"/>
-          <w:sz w:val="28"/>
-          <w:szCs w:val="28"/>
-        </w:rPr>
-      </w:pPr>
-      <w:r>
-        <w:rPr>
-          <w:rFonts w:ascii="Times New Roman" w:hAnsi="Times New Roman"/>
+          <w:sz w:val="28"/>
+          <w:szCs w:val="28"/>
+        </w:rPr>
+      </w:pPr>
+      <w:r>
+        <w:rPr>
           <w:b/>
           <w:bCs/>
-          <w:color w:val="000000"/>
-          <w:sz w:val="28"/>
-          <w:szCs w:val="28"/>
-        </w:rPr>
-      </w:r>
-    </w:p>
-    <w:p>
-      <w:pPr>
-        <w:pStyle w:val="Normal"/>
-        <w:spacing w:lineRule="auto" w:line="360"/>
-        <w:jc w:val="both"/>
+          <w:sz w:val="28"/>
+          <w:szCs w:val="28"/>
+        </w:rPr>
+        <w:t>Индивидуальный вариант 12.</w:t>
+      </w:r>
+    </w:p>
+    <w:p>
+      <w:pPr>
+        <w:pStyle w:val="Normal"/>
+        <w:spacing w:lineRule="auto" w:line="360"/>
+        <w:jc w:val="left"/>
+        <w:rPr>
+          <w:sz w:val="28"/>
+          <w:szCs w:val="28"/>
+        </w:rPr>
+      </w:pPr>
+      <w:r>
         <w:rPr/>
-      </w:pPr>
-      <w:r>
-        <w:rPr/>
-        <w:tab/>
-      </w:r>
-      <w:r>
-        <w:rPr>
-          <w:sz w:val="28"/>
-          <w:szCs w:val="28"/>
-        </w:rPr>
-        <w:t>В лабораторной работе №3 предлагается, используя программы - функции BISECT и Round из файла methods.cpp (файл заголовков metods.h, директория LIBR1), найти корень уравнения f</w:t>
-      </w:r>
-      <w:r>
-        <w:rPr>
-          <w:sz w:val="28"/>
-          <w:szCs w:val="28"/>
-        </w:rPr>
-        <w:t>(</w:t>
-      </w:r>
-      <w:r>
-        <w:rPr>
-          <w:sz w:val="28"/>
-          <w:szCs w:val="28"/>
-        </w:rPr>
-        <w:t>x</w:t>
-      </w:r>
-      <w:r>
-        <w:rPr>
-          <w:sz w:val="28"/>
-          <w:szCs w:val="28"/>
-        </w:rPr>
-        <w:t xml:space="preserve">) = </w:t>
-      </w:r>
-      <w:r>
-        <w:rPr>
-          <w:sz w:val="28"/>
-          <w:szCs w:val="28"/>
-        </w:rPr>
-        <w:t>0 методом бисекции с заданной точностью Eps, исследовать зависимость числа итераций от точности Eps при изменении Eps от 0.1 до 0.000001, исследовать обусловленность</w:t>
-      </w:r>
-    </w:p>
-    <w:p>
-      <w:pPr>
-        <w:pStyle w:val="Normal"/>
-        <w:spacing w:lineRule="auto" w:line="360"/>
-        <w:jc w:val="both"/>
-        <w:rPr>
-          <w:sz w:val="28"/>
-          <w:szCs w:val="28"/>
-        </w:rPr>
-      </w:pPr>
-      <w:r>
-        <w:rPr>
-          <w:sz w:val="28"/>
-          <w:szCs w:val="28"/>
-        </w:rPr>
-        <w:t>метода (чувствительность к ошибкам в исходных данных). Выполнение работы осуществляется по индивидуальным вариантам заданий (нелиней-</w:t>
-      </w:r>
-    </w:p>
-    <w:p>
-      <w:pPr>
-        <w:pStyle w:val="Normal"/>
-        <w:spacing w:lineRule="auto" w:line="360"/>
-        <w:jc w:val="both"/>
-        <w:rPr>
-          <w:sz w:val="28"/>
-          <w:szCs w:val="28"/>
-        </w:rPr>
-      </w:pPr>
-      <w:r>
-        <w:rPr>
-          <w:sz w:val="28"/>
-          <w:szCs w:val="28"/>
-        </w:rPr>
-        <w:t>ных уравнений).</w:t>
-      </w:r>
-    </w:p>
-    <w:p>
-      <w:pPr>
-        <w:pStyle w:val="Normal"/>
-        <w:spacing w:lineRule="auto" w:line="360"/>
-        <w:jc w:val="both"/>
-        <w:rPr>
-          <w:sz w:val="28"/>
-          <w:szCs w:val="28"/>
-        </w:rPr>
-      </w:pPr>
-      <w:r>
-        <w:rPr>
-          <w:sz w:val="28"/>
-          <w:szCs w:val="28"/>
-        </w:rPr>
-      </w:r>
-    </w:p>
-    <w:p>
-      <w:pPr>
-        <w:pStyle w:val="Normal"/>
-        <w:spacing w:lineRule="auto" w:line="360"/>
-        <w:jc w:val="both"/>
-        <w:rPr>
-          <w:b/>
-          <w:bCs/>
-          <w:sz w:val="28"/>
-          <w:szCs w:val="28"/>
-        </w:rPr>
-      </w:pPr>
-      <w:r>
-        <w:rPr>
-          <w:b/>
-          <w:bCs/>
-          <w:sz w:val="28"/>
-          <w:szCs w:val="28"/>
-        </w:rPr>
-        <w:t xml:space="preserve">Индивидуальный вариант </w:t>
-      </w:r>
-      <w:r>
-        <w:rPr>
-          <w:b/>
-          <w:bCs/>
-          <w:sz w:val="28"/>
-          <w:szCs w:val="28"/>
-        </w:rPr>
-        <w:t>12.</w:t>
-      </w:r>
-    </w:p>
-    <w:p>
-      <w:pPr>
-        <w:pStyle w:val="Normal"/>
-        <w:spacing w:lineRule="auto" w:line="360"/>
-        <w:jc w:val="both"/>
-        <w:rPr>
-          <w:sz w:val="28"/>
-          <w:szCs w:val="28"/>
-        </w:rPr>
-      </w:pPr>
-      <w:r>
-        <w:rPr>
-          <w:sz w:val="28"/>
-          <w:szCs w:val="28"/>
-        </w:rPr>
       </w:r>
       <m:oMathPara xmlns:m="http://schemas.openxmlformats.org/officeDocument/2006/math">
         <m:oMathParaPr>
@@ -2157,7 +2071,6 @@
       </w:pPr>
       <w:r>
         <w:rPr>
-          <w:rFonts w:ascii="Times New Roman" w:hAnsi="Times New Roman"/>
           <w:color w:val="000000"/>
           <w:sz w:val="28"/>
           <w:szCs w:val="28"/>
@@ -2206,17 +2119,21 @@
           <w:szCs w:val="28"/>
         </w:rPr>
         <w:tab/>
-        <w:t xml:space="preserve">Если найден отрезок [a,b], такой, что f (a) f (b), существует точка c, в которой значение функции равно нулю, т.е. f (с)=0, с </w:t>
-      </w:r>
-      <w:r>
+        <w:t>Если найден отрезок [a,b], такой, что f (a) f (b), существует точка c, в которой значение функции равно нулю, т.е. f (с)=0, с пренадлежит (a,b). Метод бисекции состоит в построении последовательности вложенных друг в друга отрезков, на концах которых функция имеет разные знаки.</w:t>
+      </w:r>
+    </w:p>
+    <w:p>
+      <w:pPr>
+        <w:pStyle w:val="Normal"/>
+        <w:spacing w:lineRule="auto" w:line="360"/>
+        <w:jc w:val="left"/>
         <w:rPr>
           <w:b w:val="false"/>
           <w:bCs w:val="false"/>
           <w:sz w:val="28"/>
           <w:szCs w:val="28"/>
         </w:rPr>
-        <w:t xml:space="preserve">пренадлежит </w:t>
-      </w:r>
+      </w:pPr>
       <w:r>
         <w:rPr>
           <w:b w:val="false"/>
@@ -2224,7 +2141,8 @@
           <w:sz w:val="28"/>
           <w:szCs w:val="28"/>
         </w:rPr>
-        <w:t>(a,b). Метод бисекции состоит в построении последовательности вложенных друг в друга отрезков, на концах которых функция имеет разные знаки.</w:t>
+        <w:tab/>
+        <w:t>Каждый последующий отрезок получается делением пополам предыдущего. Процесс построения последовательности отрезков позволяет найти нуль функции f(x) (корень уравнения</w:t>
       </w:r>
     </w:p>
     <w:p>
@@ -2246,18 +2164,21 @@
           <w:sz w:val="28"/>
           <w:szCs w:val="28"/>
         </w:rPr>
-        <w:tab/>
-        <w:t>Каждый последующий отрезок получается делением пополам предыдущего. Процесс построения последовательности отрезков позволяет найти нуль функции f</w:t>
-      </w:r>
-      <w:r>
+        <w:t>f (x) = 0 с любой заданной точностью.</w:t>
+      </w:r>
+    </w:p>
+    <w:p>
+      <w:pPr>
+        <w:pStyle w:val="Normal"/>
+        <w:spacing w:lineRule="auto" w:line="360"/>
+        <w:jc w:val="left"/>
         <w:rPr>
           <w:b w:val="false"/>
           <w:bCs w:val="false"/>
           <w:sz w:val="28"/>
           <w:szCs w:val="28"/>
         </w:rPr>
-        <w:t>(</w:t>
-      </w:r>
+      </w:pPr>
       <w:r>
         <w:rPr>
           <w:b w:val="false"/>
@@ -2265,17 +2186,22 @@
           <w:sz w:val="28"/>
           <w:szCs w:val="28"/>
         </w:rPr>
-        <w:t>x</w:t>
-      </w:r>
-      <w:r>
+        <w:tab/>
+        <w:t>Рассмотрим один шаг итерационного процесса. Пусть на (n-1)-м шаге найден отрезок [an-1, bn-1] пренадлежащий [a, b], такой, что f (an-1) f (bn-1). Разделим его пополам точкой e = (an-1 +bn-1)/2 и вычислим f (e). Если f (e)=0, то e =( an-1+bn-1)/2- корень уравнения. Если f (e) !=   , то из двух половин отрезка выбирается та, на концах которой функция имеет противоположные знаки, поскольку искомый корень лежит на этой половине, т.е.</w:t>
+      </w:r>
+    </w:p>
+    <w:p>
+      <w:pPr>
+        <w:pStyle w:val="Normal"/>
+        <w:spacing w:lineRule="auto" w:line="360"/>
+        <w:jc w:val="left"/>
         <w:rPr>
           <w:b w:val="false"/>
           <w:bCs w:val="false"/>
           <w:sz w:val="28"/>
           <w:szCs w:val="28"/>
         </w:rPr>
-        <w:t>)</w:t>
-      </w:r>
+      </w:pPr>
       <w:r>
         <w:rPr>
           <w:b w:val="false"/>
@@ -2283,7 +2209,7 @@
           <w:sz w:val="28"/>
           <w:szCs w:val="28"/>
         </w:rPr>
-        <w:t xml:space="preserve"> (корень уравнения</w:t>
+        <w:t>an = an-1, bn = e, если f (e) f (an-1) &lt; 0 ;</w:t>
       </w:r>
     </w:p>
     <w:p>
@@ -2305,17 +2231,21 @@
           <w:sz w:val="28"/>
           <w:szCs w:val="28"/>
         </w:rPr>
-        <w:t xml:space="preserve">f </w:t>
-      </w:r>
-      <w:r>
+        <w:t>an = e, bn = bn-1, если f (e) f (an-1) &gt; 0 .</w:t>
+      </w:r>
+    </w:p>
+    <w:p>
+      <w:pPr>
+        <w:pStyle w:val="Normal"/>
+        <w:spacing w:lineRule="auto" w:line="360"/>
+        <w:jc w:val="left"/>
         <w:rPr>
           <w:b w:val="false"/>
           <w:bCs w:val="false"/>
           <w:sz w:val="28"/>
           <w:szCs w:val="28"/>
         </w:rPr>
-        <w:t>(</w:t>
-      </w:r>
+      </w:pPr>
       <w:r>
         <w:rPr>
           <w:b w:val="false"/>
@@ -2323,17 +2253,22 @@
           <w:sz w:val="28"/>
           <w:szCs w:val="28"/>
         </w:rPr>
-        <w:t>x</w:t>
-      </w:r>
-      <w:r>
+        <w:tab/>
+        <w:t>Если требуется найти корень с точностью e, то деление пополам продолжается до тех пор, пока длина отрезка не станет меньше 2e. Тогда координата середины отрезка есть значение корня с требуемой точностью e.</w:t>
+      </w:r>
+    </w:p>
+    <w:p>
+      <w:pPr>
+        <w:pStyle w:val="Normal"/>
+        <w:spacing w:lineRule="auto" w:line="360"/>
+        <w:jc w:val="left"/>
         <w:rPr>
           <w:b w:val="false"/>
           <w:bCs w:val="false"/>
           <w:sz w:val="28"/>
           <w:szCs w:val="28"/>
         </w:rPr>
-        <w:t xml:space="preserve">) = </w:t>
-      </w:r>
+      </w:pPr>
       <w:r>
         <w:rPr>
           <w:b w:val="false"/>
@@ -2341,7 +2276,7 @@
           <w:sz w:val="28"/>
           <w:szCs w:val="28"/>
         </w:rPr>
-        <w:t>0 с любой заданной точностью.</w:t>
+        <w:t>Метод бисекции является простым и надежным методом поиска простого корня уравнения f (x) = 0 (простым называется корень x=c дифференцируемой функции f (x), если f (с) и f (с)). Этот метод сходится для любых непрерывных функций f (x), в том числе недифференцируемых. Скорость его сходимости невысока. Для достижения точности необходимо совершить N*log2(b-a)/e итераций. Это означает, что для получения каждых трех верных десятичных знаков необходимо совершить около 10 итераций.</w:t>
       </w:r>
     </w:p>
     <w:p>
@@ -2363,505 +2298,6 @@
           <w:sz w:val="28"/>
           <w:szCs w:val="28"/>
         </w:rPr>
-        <w:tab/>
-        <w:t xml:space="preserve">Рассмотрим один шаг итерационного процесса. Пусть на (n-1)-м шаге найден отрезок [an-1, bn-1] </w:t>
-      </w:r>
-      <w:r>
-        <w:rPr>
-          <w:b w:val="false"/>
-          <w:bCs w:val="false"/>
-          <w:sz w:val="28"/>
-          <w:szCs w:val="28"/>
-        </w:rPr>
-        <w:t>пренадлежащий</w:t>
-      </w:r>
-      <w:r>
-        <w:rPr>
-          <w:b w:val="false"/>
-          <w:bCs w:val="false"/>
-          <w:sz w:val="28"/>
-          <w:szCs w:val="28"/>
-        </w:rPr>
-        <w:t xml:space="preserve"> [a, b], такой, что f (an-1) f (bn-1). Разделим его пополам точкой </w:t>
-      </w:r>
-      <w:r>
-        <w:rPr>
-          <w:b w:val="false"/>
-          <w:bCs w:val="false"/>
-          <w:sz w:val="28"/>
-          <w:szCs w:val="28"/>
-        </w:rPr>
-        <w:t xml:space="preserve">e = </w:t>
-      </w:r>
-      <w:r>
-        <w:rPr>
-          <w:b w:val="false"/>
-          <w:bCs w:val="false"/>
-          <w:sz w:val="28"/>
-          <w:szCs w:val="28"/>
-        </w:rPr>
-        <w:t>(an-1 +bn-1)/2 и вычислим f (</w:t>
-      </w:r>
-      <w:r>
-        <w:rPr>
-          <w:b w:val="false"/>
-          <w:bCs w:val="false"/>
-          <w:sz w:val="28"/>
-          <w:szCs w:val="28"/>
-        </w:rPr>
-        <w:t>e</w:t>
-      </w:r>
-      <w:r>
-        <w:rPr>
-          <w:b w:val="false"/>
-          <w:bCs w:val="false"/>
-          <w:sz w:val="28"/>
-          <w:szCs w:val="28"/>
-        </w:rPr>
-        <w:t>). Если f (</w:t>
-      </w:r>
-      <w:r>
-        <w:rPr>
-          <w:b w:val="false"/>
-          <w:bCs w:val="false"/>
-          <w:sz w:val="28"/>
-          <w:szCs w:val="28"/>
-        </w:rPr>
-        <w:t>e</w:t>
-      </w:r>
-      <w:r>
-        <w:rPr>
-          <w:b w:val="false"/>
-          <w:bCs w:val="false"/>
-          <w:sz w:val="28"/>
-          <w:szCs w:val="28"/>
-        </w:rPr>
-        <w:t xml:space="preserve">)=0, то </w:t>
-      </w:r>
-      <w:r>
-        <w:rPr>
-          <w:b w:val="false"/>
-          <w:bCs w:val="false"/>
-          <w:sz w:val="28"/>
-          <w:szCs w:val="28"/>
-        </w:rPr>
-        <w:t>e</w:t>
-      </w:r>
-      <w:r>
-        <w:rPr>
-          <w:b w:val="false"/>
-          <w:bCs w:val="false"/>
-          <w:sz w:val="28"/>
-          <w:szCs w:val="28"/>
-        </w:rPr>
-        <w:t xml:space="preserve"> =( an-1+bn-1)/2- корень уравнения. Если f (</w:t>
-      </w:r>
-      <w:r>
-        <w:rPr>
-          <w:b w:val="false"/>
-          <w:bCs w:val="false"/>
-          <w:sz w:val="28"/>
-          <w:szCs w:val="28"/>
-        </w:rPr>
-        <w:t xml:space="preserve">e) != </w:t>
-      </w:r>
-      <w:r>
-        <w:rPr>
-          <w:b w:val="false"/>
-          <w:bCs w:val="false"/>
-          <w:sz w:val="28"/>
-          <w:szCs w:val="28"/>
-        </w:rPr>
-        <w:t>  , то из двух половин отрезка выбирается та, на концах которой функция имеет противоположные знаки, поскольку искомый корень лежит на этой половине, т.е.</w:t>
-      </w:r>
-    </w:p>
-    <w:p>
-      <w:pPr>
-        <w:pStyle w:val="Normal"/>
-        <w:spacing w:lineRule="auto" w:line="360"/>
-        <w:jc w:val="left"/>
-        <w:rPr>
-          <w:b w:val="false"/>
-          <w:bCs w:val="false"/>
-          <w:sz w:val="28"/>
-          <w:szCs w:val="28"/>
-        </w:rPr>
-      </w:pPr>
-      <w:r>
-        <w:rPr>
-          <w:b w:val="false"/>
-          <w:bCs w:val="false"/>
-          <w:sz w:val="28"/>
-          <w:szCs w:val="28"/>
-        </w:rPr>
-        <w:t xml:space="preserve">an = an-1, bn = </w:t>
-      </w:r>
-      <w:r>
-        <w:rPr>
-          <w:b w:val="false"/>
-          <w:bCs w:val="false"/>
-          <w:sz w:val="28"/>
-          <w:szCs w:val="28"/>
-        </w:rPr>
-        <w:t>e</w:t>
-      </w:r>
-      <w:r>
-        <w:rPr>
-          <w:b w:val="false"/>
-          <w:bCs w:val="false"/>
-          <w:sz w:val="28"/>
-          <w:szCs w:val="28"/>
-        </w:rPr>
-        <w:t>, если f (</w:t>
-      </w:r>
-      <w:r>
-        <w:rPr>
-          <w:b w:val="false"/>
-          <w:bCs w:val="false"/>
-          <w:sz w:val="28"/>
-          <w:szCs w:val="28"/>
-        </w:rPr>
-        <w:t>e</w:t>
-      </w:r>
-      <w:r>
-        <w:rPr>
-          <w:b w:val="false"/>
-          <w:bCs w:val="false"/>
-          <w:sz w:val="28"/>
-          <w:szCs w:val="28"/>
-        </w:rPr>
-        <w:t>) f (an-1) &lt; 0 ;</w:t>
-      </w:r>
-    </w:p>
-    <w:p>
-      <w:pPr>
-        <w:pStyle w:val="Normal"/>
-        <w:spacing w:lineRule="auto" w:line="360"/>
-        <w:jc w:val="left"/>
-        <w:rPr>
-          <w:b w:val="false"/>
-          <w:bCs w:val="false"/>
-          <w:sz w:val="28"/>
-          <w:szCs w:val="28"/>
-        </w:rPr>
-      </w:pPr>
-      <w:r>
-        <w:rPr>
-          <w:b w:val="false"/>
-          <w:bCs w:val="false"/>
-          <w:sz w:val="28"/>
-          <w:szCs w:val="28"/>
-        </w:rPr>
-        <w:t xml:space="preserve">an = </w:t>
-      </w:r>
-      <w:r>
-        <w:rPr>
-          <w:b w:val="false"/>
-          <w:bCs w:val="false"/>
-          <w:sz w:val="28"/>
-          <w:szCs w:val="28"/>
-        </w:rPr>
-        <w:t>e</w:t>
-      </w:r>
-      <w:r>
-        <w:rPr>
-          <w:b w:val="false"/>
-          <w:bCs w:val="false"/>
-          <w:sz w:val="28"/>
-          <w:szCs w:val="28"/>
-        </w:rPr>
-        <w:t>, bn = bn-1, если f (</w:t>
-      </w:r>
-      <w:r>
-        <w:rPr>
-          <w:b w:val="false"/>
-          <w:bCs w:val="false"/>
-          <w:sz w:val="28"/>
-          <w:szCs w:val="28"/>
-        </w:rPr>
-        <w:t>e</w:t>
-      </w:r>
-      <w:r>
-        <w:rPr>
-          <w:b w:val="false"/>
-          <w:bCs w:val="false"/>
-          <w:sz w:val="28"/>
-          <w:szCs w:val="28"/>
-        </w:rPr>
-        <w:t>) f (an-1) &gt; 0 .</w:t>
-      </w:r>
-    </w:p>
-    <w:p>
-      <w:pPr>
-        <w:pStyle w:val="Normal"/>
-        <w:spacing w:lineRule="auto" w:line="360"/>
-        <w:jc w:val="left"/>
-        <w:rPr>
-          <w:b w:val="false"/>
-          <w:bCs w:val="false"/>
-          <w:sz w:val="28"/>
-          <w:szCs w:val="28"/>
-        </w:rPr>
-      </w:pPr>
-      <w:r>
-        <w:rPr>
-          <w:b w:val="false"/>
-          <w:bCs w:val="false"/>
-          <w:sz w:val="28"/>
-          <w:szCs w:val="28"/>
-        </w:rPr>
-        <w:tab/>
-        <w:t xml:space="preserve">Если требуется найти корень с точностью </w:t>
-      </w:r>
-      <w:r>
-        <w:rPr>
-          <w:b w:val="false"/>
-          <w:bCs w:val="false"/>
-          <w:sz w:val="28"/>
-          <w:szCs w:val="28"/>
-        </w:rPr>
-        <w:t>e</w:t>
-      </w:r>
-      <w:r>
-        <w:rPr>
-          <w:b w:val="false"/>
-          <w:bCs w:val="false"/>
-          <w:sz w:val="28"/>
-          <w:szCs w:val="28"/>
-        </w:rPr>
-        <w:t xml:space="preserve">, то деление пополам продолжается до тех пор, пока длина отрезка не станет меньше </w:t>
-      </w:r>
-      <w:r>
-        <w:rPr>
-          <w:b w:val="false"/>
-          <w:bCs w:val="false"/>
-          <w:sz w:val="28"/>
-          <w:szCs w:val="28"/>
-        </w:rPr>
-        <w:t>2</w:t>
-      </w:r>
-      <w:r>
-        <w:rPr>
-          <w:b w:val="false"/>
-          <w:bCs w:val="false"/>
-          <w:sz w:val="28"/>
-          <w:szCs w:val="28"/>
-        </w:rPr>
-        <w:t>e</w:t>
-      </w:r>
-      <w:r>
-        <w:rPr>
-          <w:b w:val="false"/>
-          <w:bCs w:val="false"/>
-          <w:sz w:val="28"/>
-          <w:szCs w:val="28"/>
-        </w:rPr>
-        <w:t xml:space="preserve">. Тогда координата середины отрезка есть значение корня с требуемой точностью </w:t>
-      </w:r>
-      <w:r>
-        <w:rPr>
-          <w:b w:val="false"/>
-          <w:bCs w:val="false"/>
-          <w:sz w:val="28"/>
-          <w:szCs w:val="28"/>
-        </w:rPr>
-        <w:t>e</w:t>
-      </w:r>
-      <w:r>
-        <w:rPr>
-          <w:b w:val="false"/>
-          <w:bCs w:val="false"/>
-          <w:sz w:val="28"/>
-          <w:szCs w:val="28"/>
-        </w:rPr>
-        <w:t>.</w:t>
-      </w:r>
-    </w:p>
-    <w:p>
-      <w:pPr>
-        <w:pStyle w:val="Normal"/>
-        <w:spacing w:lineRule="auto" w:line="360"/>
-        <w:jc w:val="left"/>
-        <w:rPr>
-          <w:b w:val="false"/>
-          <w:bCs w:val="false"/>
-          <w:sz w:val="28"/>
-          <w:szCs w:val="28"/>
-        </w:rPr>
-      </w:pPr>
-      <w:r>
-        <w:rPr>
-          <w:b w:val="false"/>
-          <w:bCs w:val="false"/>
-          <w:sz w:val="28"/>
-          <w:szCs w:val="28"/>
-        </w:rPr>
-        <w:t xml:space="preserve">Метод бисекции является простым и надежным методом поиска простого корня уравнения f </w:t>
-      </w:r>
-      <w:r>
-        <w:rPr>
-          <w:b w:val="false"/>
-          <w:bCs w:val="false"/>
-          <w:sz w:val="28"/>
-          <w:szCs w:val="28"/>
-        </w:rPr>
-        <w:t>(</w:t>
-      </w:r>
-      <w:r>
-        <w:rPr>
-          <w:b w:val="false"/>
-          <w:bCs w:val="false"/>
-          <w:sz w:val="28"/>
-          <w:szCs w:val="28"/>
-        </w:rPr>
-        <w:t>x</w:t>
-      </w:r>
-      <w:r>
-        <w:rPr>
-          <w:b w:val="false"/>
-          <w:bCs w:val="false"/>
-          <w:sz w:val="28"/>
-          <w:szCs w:val="28"/>
-        </w:rPr>
-        <w:t>) =</w:t>
-      </w:r>
-      <w:r>
-        <w:rPr>
-          <w:b w:val="false"/>
-          <w:bCs w:val="false"/>
-          <w:sz w:val="28"/>
-          <w:szCs w:val="28"/>
-        </w:rPr>
-        <w:t xml:space="preserve"> 0 (простым называется корень x=c дифференцируемой функции f </w:t>
-      </w:r>
-      <w:r>
-        <w:rPr>
-          <w:b w:val="false"/>
-          <w:bCs w:val="false"/>
-          <w:sz w:val="28"/>
-          <w:szCs w:val="28"/>
-        </w:rPr>
-        <w:t>(</w:t>
-      </w:r>
-      <w:r>
-        <w:rPr>
-          <w:b w:val="false"/>
-          <w:bCs w:val="false"/>
-          <w:sz w:val="28"/>
-          <w:szCs w:val="28"/>
-        </w:rPr>
-        <w:t>x</w:t>
-      </w:r>
-      <w:r>
-        <w:rPr>
-          <w:b w:val="false"/>
-          <w:bCs w:val="false"/>
-          <w:sz w:val="28"/>
-          <w:szCs w:val="28"/>
-        </w:rPr>
-        <w:t>)</w:t>
-      </w:r>
-      <w:r>
-        <w:rPr>
-          <w:b w:val="false"/>
-          <w:bCs w:val="false"/>
-          <w:sz w:val="28"/>
-          <w:szCs w:val="28"/>
-        </w:rPr>
-        <w:t xml:space="preserve">, если f (с) и f (с)). Этот метод сходится для любых непрерывных функций f </w:t>
-      </w:r>
-      <w:r>
-        <w:rPr>
-          <w:b w:val="false"/>
-          <w:bCs w:val="false"/>
-          <w:sz w:val="28"/>
-          <w:szCs w:val="28"/>
-        </w:rPr>
-        <w:t>(</w:t>
-      </w:r>
-      <w:r>
-        <w:rPr>
-          <w:b w:val="false"/>
-          <w:bCs w:val="false"/>
-          <w:sz w:val="28"/>
-          <w:szCs w:val="28"/>
-        </w:rPr>
-        <w:t>x</w:t>
-      </w:r>
-      <w:r>
-        <w:rPr>
-          <w:b w:val="false"/>
-          <w:bCs w:val="false"/>
-          <w:sz w:val="28"/>
-          <w:szCs w:val="28"/>
-        </w:rPr>
-        <w:t>)</w:t>
-      </w:r>
-      <w:r>
-        <w:rPr>
-          <w:b w:val="false"/>
-          <w:bCs w:val="false"/>
-          <w:sz w:val="28"/>
-          <w:szCs w:val="28"/>
-        </w:rPr>
-        <w:t>, в том числе недифференцируемых. Скорость его сходимости невысока. Для достижения точности необходимо совершить N</w:t>
-      </w:r>
-      <w:r>
-        <w:rPr>
-          <w:b w:val="false"/>
-          <w:bCs w:val="false"/>
-          <w:sz w:val="28"/>
-          <w:szCs w:val="28"/>
-        </w:rPr>
-        <w:t>*</w:t>
-      </w:r>
-      <w:r>
-        <w:rPr>
-          <w:b w:val="false"/>
-          <w:bCs w:val="false"/>
-          <w:sz w:val="28"/>
-          <w:szCs w:val="28"/>
-        </w:rPr>
-        <w:t>log2(b-a)/</w:t>
-      </w:r>
-      <w:r>
-        <w:rPr>
-          <w:b w:val="false"/>
-          <w:bCs w:val="false"/>
-          <w:sz w:val="28"/>
-          <w:szCs w:val="28"/>
-        </w:rPr>
-        <w:t>e</w:t>
-      </w:r>
-      <w:r>
-        <w:rPr>
-          <w:b w:val="false"/>
-          <w:bCs w:val="false"/>
-          <w:sz w:val="28"/>
-          <w:szCs w:val="28"/>
-        </w:rPr>
-        <w:t xml:space="preserve"> итераций. Это означает, что для получения каждых трех верных десятичных знаков необходимо совершить около 10 итераций.</w:t>
-      </w:r>
-    </w:p>
-    <w:p>
-      <w:pPr>
-        <w:pStyle w:val="Normal"/>
-        <w:spacing w:lineRule="auto" w:line="360"/>
-        <w:jc w:val="left"/>
-        <w:rPr>
-          <w:b w:val="false"/>
-          <w:bCs w:val="false"/>
-          <w:sz w:val="28"/>
-          <w:szCs w:val="28"/>
-        </w:rPr>
-      </w:pPr>
-      <w:r>
-        <w:rPr>
-          <w:b w:val="false"/>
-          <w:bCs w:val="false"/>
-          <w:sz w:val="28"/>
-          <w:szCs w:val="28"/>
-        </w:rPr>
       </w:r>
     </w:p>
     <w:p>
@@ -3460,7 +2896,6 @@
       </w:pPr>
       <w:r>
         <w:rPr>
-          <w:rFonts w:ascii="Times New Roman" w:hAnsi="Times New Roman"/>
           <w:color w:val="000000"/>
           <w:sz w:val="28"/>
           <w:szCs w:val="28"/>
@@ -3482,27 +2917,25 @@
       </w:r>
       <w:r>
         <w:rPr>
+          <w:sz w:val="28"/>
+          <w:szCs w:val="28"/>
+        </w:rPr>
+        <w:t>Выполнение лабораторной работы осуществлялось в соответствии с заданным алгоритмом и включало следующие этапы:</w:t>
+      </w:r>
+    </w:p>
+    <w:p>
+      <w:pPr>
+        <w:pStyle w:val="Normal"/>
+        <w:spacing w:lineRule="auto" w:line="360"/>
+        <w:jc w:val="both"/>
+        <w:rPr>
           <w:rFonts w:ascii="Times New Roman" w:hAnsi="Times New Roman"/>
           <w:sz w:val="28"/>
           <w:szCs w:val="28"/>
         </w:rPr>
-        <w:t>Выполнение лабораторной работы осуществлялось в соответствии с заданным алгоритмом и включало следующие этапы:</w:t>
-      </w:r>
-    </w:p>
-    <w:p>
-      <w:pPr>
-        <w:pStyle w:val="Normal"/>
-        <w:spacing w:lineRule="auto" w:line="360"/>
-        <w:jc w:val="both"/>
-        <w:rPr>
-          <w:rFonts w:ascii="Times New Roman" w:hAnsi="Times New Roman"/>
-          <w:sz w:val="28"/>
-          <w:szCs w:val="28"/>
-        </w:rPr>
-      </w:pPr>
-      <w:r>
-        <w:rPr>
-          <w:rFonts w:ascii="Times New Roman" w:hAnsi="Times New Roman"/>
+      </w:pPr>
+      <w:r>
+        <w:rPr>
           <w:sz w:val="28"/>
           <w:szCs w:val="28"/>
         </w:rPr>
@@ -3532,7 +2965,6 @@
       <w:bookmarkEnd w:id="5"/>
       <w:r>
         <w:rPr>
-          <w:rFonts w:ascii="Times New Roman" w:hAnsi="Times New Roman"/>
           <w:sz w:val="28"/>
           <w:szCs w:val="28"/>
         </w:rPr>
@@ -3559,64 +2991,30 @@
       <w:bookmarkEnd w:id="6"/>
       <w:r>
         <w:rPr>
+          <w:sz w:val="28"/>
+          <w:szCs w:val="28"/>
+        </w:rPr>
+        <w:t>Было выбрано нелинейное уравнение f(x) = (1.0 + cos(x))/(3.0 - sin(x)) - x=0. Предварительно был произведен графический анализ функции для локализации корня на отрезке [0,1], где функция непрерывна и удовлетворяет условию теоремы Коши (f(0)⋅f(1)&lt;0).</w:t>
+      </w:r>
+    </w:p>
+    <w:p>
+      <w:pPr>
+        <w:pStyle w:val="Normal"/>
+        <w:spacing w:lineRule="auto" w:line="360"/>
+        <w:jc w:val="both"/>
+        <w:rPr>
           <w:rFonts w:ascii="Times New Roman" w:hAnsi="Times New Roman"/>
           <w:sz w:val="28"/>
           <w:szCs w:val="28"/>
         </w:rPr>
-        <w:t xml:space="preserve">Было выбрано нелинейное уравнение f(x) = </w:t>
-      </w:r>
-      <w:r>
-        <w:rPr>
-          <w:rFonts w:ascii="Times New Roman" w:hAnsi="Times New Roman"/>
-          <w:sz w:val="28"/>
-          <w:szCs w:val="28"/>
-        </w:rPr>
-        <w:t>(1.0 + cos(x))/(</w:t>
-      </w:r>
-      <w:r>
-        <w:rPr>
-          <w:rFonts w:ascii="Times New Roman" w:hAnsi="Times New Roman"/>
-          <w:sz w:val="28"/>
-          <w:szCs w:val="28"/>
-        </w:rPr>
-        <w:t>3.0 - sin(x)</w:t>
-      </w:r>
-      <w:r>
-        <w:rPr>
-          <w:rFonts w:ascii="Times New Roman" w:hAnsi="Times New Roman"/>
-          <w:sz w:val="28"/>
-          <w:szCs w:val="28"/>
-        </w:rPr>
-        <w:t>) -</w:t>
-      </w:r>
-      <w:r>
-        <w:rPr>
-          <w:rFonts w:ascii="Times New Roman" w:hAnsi="Times New Roman"/>
-          <w:sz w:val="28"/>
-          <w:szCs w:val="28"/>
-        </w:rPr>
-        <w:t xml:space="preserve"> x=0. Предварительно был произведен графический анализ функции для локализации корня на отрезке [0,1], где функция непрерывна и удовлетворяет условию теоремы Коши (f(0)⋅f(1)&lt;0).</w:t>
-      </w:r>
-    </w:p>
-    <w:p>
-      <w:pPr>
-        <w:pStyle w:val="Normal"/>
-        <w:spacing w:lineRule="auto" w:line="360"/>
-        <w:jc w:val="both"/>
-        <w:rPr>
-          <w:rFonts w:ascii="Times New Roman" w:hAnsi="Times New Roman"/>
-          <w:sz w:val="28"/>
-          <w:szCs w:val="28"/>
-        </w:rPr>
-      </w:pPr>
-      <w:r>
-        <w:rPr>
-          <w:rFonts w:ascii="Times New Roman" w:hAnsi="Times New Roman"/>
+      </w:pPr>
+      <w:r>
+        <w:rPr>
           <w:sz w:val="28"/>
           <w:szCs w:val="28"/>
         </w:rPr>
         <w:drawing>
-          <wp:anchor behindDoc="0" distT="0" distB="0" distL="0" distR="0" simplePos="0" locked="0" layoutInCell="0" allowOverlap="1" relativeHeight="3">
+          <wp:anchor behindDoc="0" distT="0" distB="0" distL="0" distR="0" simplePos="0" locked="0" layoutInCell="0" allowOverlap="1" relativeHeight="2">
             <wp:simplePos x="0" y="0"/>
             <wp:positionH relativeFrom="column">
               <wp:align>center</wp:align>
@@ -3686,43 +3084,10 @@
       <w:bookmarkEnd w:id="7"/>
       <w:r>
         <w:rPr>
-          <w:rFonts w:ascii="Times New Roman" w:hAnsi="Times New Roman"/>
-          <w:sz w:val="28"/>
-          <w:szCs w:val="28"/>
-        </w:rPr>
-        <w:t xml:space="preserve">Реализация вычислительного модуля: На языке C++ были </w:t>
-      </w:r>
-      <w:r>
-        <w:rPr>
-          <w:rFonts w:ascii="Times New Roman" w:hAnsi="Times New Roman"/>
-          <w:sz w:val="28"/>
-          <w:szCs w:val="28"/>
-        </w:rPr>
-        <w:t>использованы</w:t>
-      </w:r>
-      <w:r>
-        <w:rPr>
-          <w:rFonts w:ascii="Times New Roman" w:hAnsi="Times New Roman"/>
-          <w:sz w:val="28"/>
-          <w:szCs w:val="28"/>
-        </w:rPr>
-        <w:t xml:space="preserve"> функции </w:t>
-      </w:r>
-      <w:r>
-        <w:rPr>
-          <w:rFonts w:ascii="Times New Roman" w:hAnsi="Times New Roman"/>
-          <w:sz w:val="28"/>
-          <w:szCs w:val="28"/>
-        </w:rPr>
-        <w:t>из пакета methods</w:t>
-      </w:r>
-      <w:r>
-        <w:rPr>
-          <w:rFonts w:ascii="Times New Roman" w:hAnsi="Times New Roman"/>
-          <w:sz w:val="28"/>
-          <w:szCs w:val="28"/>
-        </w:rPr>
-        <w:t>:</w:t>
+          <w:sz w:val="28"/>
+          <w:szCs w:val="28"/>
+        </w:rPr>
+        <w:t>Реализация вычислительного модуля: На языке C++ были использованы функции из пакета methods:</w:t>
       </w:r>
     </w:p>
     <w:p>
@@ -3746,7 +3111,6 @@
       <w:r>
         <w:rPr>
           <w:rStyle w:val="SourceText"/>
-          <w:rFonts w:ascii="Times New Roman" w:hAnsi="Times New Roman"/>
           <w:b w:val="false"/>
           <w:bCs w:val="false"/>
           <w:sz w:val="28"/>
@@ -3756,7 +3120,6 @@
       </w:r>
       <w:r>
         <w:rPr>
-          <w:rFonts w:ascii="Times New Roman" w:hAnsi="Times New Roman"/>
           <w:b w:val="false"/>
           <w:bCs w:val="false"/>
           <w:sz w:val="28"/>
@@ -3786,7 +3149,6 @@
       <w:r>
         <w:rPr>
           <w:rStyle w:val="SourceText"/>
-          <w:rFonts w:ascii="Times New Roman" w:hAnsi="Times New Roman"/>
           <w:b w:val="false"/>
           <w:bCs w:val="false"/>
           <w:sz w:val="28"/>
@@ -3796,7 +3158,6 @@
       </w:r>
       <w:r>
         <w:rPr>
-          <w:rFonts w:ascii="Times New Roman" w:hAnsi="Times New Roman"/>
           <w:b w:val="false"/>
           <w:bCs w:val="false"/>
           <w:sz w:val="28"/>
@@ -3825,7 +3186,6 @@
       <w:bookmarkEnd w:id="10"/>
       <w:r>
         <w:rPr>
-          <w:rFonts w:ascii="Times New Roman" w:hAnsi="Times New Roman"/>
           <w:sz w:val="28"/>
           <w:szCs w:val="28"/>
         </w:rPr>
@@ -3852,7 +3212,6 @@
       <w:bookmarkEnd w:id="11"/>
       <w:r>
         <w:rPr>
-          <w:rFonts w:ascii="Times New Roman" w:hAnsi="Times New Roman"/>
           <w:b w:val="false"/>
           <w:bCs w:val="false"/>
           <w:sz w:val="28"/>
@@ -3863,7 +3222,6 @@
       <w:r>
         <w:rPr>
           <w:rStyle w:val="SourceText"/>
-          <w:rFonts w:ascii="Times New Roman" w:hAnsi="Times New Roman"/>
           <w:b w:val="false"/>
           <w:bCs w:val="false"/>
           <w:sz w:val="28"/>
@@ -3873,7 +3231,6 @@
       </w:r>
       <w:r>
         <w:rPr>
-          <w:rFonts w:ascii="Times New Roman" w:hAnsi="Times New Roman"/>
           <w:b w:val="false"/>
           <w:bCs w:val="false"/>
           <w:sz w:val="28"/>
@@ -3906,23 +3263,12 @@
       <w:bookmarkEnd w:id="12"/>
       <w:r>
         <w:rPr>
-          <w:rFonts w:ascii="Times New Roman" w:hAnsi="Times New Roman"/>
           <w:b w:val="false"/>
           <w:bCs w:val="false"/>
           <w:sz w:val="28"/>
           <w:szCs w:val="28"/>
         </w:rPr>
-        <w:t xml:space="preserve">study_operation_count() - </w:t>
-      </w:r>
-      <w:r>
-        <w:rPr>
-          <w:rFonts w:ascii="Times New Roman" w:hAnsi="Times New Roman"/>
-          <w:b w:val="false"/>
-          <w:bCs w:val="false"/>
-          <w:sz w:val="28"/>
-          <w:szCs w:val="28"/>
-        </w:rPr>
-        <w:t>функция для исследования зависимости колличесва операций от точности.</w:t>
+        <w:t>study_operation_count() - функция для исследования зависимости колличесва операций от точности.</w:t>
       </w:r>
     </w:p>
     <w:p>
@@ -3949,7 +3295,6 @@
       <w:bookmarkEnd w:id="13"/>
       <w:r>
         <w:rPr>
-          <w:rFonts w:ascii="Times New Roman" w:hAnsi="Times New Roman"/>
           <w:sz w:val="28"/>
           <w:szCs w:val="28"/>
         </w:rPr>
@@ -3974,7 +3319,6 @@
       </w:pPr>
       <w:r>
         <w:rPr>
-          <w:rFonts w:ascii="Times New Roman" w:hAnsi="Times New Roman"/>
           <w:sz w:val="28"/>
           <w:szCs w:val="28"/>
         </w:rPr>
@@ -4004,7 +3348,6 @@
       <w:bookmarkEnd w:id="14"/>
       <w:r>
         <w:rPr>
-          <w:rFonts w:ascii="Times New Roman" w:hAnsi="Times New Roman"/>
           <w:sz w:val="28"/>
           <w:szCs w:val="28"/>
         </w:rPr>
@@ -4035,7 +3378,6 @@
       <w:bookmarkEnd w:id="15"/>
       <w:r>
         <w:rPr>
-          <w:rFonts w:ascii="Times New Roman" w:hAnsi="Times New Roman"/>
           <w:sz w:val="28"/>
           <w:szCs w:val="28"/>
         </w:rPr>
@@ -4066,7 +3408,6 @@
       <w:bookmarkEnd w:id="16"/>
       <w:r>
         <w:rPr>
-          <w:rFonts w:ascii="Times New Roman" w:hAnsi="Times New Roman"/>
           <w:sz w:val="28"/>
           <w:szCs w:val="28"/>
         </w:rPr>
@@ -4093,7 +3434,6 @@
       <w:bookmarkEnd w:id="17"/>
       <w:r>
         <w:rPr>
-          <w:rFonts w:ascii="Times New Roman" w:hAnsi="Times New Roman"/>
           <w:b w:val="false"/>
           <w:bCs w:val="false"/>
           <w:sz w:val="28"/>
@@ -4104,7 +3444,6 @@
       <w:r>
         <w:rPr>
           <w:rStyle w:val="SourceText"/>
-          <w:rFonts w:ascii="Times New Roman" w:hAnsi="Times New Roman"/>
           <w:b w:val="false"/>
           <w:bCs w:val="false"/>
           <w:sz w:val="28"/>
@@ -4114,7 +3453,6 @@
       </w:r>
       <w:r>
         <w:rPr>
-          <w:rFonts w:ascii="Times New Roman" w:hAnsi="Times New Roman"/>
           <w:b w:val="false"/>
           <w:bCs w:val="false"/>
           <w:sz w:val="28"/>
@@ -4141,7 +3479,6 @@
       </w:pPr>
       <w:r>
         <w:rPr>
-          <w:rFonts w:ascii="Times New Roman" w:hAnsi="Times New Roman"/>
           <w:sz w:val="28"/>
           <w:szCs w:val="28"/>
         </w:rPr>
@@ -4165,7 +3502,6 @@
       </w:pPr>
       <w:r>
         <w:rPr>
-          <w:rFonts w:ascii="Times New Roman" w:hAnsi="Times New Roman"/>
           <w:sz w:val="28"/>
           <w:szCs w:val="28"/>
         </w:rPr>
@@ -4195,7 +3531,6 @@
       <w:bookmarkEnd w:id="18"/>
       <w:r>
         <w:rPr>
-          <w:rFonts w:ascii="Times New Roman" w:hAnsi="Times New Roman"/>
           <w:sz w:val="28"/>
           <w:szCs w:val="28"/>
         </w:rPr>
@@ -4222,7 +3557,6 @@
       <w:bookmarkEnd w:id="19"/>
       <w:r>
         <w:rPr>
-          <w:rFonts w:ascii="Times New Roman" w:hAnsi="Times New Roman"/>
           <w:b w:val="false"/>
           <w:bCs w:val="false"/>
           <w:sz w:val="28"/>
@@ -4233,7 +3567,6 @@
       <w:r>
         <w:rPr>
           <w:rStyle w:val="SourceText"/>
-          <w:rFonts w:ascii="Times New Roman" w:hAnsi="Times New Roman"/>
           <w:b w:val="false"/>
           <w:bCs w:val="false"/>
           <w:sz w:val="28"/>
@@ -4243,7 +3576,6 @@
       </w:r>
       <w:r>
         <w:rPr>
-          <w:rFonts w:ascii="Times New Roman" w:hAnsi="Times New Roman"/>
           <w:b w:val="false"/>
           <w:bCs w:val="false"/>
           <w:sz w:val="28"/>
@@ -4276,7 +3608,6 @@
       <w:bookmarkEnd w:id="20"/>
       <w:r>
         <w:rPr>
-          <w:rFonts w:ascii="Times New Roman" w:hAnsi="Times New Roman"/>
           <w:sz w:val="28"/>
           <w:szCs w:val="28"/>
         </w:rPr>
@@ -4303,7 +3634,6 @@
       <w:bookmarkEnd w:id="21"/>
       <w:r>
         <w:rPr>
-          <w:rFonts w:ascii="Times New Roman" w:hAnsi="Times New Roman"/>
           <w:b w:val="false"/>
           <w:bCs w:val="false"/>
           <w:sz w:val="28"/>
@@ -4314,7 +3644,6 @@
       <w:r>
         <w:rPr>
           <w:rStyle w:val="SourceText"/>
-          <w:rFonts w:ascii="Times New Roman" w:hAnsi="Times New Roman"/>
           <w:b w:val="false"/>
           <w:bCs w:val="false"/>
           <w:sz w:val="28"/>
@@ -4324,7 +3653,6 @@
       </w:r>
       <w:r>
         <w:rPr>
-          <w:rFonts w:ascii="Times New Roman" w:hAnsi="Times New Roman"/>
           <w:b w:val="false"/>
           <w:bCs w:val="false"/>
           <w:sz w:val="28"/>
@@ -4357,7 +3685,6 @@
       <w:bookmarkEnd w:id="22"/>
       <w:r>
         <w:rPr>
-          <w:rFonts w:ascii="Times New Roman" w:hAnsi="Times New Roman"/>
           <w:sz w:val="28"/>
           <w:szCs w:val="28"/>
         </w:rPr>
@@ -4384,7 +3711,6 @@
       <w:bookmarkEnd w:id="23"/>
       <w:r>
         <w:rPr>
-          <w:rFonts w:ascii="Times New Roman" w:hAnsi="Times New Roman"/>
           <w:b w:val="false"/>
           <w:bCs w:val="false"/>
           <w:sz w:val="28"/>
@@ -4395,7 +3721,6 @@
       <w:r>
         <w:rPr>
           <w:rStyle w:val="SourceText"/>
-          <w:rFonts w:ascii="Times New Roman" w:hAnsi="Times New Roman"/>
           <w:b w:val="false"/>
           <w:bCs w:val="false"/>
           <w:sz w:val="28"/>
@@ -4405,7 +3730,6 @@
       </w:r>
       <w:r>
         <w:rPr>
-          <w:rFonts w:ascii="Times New Roman" w:hAnsi="Times New Roman"/>
           <w:b w:val="false"/>
           <w:bCs w:val="false"/>
           <w:sz w:val="28"/>
@@ -4438,7 +3762,6 @@
       <w:bookmarkEnd w:id="24"/>
       <w:r>
         <w:rPr>
-          <w:rFonts w:ascii="Times New Roman" w:hAnsi="Times New Roman"/>
           <w:sz w:val="28"/>
           <w:szCs w:val="28"/>
         </w:rPr>
@@ -4469,7 +3792,6 @@
       <w:bookmarkEnd w:id="25"/>
       <w:r>
         <w:rPr>
-          <w:rFonts w:ascii="Times New Roman" w:hAnsi="Times New Roman"/>
           <w:sz w:val="28"/>
           <w:szCs w:val="28"/>
         </w:rPr>
@@ -4500,7 +3822,6 @@
       <w:bookmarkEnd w:id="26"/>
       <w:r>
         <w:rPr>
-          <w:rFonts w:ascii="Times New Roman" w:hAnsi="Times New Roman"/>
           <w:sz w:val="28"/>
           <w:szCs w:val="28"/>
         </w:rPr>
@@ -4560,8 +3881,8 @@
       </w:pPr>
       <w:r>
         <w:rPr>
-          <w:sz w:val="28"/>
-          <w:szCs w:val="28"/>
+          <w:rFonts w:ascii="Times New Roman" w:hAnsi="Times New Roman"/>
+          <w:color w:val="000000"/>
         </w:rPr>
       </w:r>
     </w:p>
@@ -4576,8 +3897,8 @@
       </w:pPr>
       <w:r>
         <w:rPr>
-          <w:sz w:val="28"/>
-          <w:szCs w:val="28"/>
+          <w:rFonts w:ascii="Times New Roman" w:hAnsi="Times New Roman"/>
+          <w:color w:val="000000"/>
         </w:rPr>
       </w:r>
     </w:p>
@@ -4592,8 +3913,7 @@
       </w:pPr>
       <w:r>
         <w:rPr>
-          <w:sz w:val="28"/>
-          <w:szCs w:val="28"/>
+          <w:color w:val="000000"/>
         </w:rPr>
       </w:r>
     </w:p>
@@ -4608,8 +3928,7 @@
       </w:pPr>
       <w:r>
         <w:rPr>
-          <w:sz w:val="28"/>
-          <w:szCs w:val="28"/>
+          <w:color w:val="000000"/>
         </w:rPr>
       </w:r>
     </w:p>
@@ -4624,8 +3943,7 @@
       </w:pPr>
       <w:r>
         <w:rPr>
-          <w:sz w:val="28"/>
-          <w:szCs w:val="28"/>
+          <w:color w:val="000000"/>
         </w:rPr>
       </w:r>
     </w:p>
@@ -4640,8 +3958,7 @@
       </w:pPr>
       <w:r>
         <w:rPr>
-          <w:sz w:val="28"/>
-          <w:szCs w:val="28"/>
+          <w:color w:val="000000"/>
         </w:rPr>
       </w:r>
     </w:p>
@@ -4656,8 +3973,7 @@
       </w:pPr>
       <w:r>
         <w:rPr>
-          <w:sz w:val="28"/>
-          <w:szCs w:val="28"/>
+          <w:color w:val="000000"/>
         </w:rPr>
       </w:r>
     </w:p>
@@ -4672,8 +3988,7 @@
       </w:pPr>
       <w:r>
         <w:rPr>
-          <w:sz w:val="28"/>
-          <w:szCs w:val="28"/>
+          <w:color w:val="000000"/>
         </w:rPr>
       </w:r>
     </w:p>
@@ -4688,8 +4003,7 @@
       </w:pPr>
       <w:r>
         <w:rPr>
-          <w:sz w:val="28"/>
-          <w:szCs w:val="28"/>
+          <w:color w:val="000000"/>
         </w:rPr>
       </w:r>
     </w:p>
@@ -4704,8 +4018,7 @@
       </w:pPr>
       <w:r>
         <w:rPr>
-          <w:sz w:val="28"/>
-          <w:szCs w:val="28"/>
+          <w:color w:val="000000"/>
         </w:rPr>
       </w:r>
     </w:p>
@@ -4720,8 +4033,7 @@
       </w:pPr>
       <w:r>
         <w:rPr>
-          <w:sz w:val="28"/>
-          <w:szCs w:val="28"/>
+          <w:color w:val="000000"/>
         </w:rPr>
       </w:r>
     </w:p>
@@ -4736,8 +4048,7 @@
       </w:pPr>
       <w:r>
         <w:rPr>
-          <w:sz w:val="28"/>
-          <w:szCs w:val="28"/>
+          <w:color w:val="000000"/>
         </w:rPr>
       </w:r>
     </w:p>
@@ -4752,8 +4063,7 @@
       </w:pPr>
       <w:r>
         <w:rPr>
-          <w:sz w:val="28"/>
-          <w:szCs w:val="28"/>
+          <w:color w:val="000000"/>
         </w:rPr>
       </w:r>
     </w:p>
@@ -4768,8 +4078,7 @@
       </w:pPr>
       <w:r>
         <w:rPr>
-          <w:sz w:val="28"/>
-          <w:szCs w:val="28"/>
+          <w:color w:val="000000"/>
         </w:rPr>
       </w:r>
     </w:p>
@@ -4784,8 +4093,7 @@
       </w:pPr>
       <w:r>
         <w:rPr>
-          <w:sz w:val="28"/>
-          <w:szCs w:val="28"/>
+          <w:color w:val="000000"/>
         </w:rPr>
       </w:r>
     </w:p>
@@ -4800,8 +4108,7 @@
       </w:pPr>
       <w:r>
         <w:rPr>
-          <w:sz w:val="28"/>
-          <w:szCs w:val="28"/>
+          <w:color w:val="000000"/>
         </w:rPr>
       </w:r>
     </w:p>
@@ -4816,8 +4123,7 @@
       </w:pPr>
       <w:r>
         <w:rPr>
-          <w:sz w:val="28"/>
-          <w:szCs w:val="28"/>
+          <w:color w:val="000000"/>
         </w:rPr>
       </w:r>
     </w:p>
@@ -4832,8 +4138,7 @@
       </w:pPr>
       <w:r>
         <w:rPr>
-          <w:sz w:val="28"/>
-          <w:szCs w:val="28"/>
+          <w:color w:val="000000"/>
         </w:rPr>
       </w:r>
     </w:p>
@@ -4848,8 +4153,7 @@
       </w:pPr>
       <w:r>
         <w:rPr>
-          <w:sz w:val="28"/>
-          <w:szCs w:val="28"/>
+          <w:color w:val="000000"/>
         </w:rPr>
       </w:r>
     </w:p>
@@ -4864,8 +4168,7 @@
       </w:pPr>
       <w:r>
         <w:rPr>
-          <w:sz w:val="28"/>
-          <w:szCs w:val="28"/>
+          <w:color w:val="000000"/>
         </w:rPr>
       </w:r>
     </w:p>
@@ -4880,8 +4183,7 @@
       </w:pPr>
       <w:r>
         <w:rPr>
-          <w:sz w:val="28"/>
-          <w:szCs w:val="28"/>
+          <w:color w:val="000000"/>
         </w:rPr>
       </w:r>
     </w:p>
@@ -4896,8 +4198,7 @@
       </w:pPr>
       <w:r>
         <w:rPr>
-          <w:sz w:val="28"/>
-          <w:szCs w:val="28"/>
+          <w:color w:val="000000"/>
         </w:rPr>
       </w:r>
     </w:p>
@@ -4935,27 +4236,25 @@
       </w:pPr>
       <w:r>
         <w:rPr>
+          <w:color w:val="000000"/>
+          <w:sz w:val="28"/>
+          <w:szCs w:val="28"/>
+        </w:rPr>
+      </w:r>
+    </w:p>
+    <w:p>
+      <w:pPr>
+        <w:pStyle w:val="Normal"/>
+        <w:jc w:val="center"/>
+        <w:rPr>
           <w:rFonts w:ascii="Times New Roman" w:hAnsi="Times New Roman"/>
           <w:color w:val="000000"/>
           <w:sz w:val="28"/>
           <w:szCs w:val="28"/>
         </w:rPr>
-      </w:r>
-    </w:p>
-    <w:p>
-      <w:pPr>
-        <w:pStyle w:val="Normal"/>
-        <w:jc w:val="center"/>
-        <w:rPr>
-          <w:rFonts w:ascii="Times New Roman" w:hAnsi="Times New Roman"/>
-          <w:color w:val="000000"/>
-          <w:sz w:val="28"/>
-          <w:szCs w:val="28"/>
-        </w:rPr>
-      </w:pPr>
-      <w:r>
-        <w:rPr>
-          <w:rFonts w:ascii="Times New Roman" w:hAnsi="Times New Roman"/>
+      </w:pPr>
+      <w:r>
+        <w:rPr>
           <w:color w:val="000000"/>
           <w:sz w:val="28"/>
           <w:szCs w:val="28"/>
@@ -4982,7 +4281,7 @@
           <w:szCs w:val="28"/>
         </w:rPr>
         <w:drawing>
-          <wp:anchor behindDoc="0" distT="0" distB="0" distL="0" distR="0" simplePos="0" locked="0" layoutInCell="0" allowOverlap="1" relativeHeight="4">
+          <wp:anchor behindDoc="0" distT="0" distB="0" distL="0" distR="0" simplePos="0" locked="0" layoutInCell="0" allowOverlap="1" relativeHeight="3">
             <wp:simplePos x="0" y="0"/>
             <wp:positionH relativeFrom="column">
               <wp:posOffset>320675</wp:posOffset>
@@ -5083,8 +4382,21 @@
           <w:szCs w:val="28"/>
         </w:rPr>
         <w:tab/>
-        <w:t>Г</w:t>
-      </w:r>
+        <w:t xml:space="preserve">График 1 наглядно иллюстрирует теоретическую сложность метода бисекции. </w:t>
+      </w:r>
+    </w:p>
+    <w:p>
+      <w:pPr>
+        <w:pStyle w:val="Normal"/>
+        <w:spacing w:lineRule="auto" w:line="360"/>
+        <w:jc w:val="both"/>
+        <w:rPr>
+          <w:sz w:val="28"/>
+          <w:szCs w:val="28"/>
+        </w:rPr>
+      </w:pPr>
+      <w:bookmarkStart w:id="29" w:name="__RefHeading___Toc2804_1216119672"/>
+      <w:bookmarkEnd w:id="29"/>
       <w:r>
         <w:rPr>
           <w:b w:val="false"/>
@@ -5092,8 +4404,19 @@
           <w:sz w:val="28"/>
           <w:szCs w:val="28"/>
         </w:rPr>
-        <w:t>рафик</w:t>
-      </w:r>
+        <w:tab/>
+        <w:t xml:space="preserve">На логарифмической шкале по оси абсцисс (Eps) мы видим практически прямую линию роста количества итераций (N). Это полностью соответствует теоретической оценке сложности метода: N≈log2​(εb−a​). Уменьшение допустимой погрешности на каждый порядок требует совершения примерно 3-4 дополнительных итераций. </w:t>
+      </w:r>
+    </w:p>
+    <w:p>
+      <w:pPr>
+        <w:pStyle w:val="Normal"/>
+        <w:spacing w:lineRule="auto" w:line="360"/>
+        <w:jc w:val="both"/>
+        <w:rPr/>
+      </w:pPr>
+      <w:bookmarkStart w:id="30" w:name="__RefHeading___Toc2806_1216119672"/>
+      <w:bookmarkEnd w:id="30"/>
       <w:r>
         <w:rPr>
           <w:b w:val="false"/>
@@ -5101,30 +4424,19 @@
           <w:sz w:val="28"/>
           <w:szCs w:val="28"/>
         </w:rPr>
-        <w:t xml:space="preserve"> 1</w:t>
-      </w:r>
-      <w:r>
-        <w:rPr>
+        <w:tab/>
+        <w:t xml:space="preserve">Начиная с точности 10−15 и до 10−20, график становится горизонтальным (N замирает на значении 50). Это критически важная деталь, которая объясняется так: тип данных </w:t>
+      </w:r>
+      <w:r>
+        <w:rPr>
+          <w:rStyle w:val="SourceText"/>
           <w:b w:val="false"/>
           <w:bCs w:val="false"/>
           <w:sz w:val="28"/>
           <w:szCs w:val="28"/>
         </w:rPr>
-        <w:t xml:space="preserve"> наглядно иллюстрирует теоретическую сложность метода бисекции. </w:t>
-      </w:r>
-    </w:p>
-    <w:p>
-      <w:pPr>
-        <w:pStyle w:val="Normal"/>
-        <w:spacing w:lineRule="auto" w:line="360"/>
-        <w:jc w:val="both"/>
-        <w:rPr>
-          <w:sz w:val="28"/>
-          <w:szCs w:val="28"/>
-        </w:rPr>
-      </w:pPr>
-      <w:bookmarkStart w:id="29" w:name="__RefHeading___Toc2804_1216119672"/>
-      <w:bookmarkEnd w:id="29"/>
+        <w:t>double</w:t>
+      </w:r>
       <w:r>
         <w:rPr>
           <w:b w:val="false"/>
@@ -5132,16 +4444,7 @@
           <w:sz w:val="28"/>
           <w:szCs w:val="28"/>
         </w:rPr>
-        <w:tab/>
-      </w:r>
-      <w:r>
-        <w:rPr>
-          <w:b w:val="false"/>
-          <w:bCs w:val="false"/>
-          <w:sz w:val="28"/>
-          <w:szCs w:val="28"/>
-        </w:rPr>
-        <w:t xml:space="preserve">На логарифмической шкале по оси абсцисс (Eps) мы видим практически прямую линию роста количества итераций (N). Это полностью соответствует теоретической оценке сложности метода: N≈log2​(εb−a​). Уменьшение допустимой погрешности на каждый порядок требует совершения примерно 3-4 дополнительных итераций. </w:t>
+        <w:t xml:space="preserve"> в C++ имеет ограниченную точность (машинный эпсилон ≈10−16). При попытке достичь точности выше этого предела алгоритм перестает «видеть» разницу между соседними числами, и длина отрезка перестает уменьшаться.</w:t>
       </w:r>
     </w:p>
     <w:p>
@@ -5149,75 +4452,16 @@
         <w:pStyle w:val="Normal"/>
         <w:spacing w:lineRule="auto" w:line="360"/>
         <w:jc w:val="both"/>
-        <w:rPr/>
-      </w:pPr>
-      <w:bookmarkStart w:id="30" w:name="__RefHeading___Toc2806_1216119672"/>
-      <w:bookmarkEnd w:id="30"/>
-      <w:r>
-        <w:rPr>
-          <w:b w:val="false"/>
-          <w:bCs w:val="false"/>
-          <w:sz w:val="28"/>
-          <w:szCs w:val="28"/>
-        </w:rPr>
-        <w:tab/>
-        <w:t xml:space="preserve">Начиная с точности 10−15 и до 10−20, график становится горизонтальным (N замирает на значении 50). Это критически важная деталь, которая объясняется </w:t>
-      </w:r>
-      <w:r>
-        <w:rPr>
-          <w:b w:val="false"/>
-          <w:bCs w:val="false"/>
-          <w:sz w:val="28"/>
-          <w:szCs w:val="28"/>
-        </w:rPr>
-        <w:t>так</w:t>
-      </w:r>
-      <w:r>
-        <w:rPr>
-          <w:b w:val="false"/>
-          <w:bCs w:val="false"/>
-          <w:sz w:val="28"/>
-          <w:szCs w:val="28"/>
-        </w:rPr>
-        <w:t xml:space="preserve">: </w:t>
-      </w:r>
-      <w:r>
-        <w:rPr>
-          <w:b w:val="false"/>
-          <w:bCs w:val="false"/>
-          <w:sz w:val="28"/>
-          <w:szCs w:val="28"/>
-        </w:rPr>
-        <w:t>т</w:t>
-      </w:r>
-      <w:r>
-        <w:rPr>
-          <w:b w:val="false"/>
-          <w:bCs w:val="false"/>
-          <w:sz w:val="28"/>
-          <w:szCs w:val="28"/>
-        </w:rPr>
-        <w:t xml:space="preserve">ип данных </w:t>
-      </w:r>
-      <w:r>
-        <w:rPr>
-          <w:rStyle w:val="SourceText"/>
-          <w:rFonts w:ascii="Times New Roman" w:hAnsi="Times New Roman"/>
-          <w:b w:val="false"/>
-          <w:bCs w:val="false"/>
-          <w:sz w:val="28"/>
-          <w:szCs w:val="28"/>
-        </w:rPr>
-        <w:t>double</w:t>
-      </w:r>
-      <w:r>
-        <w:rPr>
-          <w:b w:val="false"/>
-          <w:bCs w:val="false"/>
-          <w:sz w:val="28"/>
-          <w:szCs w:val="28"/>
-        </w:rPr>
-        <w:t xml:space="preserve"> в C++ имеет ограниченную точность (машинный эпсилон ≈10−16). При попытке достичь точности выше этого предела алгоритм перестает «видеть» разницу между соседними числами, и длина отрезка перестает уменьшаться.</w:t>
+        <w:rPr>
+          <w:sz w:val="28"/>
+          <w:szCs w:val="28"/>
+        </w:rPr>
+      </w:pPr>
+      <w:r>
+        <w:rPr>
+          <w:sz w:val="28"/>
+          <w:szCs w:val="28"/>
+        </w:rPr>
       </w:r>
     </w:p>
     <w:p>
@@ -5235,25 +4479,8 @@
           <w:sz w:val="28"/>
           <w:szCs w:val="28"/>
         </w:rPr>
-      </w:r>
-    </w:p>
-    <w:p>
-      <w:pPr>
-        <w:pStyle w:val="Normal"/>
-        <w:spacing w:lineRule="auto" w:line="360"/>
-        <w:jc w:val="both"/>
-        <w:rPr>
-          <w:sz w:val="28"/>
-          <w:szCs w:val="28"/>
-        </w:rPr>
-      </w:pPr>
-      <w:r>
-        <w:rPr>
-          <w:sz w:val="28"/>
-          <w:szCs w:val="28"/>
-        </w:rPr>
         <w:drawing>
-          <wp:anchor behindDoc="0" distT="0" distB="0" distL="0" distR="0" simplePos="0" locked="0" layoutInCell="0" allowOverlap="1" relativeHeight="5">
+          <wp:anchor behindDoc="0" distT="0" distB="0" distL="0" distR="0" simplePos="0" locked="0" layoutInCell="0" allowOverlap="1" relativeHeight="4">
             <wp:simplePos x="0" y="0"/>
             <wp:positionH relativeFrom="column">
               <wp:posOffset>83820</wp:posOffset>
@@ -5526,93 +4753,87 @@
           <w:szCs w:val="28"/>
         </w:rPr>
         <w:tab/>
-        <w:t>График 2</w:t>
-      </w:r>
-      <w:r>
+        <w:t xml:space="preserve">График 2 демонстрируют исследование обусловленности (чувствительности) метода к погрешностям во входных данных. </w:t>
+      </w:r>
+    </w:p>
+    <w:p>
+      <w:pPr>
+        <w:pStyle w:val="Normal"/>
+        <w:spacing w:lineRule="auto" w:line="360"/>
+        <w:jc w:val="both"/>
+        <w:rPr>
+          <w:sz w:val="28"/>
+          <w:szCs w:val="28"/>
+        </w:rPr>
+      </w:pPr>
+      <w:bookmarkStart w:id="33" w:name="__RefHeading___Toc2812_1216119672"/>
+      <w:bookmarkEnd w:id="33"/>
+      <w:r>
+        <w:rPr>
+          <w:sz w:val="28"/>
+          <w:szCs w:val="28"/>
+        </w:rPr>
+        <w:tab/>
+        <w:t xml:space="preserve">При высокой погрешности корень определяется с заметным отклонением (около 0.750). В этом случае функция f(x) из-за округления становится «ступенчатой», и метод бисекции находит «корень» этой искаженной, огрубленной функции. </w:t>
+      </w:r>
+    </w:p>
+    <w:p>
+      <w:pPr>
+        <w:pStyle w:val="Normal"/>
+        <w:spacing w:lineRule="auto" w:line="360"/>
+        <w:jc w:val="both"/>
+        <w:rPr>
+          <w:sz w:val="28"/>
+          <w:szCs w:val="28"/>
+        </w:rPr>
+      </w:pPr>
+      <w:bookmarkStart w:id="34" w:name="__RefHeading___Toc2814_1216119672"/>
+      <w:bookmarkEnd w:id="34"/>
+      <w:r>
+        <w:rPr>
+          <w:sz w:val="28"/>
+          <w:szCs w:val="28"/>
+        </w:rPr>
+        <w:tab/>
+        <w:t>По мере уменьшения погрешности округления, значение корня быстро сходится к истинному значению, которое составляет приблизительно 0.734.</w:t>
+      </w:r>
+    </w:p>
+    <w:p>
+      <w:pPr>
+        <w:pStyle w:val="Normal"/>
+        <w:spacing w:lineRule="auto" w:line="360"/>
+        <w:jc w:val="both"/>
+        <w:rPr>
+          <w:sz w:val="28"/>
+          <w:szCs w:val="28"/>
+        </w:rPr>
+      </w:pPr>
+      <w:bookmarkStart w:id="35" w:name="__RefHeading___Toc2816_1216119672"/>
+      <w:bookmarkEnd w:id="35"/>
+      <w:r>
+        <w:rPr>
+          <w:sz w:val="28"/>
+          <w:szCs w:val="28"/>
+        </w:rPr>
+        <w:tab/>
+        <w:t>Резкий «излом» на графике при переходе от Delta 0.1 к 0.001 показывает, что задача является чувствительной к входным данным. Если погрешность вычисления функции (Delta) превышает требуемую точность (Eps), результат поиска корня будет недостоверным.</w:t>
+      </w:r>
+    </w:p>
+    <w:p>
+      <w:pPr>
+        <w:pStyle w:val="BodyText"/>
+        <w:spacing w:lineRule="auto" w:line="360"/>
+        <w:jc w:val="both"/>
         <w:rPr>
           <w:b w:val="false"/>
           <w:bCs w:val="false"/>
-          <w:sz w:val="28"/>
-          <w:szCs w:val="28"/>
-        </w:rPr>
-        <w:t xml:space="preserve"> демонстрируют исследование обусловленности (чувствительности) метода к погрешностям во входных данных. </w:t>
-      </w:r>
-    </w:p>
-    <w:p>
-      <w:pPr>
-        <w:pStyle w:val="Normal"/>
-        <w:spacing w:lineRule="auto" w:line="360"/>
-        <w:jc w:val="both"/>
-        <w:rPr>
-          <w:sz w:val="28"/>
-          <w:szCs w:val="28"/>
-        </w:rPr>
-      </w:pPr>
-      <w:bookmarkStart w:id="33" w:name="__RefHeading___Toc2812_1216119672"/>
-      <w:bookmarkEnd w:id="33"/>
-      <w:r>
-        <w:rPr>
-          <w:sz w:val="28"/>
-          <w:szCs w:val="28"/>
-        </w:rPr>
-        <w:tab/>
-        <w:t xml:space="preserve">При высокой погрешности корень определяется с заметным отклонением (около 0.750). В этом случае функция f(x) из-за округления становится «ступенчатой», и метод бисекции находит «корень» этой искаженной, огрубленной функции. </w:t>
-      </w:r>
-    </w:p>
-    <w:p>
-      <w:pPr>
-        <w:pStyle w:val="Normal"/>
-        <w:spacing w:lineRule="auto" w:line="360"/>
-        <w:jc w:val="both"/>
-        <w:rPr>
-          <w:sz w:val="28"/>
-          <w:szCs w:val="28"/>
-        </w:rPr>
-      </w:pPr>
-      <w:bookmarkStart w:id="34" w:name="__RefHeading___Toc2814_1216119672"/>
-      <w:bookmarkEnd w:id="34"/>
-      <w:r>
-        <w:rPr>
-          <w:sz w:val="28"/>
-          <w:szCs w:val="28"/>
-        </w:rPr>
-        <w:tab/>
-        <w:t>По мере уменьшения погрешности округления, значение корня быстро сходится к истинному значению, которое составляет приблизительно 0.734.</w:t>
-      </w:r>
-    </w:p>
-    <w:p>
-      <w:pPr>
-        <w:pStyle w:val="Normal"/>
-        <w:spacing w:lineRule="auto" w:line="360"/>
-        <w:jc w:val="both"/>
-        <w:rPr>
-          <w:sz w:val="28"/>
-          <w:szCs w:val="28"/>
-        </w:rPr>
-      </w:pPr>
-      <w:bookmarkStart w:id="35" w:name="__RefHeading___Toc2816_1216119672"/>
-      <w:bookmarkEnd w:id="35"/>
-      <w:r>
-        <w:rPr>
-          <w:sz w:val="28"/>
-          <w:szCs w:val="28"/>
-        </w:rPr>
-        <w:tab/>
-        <w:t>Резкий «излом» на графике при переходе от Delta 0.1 к 0.001 показывает, что задача является чувствительной к входным данным. Если погрешность вычисления функции (Delta) превышает требуемую точность (Eps), результат поиска корня будет недостоверным.</w:t>
-      </w:r>
-    </w:p>
-    <w:p>
-      <w:pPr>
-        <w:pStyle w:val="BodyText"/>
-        <w:spacing w:lineRule="auto" w:line="360"/>
-        <w:jc w:val="both"/>
+        </w:rPr>
+      </w:pPr>
+      <w:r>
         <w:rPr>
           <w:b w:val="false"/>
           <w:bCs w:val="false"/>
         </w:rPr>
-      </w:pPr>
-      <w:r>
-        <w:rPr/>
       </w:r>
     </w:p>
     <w:p>
@@ -5626,21 +4847,10 @@
         </w:rPr>
       </w:pPr>
       <w:r>
-        <w:rPr/>
-      </w:r>
-    </w:p>
-    <w:p>
-      <w:pPr>
-        <w:pStyle w:val="BodyText"/>
-        <w:spacing w:lineRule="auto" w:line="360"/>
-        <w:jc w:val="both"/>
         <w:rPr>
           <w:b w:val="false"/>
           <w:bCs w:val="false"/>
         </w:rPr>
-      </w:pPr>
-      <w:r>
-        <w:rPr/>
       </w:r>
     </w:p>
     <w:p>
@@ -5654,7 +4864,27 @@
         </w:rPr>
       </w:pPr>
       <w:r>
-        <w:rPr/>
+        <w:rPr>
+          <w:b w:val="false"/>
+          <w:bCs w:val="false"/>
+        </w:rPr>
+      </w:r>
+    </w:p>
+    <w:p>
+      <w:pPr>
+        <w:pStyle w:val="BodyText"/>
+        <w:spacing w:lineRule="auto" w:line="360"/>
+        <w:jc w:val="both"/>
+        <w:rPr>
+          <w:b w:val="false"/>
+          <w:bCs w:val="false"/>
+        </w:rPr>
+      </w:pPr>
+      <w:r>
+        <w:rPr>
+          <w:b w:val="false"/>
+          <w:bCs w:val="false"/>
+        </w:rPr>
       </w:r>
     </w:p>
     <w:p>
@@ -5710,7 +4940,6 @@
       </w:pPr>
       <w:r>
         <w:rPr>
-          <w:rFonts w:ascii="Times New Roman" w:hAnsi="Times New Roman"/>
           <w:color w:val="000000"/>
           <w:sz w:val="28"/>
           <w:szCs w:val="28"/>
@@ -5740,7 +4969,6 @@
       <w:r>
         <w:rPr>
           <w:rStyle w:val="SourceText"/>
-          <w:rFonts w:ascii="Times New Roman" w:hAnsi="Times New Roman"/>
           <w:sz w:val="28"/>
           <w:szCs w:val="28"/>
         </w:rPr>
@@ -6052,1228 +5280,1218 @@
       </w:pPr>
       <w:r>
         <w:rPr>
+          <w:sz w:val="28"/>
+          <w:szCs w:val="28"/>
+        </w:rPr>
+        <w:t>Файл solution.cpp</w:t>
+      </w:r>
+    </w:p>
+    <w:p>
+      <w:pPr>
+        <w:pStyle w:val="Normal"/>
+        <w:spacing w:lineRule="auto" w:line="360"/>
+        <w:rPr>
+          <w:rFonts w:ascii="Liberation Mono" w:hAnsi="Liberation Mono"/>
+        </w:rPr>
+      </w:pPr>
+      <w:r>
+        <w:rPr>
+          <w:rFonts w:ascii="Liberation Mono" w:hAnsi="Liberation Mono"/>
+        </w:rPr>
+      </w:r>
+    </w:p>
+    <w:p>
+      <w:pPr>
+        <w:pStyle w:val="Normal"/>
+        <w:spacing w:lineRule="auto" w:line="360"/>
+        <w:rPr>
+          <w:rFonts w:ascii="Liberation Mono" w:hAnsi="Liberation Mono"/>
+        </w:rPr>
+      </w:pPr>
+      <w:r>
+        <w:rPr>
+          <w:rFonts w:ascii="Liberation Mono" w:hAnsi="Liberation Mono"/>
+        </w:rPr>
+        <w:t>#include &lt;iostream&gt;</w:t>
+      </w:r>
+    </w:p>
+    <w:p>
+      <w:pPr>
+        <w:pStyle w:val="Normal"/>
+        <w:spacing w:lineRule="auto" w:line="360"/>
+        <w:rPr>
+          <w:rFonts w:ascii="Liberation Mono" w:hAnsi="Liberation Mono"/>
+        </w:rPr>
+      </w:pPr>
+      <w:r>
+        <w:rPr>
+          <w:rFonts w:ascii="Liberation Mono" w:hAnsi="Liberation Mono"/>
+        </w:rPr>
+        <w:t>#include "methods.hpp"</w:t>
+      </w:r>
+    </w:p>
+    <w:p>
+      <w:pPr>
+        <w:pStyle w:val="Normal"/>
+        <w:spacing w:lineRule="auto" w:line="360"/>
+        <w:rPr>
+          <w:rFonts w:ascii="Liberation Mono" w:hAnsi="Liberation Mono"/>
+        </w:rPr>
+      </w:pPr>
+      <w:r>
+        <w:rPr>
+          <w:rFonts w:ascii="Liberation Mono" w:hAnsi="Liberation Mono"/>
+        </w:rPr>
+        <w:t>#include &lt;math.h&gt;</w:t>
+      </w:r>
+    </w:p>
+    <w:p>
+      <w:pPr>
+        <w:pStyle w:val="Normal"/>
+        <w:spacing w:lineRule="auto" w:line="360"/>
+        <w:rPr>
+          <w:rFonts w:ascii="Liberation Mono" w:hAnsi="Liberation Mono"/>
+        </w:rPr>
+      </w:pPr>
+      <w:r>
+        <w:rPr>
+          <w:rFonts w:ascii="Liberation Mono" w:hAnsi="Liberation Mono"/>
+        </w:rPr>
+        <w:t>#include &lt;fstream&gt;</w:t>
+      </w:r>
+    </w:p>
+    <w:p>
+      <w:pPr>
+        <w:pStyle w:val="Normal"/>
+        <w:spacing w:lineRule="auto" w:line="360"/>
+        <w:rPr>
+          <w:rFonts w:ascii="Liberation Mono" w:hAnsi="Liberation Mono"/>
+        </w:rPr>
+      </w:pPr>
+      <w:r>
+        <w:rPr>
+          <w:rFonts w:ascii="Liberation Mono" w:hAnsi="Liberation Mono"/>
+        </w:rPr>
+      </w:r>
+    </w:p>
+    <w:p>
+      <w:pPr>
+        <w:pStyle w:val="Normal"/>
+        <w:spacing w:lineRule="auto" w:line="360"/>
+        <w:rPr>
+          <w:rFonts w:ascii="Liberation Mono" w:hAnsi="Liberation Mono"/>
+        </w:rPr>
+      </w:pPr>
+      <w:r>
+        <w:rPr>
+          <w:rFonts w:ascii="Liberation Mono" w:hAnsi="Liberation Mono"/>
+          <w:i/>
+        </w:rPr>
+        <w:t>double</w:t>
+      </w:r>
+      <w:r>
+        <w:rPr>
+          <w:rFonts w:ascii="Liberation Mono" w:hAnsi="Liberation Mono"/>
+        </w:rPr>
+        <w:t xml:space="preserve"> DELTA = 1E-16;</w:t>
+      </w:r>
+    </w:p>
+    <w:p>
+      <w:pPr>
+        <w:pStyle w:val="Normal"/>
+        <w:spacing w:lineRule="auto" w:line="360"/>
+        <w:rPr>
+          <w:rFonts w:ascii="Liberation Mono" w:hAnsi="Liberation Mono"/>
+        </w:rPr>
+      </w:pPr>
+      <w:r>
+        <w:rPr>
+          <w:rFonts w:ascii="Liberation Mono" w:hAnsi="Liberation Mono"/>
+        </w:rPr>
+      </w:r>
+    </w:p>
+    <w:p>
+      <w:pPr>
+        <w:pStyle w:val="Normal"/>
+        <w:spacing w:lineRule="auto" w:line="360"/>
+        <w:rPr>
+          <w:rFonts w:ascii="Liberation Mono" w:hAnsi="Liberation Mono"/>
+        </w:rPr>
+      </w:pPr>
+      <w:r>
+        <w:rPr>
+          <w:rFonts w:ascii="Liberation Mono" w:hAnsi="Liberation Mono"/>
+          <w:i/>
+        </w:rPr>
+        <w:t>double</w:t>
+      </w:r>
+      <w:r>
+        <w:rPr>
+          <w:rFonts w:ascii="Liberation Mono" w:hAnsi="Liberation Mono"/>
+        </w:rPr>
+        <w:t xml:space="preserve"> F(</w:t>
+      </w:r>
+      <w:r>
+        <w:rPr>
+          <w:rFonts w:ascii="Liberation Mono" w:hAnsi="Liberation Mono"/>
+          <w:i/>
+        </w:rPr>
+        <w:t>double</w:t>
+      </w:r>
+      <w:r>
+        <w:rPr>
+          <w:rFonts w:ascii="Liberation Mono" w:hAnsi="Liberation Mono"/>
+        </w:rPr>
+        <w:t xml:space="preserve"> </w:t>
+      </w:r>
+      <w:r>
+        <w:rPr>
+          <w:rFonts w:ascii="Liberation Mono" w:hAnsi="Liberation Mono"/>
+          <w:i/>
+        </w:rPr>
+        <w:t>x</w:t>
+      </w:r>
+      <w:r>
+        <w:rPr>
+          <w:rFonts w:ascii="Liberation Mono" w:hAnsi="Liberation Mono"/>
+        </w:rPr>
+        <w:t>)</w:t>
+      </w:r>
+    </w:p>
+    <w:p>
+      <w:pPr>
+        <w:pStyle w:val="Normal"/>
+        <w:spacing w:lineRule="auto" w:line="360"/>
+        <w:rPr>
+          <w:rFonts w:ascii="Liberation Mono" w:hAnsi="Liberation Mono"/>
+        </w:rPr>
+      </w:pPr>
+      <w:r>
+        <w:rPr>
+          <w:rFonts w:ascii="Liberation Mono" w:hAnsi="Liberation Mono"/>
+        </w:rPr>
+        <w:t>{</w:t>
+      </w:r>
+    </w:p>
+    <w:p>
+      <w:pPr>
+        <w:pStyle w:val="Normal"/>
+        <w:spacing w:lineRule="auto" w:line="360"/>
+        <w:rPr>
+          <w:rFonts w:ascii="Liberation Mono" w:hAnsi="Liberation Mono"/>
+        </w:rPr>
+      </w:pPr>
+      <w:r>
+        <w:rPr>
+          <w:rFonts w:ascii="Liberation Mono" w:hAnsi="Liberation Mono"/>
+        </w:rPr>
+        <w:t>return Round((1.0+</w:t>
+      </w:r>
+      <w:r>
+        <w:rPr>
+          <w:rFonts w:ascii="Liberation Mono" w:hAnsi="Liberation Mono"/>
+          <w:u w:val="single"/>
+        </w:rPr>
+        <w:t>std</w:t>
+      </w:r>
+      <w:r>
+        <w:rPr>
+          <w:rFonts w:ascii="Liberation Mono" w:hAnsi="Liberation Mono"/>
+        </w:rPr>
+        <w:t>::cos(</w:t>
+      </w:r>
+      <w:r>
+        <w:rPr>
+          <w:rFonts w:ascii="Liberation Mono" w:hAnsi="Liberation Mono"/>
+          <w:i/>
+        </w:rPr>
+        <w:t>x</w:t>
+      </w:r>
+      <w:r>
+        <w:rPr>
+          <w:rFonts w:ascii="Liberation Mono" w:hAnsi="Liberation Mono"/>
+        </w:rPr>
+        <w:t>))/(3.0-</w:t>
+      </w:r>
+      <w:r>
+        <w:rPr>
+          <w:rFonts w:ascii="Liberation Mono" w:hAnsi="Liberation Mono"/>
+          <w:u w:val="single"/>
+        </w:rPr>
+        <w:t>std</w:t>
+      </w:r>
+      <w:r>
+        <w:rPr>
+          <w:rFonts w:ascii="Liberation Mono" w:hAnsi="Liberation Mono"/>
+        </w:rPr>
+        <w:t>::sin(</w:t>
+      </w:r>
+      <w:r>
+        <w:rPr>
+          <w:rFonts w:ascii="Liberation Mono" w:hAnsi="Liberation Mono"/>
+          <w:i/>
+        </w:rPr>
+        <w:t>x</w:t>
+      </w:r>
+      <w:r>
+        <w:rPr>
+          <w:rFonts w:ascii="Liberation Mono" w:hAnsi="Liberation Mono"/>
+        </w:rPr>
+        <w:t xml:space="preserve">)) - </w:t>
+      </w:r>
+      <w:r>
+        <w:rPr>
+          <w:rFonts w:ascii="Liberation Mono" w:hAnsi="Liberation Mono"/>
+          <w:i/>
+        </w:rPr>
+        <w:t>x</w:t>
+      </w:r>
+      <w:r>
+        <w:rPr>
+          <w:rFonts w:ascii="Liberation Mono" w:hAnsi="Liberation Mono"/>
+        </w:rPr>
+        <w:t>, DELTA);</w:t>
+      </w:r>
+    </w:p>
+    <w:p>
+      <w:pPr>
+        <w:pStyle w:val="Normal"/>
+        <w:spacing w:lineRule="auto" w:line="360"/>
+        <w:rPr>
+          <w:rFonts w:ascii="Liberation Mono" w:hAnsi="Liberation Mono"/>
+        </w:rPr>
+      </w:pPr>
+      <w:r>
+        <w:rPr>
+          <w:rFonts w:ascii="Liberation Mono" w:hAnsi="Liberation Mono"/>
+        </w:rPr>
+        <w:t>}</w:t>
+      </w:r>
+    </w:p>
+    <w:p>
+      <w:pPr>
+        <w:pStyle w:val="Normal"/>
+        <w:spacing w:lineRule="auto" w:line="360"/>
+        <w:rPr>
+          <w:rFonts w:ascii="Liberation Mono" w:hAnsi="Liberation Mono"/>
+        </w:rPr>
+      </w:pPr>
+      <w:r>
+        <w:rPr>
+          <w:rFonts w:ascii="Liberation Mono" w:hAnsi="Liberation Mono"/>
+        </w:rPr>
+      </w:r>
+    </w:p>
+    <w:p>
+      <w:pPr>
+        <w:pStyle w:val="Normal"/>
+        <w:spacing w:lineRule="auto" w:line="360"/>
+        <w:rPr>
+          <w:rFonts w:ascii="Liberation Mono" w:hAnsi="Liberation Mono"/>
+        </w:rPr>
+      </w:pPr>
+      <w:r>
+        <w:rPr>
+          <w:rFonts w:ascii="Liberation Mono" w:hAnsi="Liberation Mono"/>
+          <w:i/>
+        </w:rPr>
+        <w:t>void</w:t>
+      </w:r>
+      <w:r>
+        <w:rPr>
+          <w:rFonts w:ascii="Liberation Mono" w:hAnsi="Liberation Mono"/>
+        </w:rPr>
+        <w:t xml:space="preserve"> study_operation_count(){</w:t>
+      </w:r>
+    </w:p>
+    <w:p>
+      <w:pPr>
+        <w:pStyle w:val="Normal"/>
+        <w:spacing w:lineRule="auto" w:line="360"/>
+        <w:rPr>
+          <w:rFonts w:ascii="Liberation Mono" w:hAnsi="Liberation Mono"/>
+        </w:rPr>
+      </w:pPr>
+      <w:r>
+        <w:rPr>
+          <w:rFonts w:ascii="Liberation Mono" w:hAnsi="Liberation Mono"/>
+          <w:u w:val="single"/>
+        </w:rPr>
+        <w:t>std</w:t>
+      </w:r>
+      <w:r>
+        <w:rPr>
+          <w:rFonts w:ascii="Liberation Mono" w:hAnsi="Liberation Mono"/>
+        </w:rPr>
+        <w:t>::</w:t>
+      </w:r>
+      <w:r>
+        <w:rPr>
+          <w:rFonts w:ascii="Liberation Mono" w:hAnsi="Liberation Mono"/>
+          <w:u w:val="single"/>
+        </w:rPr>
+        <w:t>ofstream</w:t>
+      </w:r>
+      <w:r>
+        <w:rPr>
+          <w:rFonts w:ascii="Liberation Mono" w:hAnsi="Liberation Mono"/>
+        </w:rPr>
+        <w:t xml:space="preserve"> out;</w:t>
+      </w:r>
+    </w:p>
+    <w:p>
+      <w:pPr>
+        <w:pStyle w:val="Normal"/>
+        <w:spacing w:lineRule="auto" w:line="360"/>
+        <w:rPr>
+          <w:rFonts w:ascii="Liberation Mono" w:hAnsi="Liberation Mono"/>
+        </w:rPr>
+      </w:pPr>
+      <w:r>
+        <w:rPr>
+          <w:rFonts w:ascii="Liberation Mono" w:hAnsi="Liberation Mono"/>
+        </w:rPr>
+        <w:t>out.open("./operation_metrix.txt");</w:t>
+      </w:r>
+    </w:p>
+    <w:p>
+      <w:pPr>
+        <w:pStyle w:val="Normal"/>
+        <w:spacing w:lineRule="auto" w:line="360"/>
+        <w:rPr>
+          <w:rFonts w:ascii="Liberation Mono" w:hAnsi="Liberation Mono"/>
+        </w:rPr>
+      </w:pPr>
+      <w:r>
+        <w:rPr>
+          <w:rFonts w:ascii="Liberation Mono" w:hAnsi="Liberation Mono"/>
+        </w:rPr>
+      </w:r>
+    </w:p>
+    <w:p>
+      <w:pPr>
+        <w:pStyle w:val="Normal"/>
+        <w:spacing w:lineRule="auto" w:line="360"/>
+        <w:rPr>
+          <w:rFonts w:ascii="Liberation Mono" w:hAnsi="Liberation Mono"/>
+        </w:rPr>
+      </w:pPr>
+      <w:r>
+        <w:rPr>
+          <w:rFonts w:ascii="Liberation Mono" w:hAnsi="Liberation Mono"/>
+          <w:i/>
+        </w:rPr>
+        <w:t>double</w:t>
+      </w:r>
+      <w:r>
+        <w:rPr>
+          <w:rFonts w:ascii="Liberation Mono" w:hAnsi="Liberation Mono"/>
+        </w:rPr>
+        <w:t xml:space="preserve"> p = 0.1;</w:t>
+      </w:r>
+    </w:p>
+    <w:p>
+      <w:pPr>
+        <w:pStyle w:val="Normal"/>
+        <w:spacing w:lineRule="auto" w:line="360"/>
+        <w:rPr>
+          <w:rFonts w:ascii="Liberation Mono" w:hAnsi="Liberation Mono"/>
+        </w:rPr>
+      </w:pPr>
+      <w:r>
+        <w:rPr>
+          <w:rFonts w:ascii="Liberation Mono" w:hAnsi="Liberation Mono"/>
+        </w:rPr>
+      </w:r>
+    </w:p>
+    <w:p>
+      <w:pPr>
+        <w:pStyle w:val="Normal"/>
+        <w:spacing w:lineRule="auto" w:line="360"/>
+        <w:rPr>
+          <w:rFonts w:ascii="Liberation Mono" w:hAnsi="Liberation Mono"/>
+        </w:rPr>
+      </w:pPr>
+      <w:r>
+        <w:rPr>
+          <w:rFonts w:ascii="Liberation Mono" w:hAnsi="Liberation Mono"/>
+        </w:rPr>
+        <w:t>if (out.is_open())</w:t>
+      </w:r>
+    </w:p>
+    <w:p>
+      <w:pPr>
+        <w:pStyle w:val="Normal"/>
+        <w:spacing w:lineRule="auto" w:line="360"/>
+        <w:rPr>
+          <w:rFonts w:ascii="Liberation Mono" w:hAnsi="Liberation Mono"/>
+        </w:rPr>
+      </w:pPr>
+      <w:r>
+        <w:rPr>
+          <w:rFonts w:ascii="Liberation Mono" w:hAnsi="Liberation Mono"/>
+        </w:rPr>
+        <w:t>{</w:t>
+      </w:r>
+    </w:p>
+    <w:p>
+      <w:pPr>
+        <w:pStyle w:val="Normal"/>
+        <w:spacing w:lineRule="auto" w:line="360"/>
+        <w:rPr>
+          <w:rFonts w:ascii="Liberation Mono" w:hAnsi="Liberation Mono"/>
+        </w:rPr>
+      </w:pPr>
+      <w:r>
+        <w:rPr>
+          <w:rFonts w:ascii="Liberation Mono" w:hAnsi="Liberation Mono"/>
+        </w:rPr>
+        <w:t>for (</w:t>
+      </w:r>
+      <w:r>
+        <w:rPr>
+          <w:rFonts w:ascii="Liberation Mono" w:hAnsi="Liberation Mono"/>
+          <w:i/>
+        </w:rPr>
+        <w:t>int</w:t>
+      </w:r>
+      <w:r>
+        <w:rPr>
+          <w:rFonts w:ascii="Liberation Mono" w:hAnsi="Liberation Mono"/>
+        </w:rPr>
+        <w:t xml:space="preserve"> i = 0; i &lt; 20; i++)</w:t>
+      </w:r>
+    </w:p>
+    <w:p>
+      <w:pPr>
+        <w:pStyle w:val="Normal"/>
+        <w:spacing w:lineRule="auto" w:line="360"/>
+        <w:rPr>
+          <w:rFonts w:ascii="Liberation Mono" w:hAnsi="Liberation Mono"/>
+        </w:rPr>
+      </w:pPr>
+      <w:r>
+        <w:rPr>
+          <w:rFonts w:ascii="Liberation Mono" w:hAnsi="Liberation Mono"/>
+        </w:rPr>
+        <w:t>{</w:t>
+      </w:r>
+    </w:p>
+    <w:p>
+      <w:pPr>
+        <w:pStyle w:val="Normal"/>
+        <w:spacing w:lineRule="auto" w:line="360"/>
+        <w:rPr>
+          <w:rFonts w:ascii="Liberation Mono" w:hAnsi="Liberation Mono"/>
+        </w:rPr>
+      </w:pPr>
+      <w:r>
+        <w:rPr>
+          <w:rFonts w:ascii="Liberation Mono" w:hAnsi="Liberation Mono"/>
+          <w:i/>
+        </w:rPr>
+        <w:t>int</w:t>
+      </w:r>
+      <w:r>
+        <w:rPr>
+          <w:rFonts w:ascii="Liberation Mono" w:hAnsi="Liberation Mono"/>
+        </w:rPr>
+        <w:t xml:space="preserve"> N = 0;</w:t>
+      </w:r>
+    </w:p>
+    <w:p>
+      <w:pPr>
+        <w:pStyle w:val="Normal"/>
+        <w:spacing w:lineRule="auto" w:line="360"/>
+        <w:rPr>
+          <w:rFonts w:ascii="Liberation Mono" w:hAnsi="Liberation Mono"/>
+        </w:rPr>
+      </w:pPr>
+      <w:r>
+        <w:rPr>
+          <w:rFonts w:ascii="Liberation Mono" w:hAnsi="Liberation Mono"/>
+          <w:i/>
+        </w:rPr>
+        <w:t>double</w:t>
+      </w:r>
+      <w:r>
+        <w:rPr>
+          <w:rFonts w:ascii="Liberation Mono" w:hAnsi="Liberation Mono"/>
+        </w:rPr>
+        <w:t xml:space="preserve"> root = BISECT(0.0, 1.0, p, N);</w:t>
+      </w:r>
+    </w:p>
+    <w:p>
+      <w:pPr>
+        <w:pStyle w:val="Normal"/>
+        <w:spacing w:lineRule="auto" w:line="360"/>
+        <w:rPr>
+          <w:rFonts w:ascii="Liberation Mono" w:hAnsi="Liberation Mono"/>
+        </w:rPr>
+      </w:pPr>
+      <w:r>
+        <w:rPr>
+          <w:rFonts w:ascii="Liberation Mono" w:hAnsi="Liberation Mono"/>
+        </w:rPr>
+      </w:r>
+    </w:p>
+    <w:p>
+      <w:pPr>
+        <w:pStyle w:val="Normal"/>
+        <w:spacing w:lineRule="auto" w:line="360"/>
+        <w:rPr>
+          <w:rFonts w:ascii="Liberation Mono" w:hAnsi="Liberation Mono"/>
+        </w:rPr>
+      </w:pPr>
+      <w:r>
+        <w:rPr>
+          <w:rFonts w:ascii="Liberation Mono" w:hAnsi="Liberation Mono"/>
+        </w:rPr>
+        <w:t xml:space="preserve">out &lt;&lt; p &lt;&lt; ' ' &lt;&lt; N &lt;&lt; ' ' &lt;&lt; root &lt;&lt; </w:t>
+      </w:r>
+      <w:r>
+        <w:rPr>
+          <w:rFonts w:ascii="Liberation Mono" w:hAnsi="Liberation Mono"/>
+          <w:u w:val="single"/>
+        </w:rPr>
+        <w:t>std</w:t>
+      </w:r>
+      <w:r>
+        <w:rPr>
+          <w:rFonts w:ascii="Liberation Mono" w:hAnsi="Liberation Mono"/>
+        </w:rPr>
+        <w:t>::endl;</w:t>
+      </w:r>
+    </w:p>
+    <w:p>
+      <w:pPr>
+        <w:pStyle w:val="Normal"/>
+        <w:spacing w:lineRule="auto" w:line="360"/>
+        <w:rPr>
+          <w:rFonts w:ascii="Liberation Mono" w:hAnsi="Liberation Mono"/>
+        </w:rPr>
+      </w:pPr>
+      <w:r>
+        <w:rPr>
+          <w:rFonts w:ascii="Liberation Mono" w:hAnsi="Liberation Mono"/>
+        </w:rPr>
+        <w:t>p /= 10.0;</w:t>
+      </w:r>
+    </w:p>
+    <w:p>
+      <w:pPr>
+        <w:pStyle w:val="Normal"/>
+        <w:spacing w:lineRule="auto" w:line="360"/>
+        <w:rPr>
+          <w:rFonts w:ascii="Liberation Mono" w:hAnsi="Liberation Mono"/>
+        </w:rPr>
+      </w:pPr>
+      <w:r>
+        <w:rPr>
+          <w:rFonts w:ascii="Liberation Mono" w:hAnsi="Liberation Mono"/>
+        </w:rPr>
+        <w:t>}</w:t>
+      </w:r>
+    </w:p>
+    <w:p>
+      <w:pPr>
+        <w:pStyle w:val="Normal"/>
+        <w:spacing w:lineRule="auto" w:line="360"/>
+        <w:rPr>
+          <w:rFonts w:ascii="Liberation Mono" w:hAnsi="Liberation Mono"/>
+        </w:rPr>
+      </w:pPr>
+      <w:r>
+        <w:rPr>
+          <w:rFonts w:ascii="Liberation Mono" w:hAnsi="Liberation Mono"/>
+        </w:rPr>
+        <w:t>}</w:t>
+      </w:r>
+    </w:p>
+    <w:p>
+      <w:pPr>
+        <w:pStyle w:val="Normal"/>
+        <w:spacing w:lineRule="auto" w:line="360"/>
+        <w:rPr>
+          <w:rFonts w:ascii="Liberation Mono" w:hAnsi="Liberation Mono"/>
+        </w:rPr>
+      </w:pPr>
+      <w:r>
+        <w:rPr>
+          <w:rFonts w:ascii="Liberation Mono" w:hAnsi="Liberation Mono"/>
+        </w:rPr>
+      </w:r>
+    </w:p>
+    <w:p>
+      <w:pPr>
+        <w:pStyle w:val="Normal"/>
+        <w:spacing w:lineRule="auto" w:line="360"/>
+        <w:rPr>
+          <w:rFonts w:ascii="Liberation Mono" w:hAnsi="Liberation Mono"/>
+        </w:rPr>
+      </w:pPr>
+      <w:r>
+        <w:rPr>
+          <w:rFonts w:ascii="Liberation Mono" w:hAnsi="Liberation Mono"/>
+        </w:rPr>
+        <w:t>out.close();</w:t>
+      </w:r>
+    </w:p>
+    <w:p>
+      <w:pPr>
+        <w:pStyle w:val="Normal"/>
+        <w:spacing w:lineRule="auto" w:line="360"/>
+        <w:rPr>
+          <w:rFonts w:ascii="Liberation Mono" w:hAnsi="Liberation Mono"/>
+        </w:rPr>
+      </w:pPr>
+      <w:r>
+        <w:rPr>
+          <w:rFonts w:ascii="Liberation Mono" w:hAnsi="Liberation Mono"/>
+        </w:rPr>
+        <w:t>}</w:t>
+      </w:r>
+    </w:p>
+    <w:p>
+      <w:pPr>
+        <w:pStyle w:val="Normal"/>
+        <w:spacing w:lineRule="auto" w:line="360"/>
+        <w:rPr>
+          <w:rFonts w:ascii="Liberation Mono" w:hAnsi="Liberation Mono"/>
+        </w:rPr>
+      </w:pPr>
+      <w:r>
+        <w:rPr>
+          <w:rFonts w:ascii="Liberation Mono" w:hAnsi="Liberation Mono"/>
+        </w:rPr>
+      </w:r>
+    </w:p>
+    <w:p>
+      <w:pPr>
+        <w:pStyle w:val="Normal"/>
+        <w:spacing w:lineRule="auto" w:line="360"/>
+        <w:rPr>
+          <w:rFonts w:ascii="Liberation Mono" w:hAnsi="Liberation Mono"/>
+        </w:rPr>
+      </w:pPr>
+      <w:r>
+        <w:rPr>
+          <w:rFonts w:ascii="Liberation Mono" w:hAnsi="Liberation Mono"/>
+          <w:i/>
+        </w:rPr>
+        <w:t>void</w:t>
+      </w:r>
+      <w:r>
+        <w:rPr>
+          <w:rFonts w:ascii="Liberation Mono" w:hAnsi="Liberation Mono"/>
+        </w:rPr>
+        <w:t xml:space="preserve"> study_root_value(){</w:t>
+      </w:r>
+    </w:p>
+    <w:p>
+      <w:pPr>
+        <w:pStyle w:val="Normal"/>
+        <w:spacing w:lineRule="auto" w:line="360"/>
+        <w:rPr>
+          <w:rFonts w:ascii="Liberation Mono" w:hAnsi="Liberation Mono"/>
+        </w:rPr>
+      </w:pPr>
+      <w:r>
+        <w:rPr>
+          <w:rFonts w:ascii="Liberation Mono" w:hAnsi="Liberation Mono"/>
+          <w:u w:val="single"/>
+        </w:rPr>
+        <w:t>std</w:t>
+      </w:r>
+      <w:r>
+        <w:rPr>
+          <w:rFonts w:ascii="Liberation Mono" w:hAnsi="Liberation Mono"/>
+        </w:rPr>
+        <w:t>::</w:t>
+      </w:r>
+      <w:r>
+        <w:rPr>
+          <w:rFonts w:ascii="Liberation Mono" w:hAnsi="Liberation Mono"/>
+          <w:u w:val="single"/>
+        </w:rPr>
+        <w:t>ofstream</w:t>
+      </w:r>
+      <w:r>
+        <w:rPr>
+          <w:rFonts w:ascii="Liberation Mono" w:hAnsi="Liberation Mono"/>
+        </w:rPr>
+        <w:t xml:space="preserve"> out;</w:t>
+      </w:r>
+    </w:p>
+    <w:p>
+      <w:pPr>
+        <w:pStyle w:val="Normal"/>
+        <w:spacing w:lineRule="auto" w:line="360"/>
+        <w:rPr>
+          <w:rFonts w:ascii="Liberation Mono" w:hAnsi="Liberation Mono"/>
+        </w:rPr>
+      </w:pPr>
+      <w:r>
+        <w:rPr>
+          <w:rFonts w:ascii="Liberation Mono" w:hAnsi="Liberation Mono"/>
+        </w:rPr>
+        <w:t>out.open("./root_metrix.txt");</w:t>
+      </w:r>
+    </w:p>
+    <w:p>
+      <w:pPr>
+        <w:pStyle w:val="Normal"/>
+        <w:spacing w:lineRule="auto" w:line="360"/>
+        <w:rPr>
+          <w:rFonts w:ascii="Liberation Mono" w:hAnsi="Liberation Mono"/>
+        </w:rPr>
+      </w:pPr>
+      <w:r>
+        <w:rPr>
+          <w:rFonts w:ascii="Liberation Mono" w:hAnsi="Liberation Mono"/>
+        </w:rPr>
+      </w:r>
+    </w:p>
+    <w:p>
+      <w:pPr>
+        <w:pStyle w:val="Normal"/>
+        <w:spacing w:lineRule="auto" w:line="360"/>
+        <w:rPr>
+          <w:rFonts w:ascii="Liberation Mono" w:hAnsi="Liberation Mono"/>
+        </w:rPr>
+      </w:pPr>
+      <w:r>
+        <w:rPr>
+          <w:rFonts w:ascii="Liberation Mono" w:hAnsi="Liberation Mono"/>
+        </w:rPr>
+        <w:t>DELTA = 0.1;</w:t>
+      </w:r>
+    </w:p>
+    <w:p>
+      <w:pPr>
+        <w:pStyle w:val="Normal"/>
+        <w:spacing w:lineRule="auto" w:line="360"/>
+        <w:rPr>
+          <w:rFonts w:ascii="Liberation Mono" w:hAnsi="Liberation Mono"/>
+        </w:rPr>
+      </w:pPr>
+      <w:r>
+        <w:rPr>
+          <w:rFonts w:ascii="Liberation Mono" w:hAnsi="Liberation Mono"/>
+        </w:rPr>
+      </w:r>
+    </w:p>
+    <w:p>
+      <w:pPr>
+        <w:pStyle w:val="Normal"/>
+        <w:spacing w:lineRule="auto" w:line="360"/>
+        <w:rPr>
+          <w:rFonts w:ascii="Liberation Mono" w:hAnsi="Liberation Mono"/>
+        </w:rPr>
+      </w:pPr>
+      <w:r>
+        <w:rPr>
+          <w:rFonts w:ascii="Liberation Mono" w:hAnsi="Liberation Mono"/>
+        </w:rPr>
+        <w:t>if (out.is_open())</w:t>
+      </w:r>
+    </w:p>
+    <w:p>
+      <w:pPr>
+        <w:pStyle w:val="Normal"/>
+        <w:spacing w:lineRule="auto" w:line="360"/>
+        <w:rPr>
+          <w:rFonts w:ascii="Liberation Mono" w:hAnsi="Liberation Mono"/>
+        </w:rPr>
+      </w:pPr>
+      <w:r>
+        <w:rPr>
+          <w:rFonts w:ascii="Liberation Mono" w:hAnsi="Liberation Mono"/>
+        </w:rPr>
+        <w:t>{</w:t>
+      </w:r>
+    </w:p>
+    <w:p>
+      <w:pPr>
+        <w:pStyle w:val="Normal"/>
+        <w:spacing w:lineRule="auto" w:line="360"/>
+        <w:rPr>
+          <w:rFonts w:ascii="Liberation Mono" w:hAnsi="Liberation Mono"/>
+        </w:rPr>
+      </w:pPr>
+      <w:r>
+        <w:rPr>
+          <w:rFonts w:ascii="Liberation Mono" w:hAnsi="Liberation Mono"/>
+        </w:rPr>
+        <w:t>for (</w:t>
+      </w:r>
+      <w:r>
+        <w:rPr>
+          <w:rFonts w:ascii="Liberation Mono" w:hAnsi="Liberation Mono"/>
+          <w:i/>
+        </w:rPr>
+        <w:t>int</w:t>
+      </w:r>
+      <w:r>
+        <w:rPr>
+          <w:rFonts w:ascii="Liberation Mono" w:hAnsi="Liberation Mono"/>
+        </w:rPr>
+        <w:t xml:space="preserve"> i = 0; i &lt; 10; i++){</w:t>
+      </w:r>
+    </w:p>
+    <w:p>
+      <w:pPr>
+        <w:pStyle w:val="Normal"/>
+        <w:spacing w:lineRule="auto" w:line="360"/>
+        <w:rPr>
+          <w:rFonts w:ascii="Liberation Mono" w:hAnsi="Liberation Mono"/>
+        </w:rPr>
+      </w:pPr>
+      <w:r>
+        <w:rPr>
+          <w:rFonts w:ascii="Liberation Mono" w:hAnsi="Liberation Mono"/>
+          <w:i/>
+        </w:rPr>
+        <w:t>int</w:t>
+      </w:r>
+      <w:r>
+        <w:rPr>
+          <w:rFonts w:ascii="Liberation Mono" w:hAnsi="Liberation Mono"/>
+        </w:rPr>
+        <w:t xml:space="preserve"> N = 0;</w:t>
+      </w:r>
+    </w:p>
+    <w:p>
+      <w:pPr>
+        <w:pStyle w:val="Normal"/>
+        <w:spacing w:lineRule="auto" w:line="360"/>
+        <w:rPr>
+          <w:rFonts w:ascii="Liberation Mono" w:hAnsi="Liberation Mono"/>
+        </w:rPr>
+      </w:pPr>
+      <w:r>
+        <w:rPr>
+          <w:rFonts w:ascii="Liberation Mono" w:hAnsi="Liberation Mono"/>
+        </w:rPr>
+      </w:r>
+    </w:p>
+    <w:p>
+      <w:pPr>
+        <w:pStyle w:val="Normal"/>
+        <w:spacing w:lineRule="auto" w:line="360"/>
+        <w:rPr>
+          <w:rFonts w:ascii="Liberation Mono" w:hAnsi="Liberation Mono"/>
+        </w:rPr>
+      </w:pPr>
+      <w:r>
+        <w:rPr>
+          <w:rFonts w:ascii="Liberation Mono" w:hAnsi="Liberation Mono"/>
+          <w:i/>
+        </w:rPr>
+        <w:t>double</w:t>
+      </w:r>
+      <w:r>
+        <w:rPr>
+          <w:rFonts w:ascii="Liberation Mono" w:hAnsi="Liberation Mono"/>
+        </w:rPr>
+        <w:t xml:space="preserve"> root = BISECT(0.0, 1.0, 0.01, N);</w:t>
+      </w:r>
+    </w:p>
+    <w:p>
+      <w:pPr>
+        <w:pStyle w:val="Normal"/>
+        <w:spacing w:lineRule="auto" w:line="360"/>
+        <w:rPr>
+          <w:rFonts w:ascii="Liberation Mono" w:hAnsi="Liberation Mono"/>
+        </w:rPr>
+      </w:pPr>
+      <w:r>
+        <w:rPr>
+          <w:rFonts w:ascii="Liberation Mono" w:hAnsi="Liberation Mono"/>
+        </w:rPr>
+      </w:r>
+    </w:p>
+    <w:p>
+      <w:pPr>
+        <w:pStyle w:val="Normal"/>
+        <w:spacing w:lineRule="auto" w:line="360"/>
+        <w:rPr>
+          <w:rFonts w:ascii="Liberation Mono" w:hAnsi="Liberation Mono"/>
+        </w:rPr>
+      </w:pPr>
+      <w:r>
+        <w:rPr>
+          <w:rFonts w:ascii="Liberation Mono" w:hAnsi="Liberation Mono"/>
+        </w:rPr>
+        <w:t xml:space="preserve">out &lt;&lt; root &lt;&lt; ' ' &lt;&lt; N &lt;&lt; ' ' &lt;&lt; DELTA &lt;&lt; </w:t>
+      </w:r>
+      <w:r>
+        <w:rPr>
+          <w:rFonts w:ascii="Liberation Mono" w:hAnsi="Liberation Mono"/>
+          <w:u w:val="single"/>
+        </w:rPr>
+        <w:t>std</w:t>
+      </w:r>
+      <w:r>
+        <w:rPr>
+          <w:rFonts w:ascii="Liberation Mono" w:hAnsi="Liberation Mono"/>
+        </w:rPr>
+        <w:t>::endl;</w:t>
+      </w:r>
+    </w:p>
+    <w:p>
+      <w:pPr>
+        <w:pStyle w:val="Normal"/>
+        <w:spacing w:lineRule="auto" w:line="360"/>
+        <w:rPr>
+          <w:rFonts w:ascii="Liberation Mono" w:hAnsi="Liberation Mono"/>
+        </w:rPr>
+      </w:pPr>
+      <w:r>
+        <w:rPr>
+          <w:rFonts w:ascii="Liberation Mono" w:hAnsi="Liberation Mono"/>
+        </w:rPr>
+      </w:r>
+    </w:p>
+    <w:p>
+      <w:pPr>
+        <w:pStyle w:val="Normal"/>
+        <w:spacing w:lineRule="auto" w:line="360"/>
+        <w:rPr>
+          <w:rFonts w:ascii="Liberation Mono" w:hAnsi="Liberation Mono"/>
+        </w:rPr>
+      </w:pPr>
+      <w:r>
+        <w:rPr>
+          <w:rFonts w:ascii="Liberation Mono" w:hAnsi="Liberation Mono"/>
+        </w:rPr>
+        <w:t>DELTA /= 10;</w:t>
+      </w:r>
+    </w:p>
+    <w:p>
+      <w:pPr>
+        <w:pStyle w:val="Normal"/>
+        <w:spacing w:lineRule="auto" w:line="360"/>
+        <w:rPr>
+          <w:rFonts w:ascii="Liberation Mono" w:hAnsi="Liberation Mono"/>
+        </w:rPr>
+      </w:pPr>
+      <w:r>
+        <w:rPr>
+          <w:rFonts w:ascii="Liberation Mono" w:hAnsi="Liberation Mono"/>
+        </w:rPr>
+        <w:t>}</w:t>
+      </w:r>
+    </w:p>
+    <w:p>
+      <w:pPr>
+        <w:pStyle w:val="Normal"/>
+        <w:spacing w:lineRule="auto" w:line="360"/>
+        <w:rPr>
+          <w:rFonts w:ascii="Liberation Mono" w:hAnsi="Liberation Mono"/>
+        </w:rPr>
+      </w:pPr>
+      <w:r>
+        <w:rPr>
+          <w:rFonts w:ascii="Liberation Mono" w:hAnsi="Liberation Mono"/>
+        </w:rPr>
+        <w:t>}</w:t>
+      </w:r>
+    </w:p>
+    <w:p>
+      <w:pPr>
+        <w:pStyle w:val="Normal"/>
+        <w:spacing w:lineRule="auto" w:line="360"/>
+        <w:rPr>
+          <w:rFonts w:ascii="Liberation Mono" w:hAnsi="Liberation Mono"/>
+        </w:rPr>
+      </w:pPr>
+      <w:r>
+        <w:rPr>
+          <w:rFonts w:ascii="Liberation Mono" w:hAnsi="Liberation Mono"/>
+        </w:rPr>
+        <w:t>out.close();</w:t>
+      </w:r>
+    </w:p>
+    <w:p>
+      <w:pPr>
+        <w:pStyle w:val="Normal"/>
+        <w:spacing w:lineRule="auto" w:line="360"/>
+        <w:rPr>
+          <w:rFonts w:ascii="Liberation Mono" w:hAnsi="Liberation Mono"/>
+        </w:rPr>
+      </w:pPr>
+      <w:r>
+        <w:rPr>
+          <w:rFonts w:ascii="Liberation Mono" w:hAnsi="Liberation Mono"/>
+        </w:rPr>
+        <w:t>}</w:t>
+      </w:r>
+    </w:p>
+    <w:p>
+      <w:pPr>
+        <w:pStyle w:val="Normal"/>
+        <w:spacing w:lineRule="auto" w:line="360"/>
+        <w:rPr>
+          <w:rFonts w:ascii="Liberation Mono" w:hAnsi="Liberation Mono"/>
+        </w:rPr>
+      </w:pPr>
+      <w:r>
+        <w:rPr>
+          <w:rFonts w:ascii="Liberation Mono" w:hAnsi="Liberation Mono"/>
+        </w:rPr>
+      </w:r>
+    </w:p>
+    <w:p>
+      <w:pPr>
+        <w:pStyle w:val="Normal"/>
+        <w:spacing w:lineRule="auto" w:line="360"/>
+        <w:rPr>
+          <w:rFonts w:ascii="Liberation Mono" w:hAnsi="Liberation Mono"/>
+        </w:rPr>
+      </w:pPr>
+      <w:r>
+        <w:rPr>
+          <w:rFonts w:ascii="Liberation Mono" w:hAnsi="Liberation Mono"/>
+          <w:i/>
+        </w:rPr>
+        <w:t>int</w:t>
+      </w:r>
+      <w:r>
+        <w:rPr>
+          <w:rFonts w:ascii="Liberation Mono" w:hAnsi="Liberation Mono"/>
+        </w:rPr>
+        <w:t xml:space="preserve"> main(){</w:t>
+      </w:r>
+    </w:p>
+    <w:p>
+      <w:pPr>
+        <w:pStyle w:val="Normal"/>
+        <w:spacing w:lineRule="auto" w:line="360"/>
+        <w:rPr>
+          <w:rFonts w:ascii="Liberation Mono" w:hAnsi="Liberation Mono"/>
+        </w:rPr>
+      </w:pPr>
+      <w:r>
+        <w:rPr>
+          <w:rFonts w:ascii="Liberation Mono" w:hAnsi="Liberation Mono"/>
+        </w:rPr>
+      </w:r>
+    </w:p>
+    <w:p>
+      <w:pPr>
+        <w:pStyle w:val="Normal"/>
+        <w:spacing w:lineRule="auto" w:line="360"/>
+        <w:rPr>
+          <w:rFonts w:ascii="Liberation Mono" w:hAnsi="Liberation Mono"/>
+        </w:rPr>
+      </w:pPr>
+      <w:r>
+        <w:rPr>
+          <w:rFonts w:ascii="Liberation Mono" w:hAnsi="Liberation Mono"/>
+        </w:rPr>
+        <w:t>study_operation_count();</w:t>
+      </w:r>
+    </w:p>
+    <w:p>
+      <w:pPr>
+        <w:pStyle w:val="Normal"/>
+        <w:spacing w:lineRule="auto" w:line="360"/>
+        <w:rPr>
+          <w:rFonts w:ascii="Liberation Mono" w:hAnsi="Liberation Mono"/>
+        </w:rPr>
+      </w:pPr>
+      <w:r>
+        <w:rPr>
+          <w:rFonts w:ascii="Liberation Mono" w:hAnsi="Liberation Mono"/>
+        </w:rPr>
+      </w:r>
+    </w:p>
+    <w:p>
+      <w:pPr>
+        <w:pStyle w:val="Normal"/>
+        <w:spacing w:lineRule="auto" w:line="360"/>
+        <w:rPr>
+          <w:rFonts w:ascii="Liberation Mono" w:hAnsi="Liberation Mono"/>
+        </w:rPr>
+      </w:pPr>
+      <w:r>
+        <w:rPr>
+          <w:rFonts w:ascii="Liberation Mono" w:hAnsi="Liberation Mono"/>
+        </w:rPr>
+        <w:t>study_root_value();</w:t>
+      </w:r>
+    </w:p>
+    <w:p>
+      <w:pPr>
+        <w:pStyle w:val="Normal"/>
+        <w:spacing w:lineRule="auto" w:line="360"/>
+        <w:rPr>
+          <w:rFonts w:ascii="Liberation Mono" w:hAnsi="Liberation Mono"/>
+        </w:rPr>
+      </w:pPr>
+      <w:r>
+        <w:rPr>
+          <w:rFonts w:ascii="Liberation Mono" w:hAnsi="Liberation Mono"/>
+        </w:rPr>
+      </w:r>
+    </w:p>
+    <w:p>
+      <w:pPr>
+        <w:pStyle w:val="Normal"/>
+        <w:spacing w:lineRule="auto" w:line="360"/>
+        <w:rPr>
+          <w:rFonts w:ascii="Liberation Mono" w:hAnsi="Liberation Mono"/>
+        </w:rPr>
+      </w:pPr>
+      <w:r>
+        <w:rPr>
+          <w:rFonts w:ascii="Liberation Mono" w:hAnsi="Liberation Mono"/>
+        </w:rPr>
+        <w:t>return 0;</w:t>
+      </w:r>
+    </w:p>
+    <w:p>
+      <w:pPr>
+        <w:pStyle w:val="Normal"/>
+        <w:spacing w:lineRule="auto" w:line="360"/>
+        <w:rPr>
+          <w:rFonts w:ascii="Liberation Mono" w:hAnsi="Liberation Mono"/>
+        </w:rPr>
+      </w:pPr>
+      <w:r>
+        <w:rPr>
+          <w:rFonts w:ascii="Liberation Mono" w:hAnsi="Liberation Mono"/>
+        </w:rPr>
+        <w:t>}</w:t>
+      </w:r>
+    </w:p>
+    <w:p>
+      <w:pPr>
+        <w:pStyle w:val="Normal"/>
+        <w:spacing w:lineRule="auto" w:line="360"/>
+        <w:rPr>
+          <w:rFonts w:ascii="Liberation Mono" w:hAnsi="Liberation Mono"/>
+        </w:rPr>
+      </w:pPr>
+      <w:r>
+        <w:rPr>
+          <w:rFonts w:ascii="Liberation Mono" w:hAnsi="Liberation Mono"/>
+        </w:rPr>
+      </w:r>
+    </w:p>
+    <w:p>
+      <w:pPr>
+        <w:pStyle w:val="Normal"/>
+        <w:spacing w:lineRule="auto" w:line="360"/>
+        <w:rPr>
           <w:rFonts w:ascii="Times New Roman" w:hAnsi="Times New Roman"/>
           <w:sz w:val="28"/>
           <w:szCs w:val="28"/>
         </w:rPr>
-        <w:t xml:space="preserve">Файл </w:t>
-      </w:r>
-      <w:r>
-        <w:rPr>
-          <w:rFonts w:ascii="Times New Roman" w:hAnsi="Times New Roman"/>
-          <w:sz w:val="28"/>
-          <w:szCs w:val="28"/>
-        </w:rPr>
-        <w:t>solution.cpp</w:t>
-      </w:r>
-    </w:p>
-    <w:p>
-      <w:pPr>
-        <w:pStyle w:val="Normal"/>
-        <w:spacing w:lineRule="auto" w:line="360"/>
-        <w:rPr>
-          <w:rFonts w:ascii="Liberation Mono" w:hAnsi="Liberation Mono"/>
-        </w:rPr>
-      </w:pPr>
-      <w:r>
-        <w:rPr>
-          <w:rFonts w:ascii="Liberation Mono" w:hAnsi="Liberation Mono"/>
-        </w:rPr>
-      </w:r>
-    </w:p>
-    <w:p>
-      <w:pPr>
-        <w:pStyle w:val="Normal"/>
-        <w:spacing w:lineRule="auto" w:line="360"/>
-        <w:rPr>
-          <w:rFonts w:ascii="Liberation Mono" w:hAnsi="Liberation Mono"/>
-        </w:rPr>
-      </w:pPr>
-      <w:r>
-        <w:rPr>
-          <w:rFonts w:ascii="Liberation Mono" w:hAnsi="Liberation Mono"/>
-        </w:rPr>
-        <w:t>#include &lt;iostream&gt;</w:t>
-      </w:r>
-    </w:p>
-    <w:p>
-      <w:pPr>
-        <w:pStyle w:val="Normal"/>
-        <w:spacing w:lineRule="auto" w:line="360"/>
-        <w:rPr>
-          <w:rFonts w:ascii="Liberation Mono" w:hAnsi="Liberation Mono"/>
-        </w:rPr>
-      </w:pPr>
-      <w:r>
-        <w:rPr>
-          <w:rFonts w:ascii="Liberation Mono" w:hAnsi="Liberation Mono"/>
-        </w:rPr>
-        <w:t>#include "methods.hpp"</w:t>
-      </w:r>
-    </w:p>
-    <w:p>
-      <w:pPr>
-        <w:pStyle w:val="Normal"/>
-        <w:spacing w:lineRule="auto" w:line="360"/>
-        <w:rPr>
-          <w:rFonts w:ascii="Liberation Mono" w:hAnsi="Liberation Mono"/>
-        </w:rPr>
-      </w:pPr>
-      <w:r>
-        <w:rPr>
-          <w:rFonts w:ascii="Liberation Mono" w:hAnsi="Liberation Mono"/>
-        </w:rPr>
-        <w:t>#include &lt;math.h&gt;</w:t>
-      </w:r>
-    </w:p>
-    <w:p>
-      <w:pPr>
-        <w:pStyle w:val="Normal"/>
-        <w:spacing w:lineRule="auto" w:line="360"/>
-        <w:rPr>
-          <w:rFonts w:ascii="Liberation Mono" w:hAnsi="Liberation Mono"/>
-        </w:rPr>
-      </w:pPr>
-      <w:r>
-        <w:rPr>
-          <w:rFonts w:ascii="Liberation Mono" w:hAnsi="Liberation Mono"/>
-        </w:rPr>
-        <w:t>#include &lt;fstream&gt;</w:t>
-      </w:r>
-    </w:p>
-    <w:p>
-      <w:pPr>
-        <w:pStyle w:val="Normal"/>
-        <w:spacing w:lineRule="auto" w:line="360"/>
-        <w:rPr>
-          <w:rFonts w:ascii="Liberation Mono" w:hAnsi="Liberation Mono"/>
-        </w:rPr>
-      </w:pPr>
-      <w:r>
-        <w:rPr>
-          <w:rFonts w:ascii="Liberation Mono" w:hAnsi="Liberation Mono"/>
-        </w:rPr>
-      </w:r>
-    </w:p>
-    <w:p>
-      <w:pPr>
-        <w:pStyle w:val="Normal"/>
-        <w:spacing w:lineRule="auto" w:line="360"/>
-        <w:rPr>
-          <w:rFonts w:ascii="Liberation Mono" w:hAnsi="Liberation Mono"/>
-        </w:rPr>
-      </w:pPr>
-      <w:r>
-        <w:rPr>
-          <w:rFonts w:ascii="Liberation Mono" w:hAnsi="Liberation Mono"/>
-          <w:i/>
-        </w:rPr>
-        <w:t>double</w:t>
-      </w:r>
-      <w:r>
-        <w:rPr>
-          <w:rFonts w:ascii="Liberation Mono" w:hAnsi="Liberation Mono"/>
-        </w:rPr>
-        <w:t xml:space="preserve"> DELTA = 1E-16;</w:t>
-      </w:r>
-    </w:p>
-    <w:p>
-      <w:pPr>
-        <w:pStyle w:val="Normal"/>
-        <w:spacing w:lineRule="auto" w:line="360"/>
-        <w:rPr>
-          <w:rFonts w:ascii="Liberation Mono" w:hAnsi="Liberation Mono"/>
-        </w:rPr>
-      </w:pPr>
-      <w:r>
-        <w:rPr>
-          <w:rFonts w:ascii="Liberation Mono" w:hAnsi="Liberation Mono"/>
-        </w:rPr>
-      </w:r>
-    </w:p>
-    <w:p>
-      <w:pPr>
-        <w:pStyle w:val="Normal"/>
-        <w:spacing w:lineRule="auto" w:line="360"/>
-        <w:rPr>
-          <w:rFonts w:ascii="Liberation Mono" w:hAnsi="Liberation Mono"/>
-        </w:rPr>
-      </w:pPr>
-      <w:r>
-        <w:rPr>
-          <w:rFonts w:ascii="Liberation Mono" w:hAnsi="Liberation Mono"/>
-          <w:i/>
-        </w:rPr>
-        <w:t>double</w:t>
-      </w:r>
-      <w:r>
-        <w:rPr>
-          <w:rFonts w:ascii="Liberation Mono" w:hAnsi="Liberation Mono"/>
-        </w:rPr>
-        <w:t xml:space="preserve"> F(</w:t>
-      </w:r>
-      <w:r>
-        <w:rPr>
-          <w:rFonts w:ascii="Liberation Mono" w:hAnsi="Liberation Mono"/>
-          <w:i/>
-        </w:rPr>
-        <w:t>double</w:t>
-      </w:r>
-      <w:r>
-        <w:rPr>
-          <w:rFonts w:ascii="Liberation Mono" w:hAnsi="Liberation Mono"/>
-        </w:rPr>
-        <w:t xml:space="preserve"> </w:t>
-      </w:r>
-      <w:r>
-        <w:rPr>
-          <w:rFonts w:ascii="Liberation Mono" w:hAnsi="Liberation Mono"/>
-          <w:i/>
-        </w:rPr>
-        <w:t>x</w:t>
-      </w:r>
-      <w:r>
-        <w:rPr>
-          <w:rFonts w:ascii="Liberation Mono" w:hAnsi="Liberation Mono"/>
-        </w:rPr>
-        <w:t>)</w:t>
-      </w:r>
-    </w:p>
-    <w:p>
-      <w:pPr>
-        <w:pStyle w:val="Normal"/>
-        <w:spacing w:lineRule="auto" w:line="360"/>
-        <w:rPr>
-          <w:rFonts w:ascii="Liberation Mono" w:hAnsi="Liberation Mono"/>
-        </w:rPr>
-      </w:pPr>
-      <w:r>
-        <w:rPr>
-          <w:rFonts w:ascii="Liberation Mono" w:hAnsi="Liberation Mono"/>
-        </w:rPr>
-        <w:t>{</w:t>
-      </w:r>
-    </w:p>
-    <w:p>
-      <w:pPr>
-        <w:pStyle w:val="Normal"/>
-        <w:spacing w:lineRule="auto" w:line="360"/>
-        <w:rPr>
-          <w:rFonts w:ascii="Liberation Mono" w:hAnsi="Liberation Mono"/>
-        </w:rPr>
-      </w:pPr>
-      <w:r>
-        <w:rPr>
-          <w:rFonts w:ascii="Liberation Mono" w:hAnsi="Liberation Mono"/>
-        </w:rPr>
-        <w:t>return Round((1.0+</w:t>
-      </w:r>
-      <w:r>
-        <w:rPr>
-          <w:rFonts w:ascii="Liberation Mono" w:hAnsi="Liberation Mono"/>
-          <w:u w:val="single"/>
-        </w:rPr>
-        <w:t>std</w:t>
-      </w:r>
-      <w:r>
-        <w:rPr>
-          <w:rFonts w:ascii="Liberation Mono" w:hAnsi="Liberation Mono"/>
-        </w:rPr>
-        <w:t>::cos(</w:t>
-      </w:r>
-      <w:r>
-        <w:rPr>
-          <w:rFonts w:ascii="Liberation Mono" w:hAnsi="Liberation Mono"/>
-          <w:i/>
-        </w:rPr>
-        <w:t>x</w:t>
-      </w:r>
-      <w:r>
-        <w:rPr>
-          <w:rFonts w:ascii="Liberation Mono" w:hAnsi="Liberation Mono"/>
-        </w:rPr>
-        <w:t>))/(3.0-</w:t>
-      </w:r>
-      <w:r>
-        <w:rPr>
-          <w:rFonts w:ascii="Liberation Mono" w:hAnsi="Liberation Mono"/>
-          <w:u w:val="single"/>
-        </w:rPr>
-        <w:t>std</w:t>
-      </w:r>
-      <w:r>
-        <w:rPr>
-          <w:rFonts w:ascii="Liberation Mono" w:hAnsi="Liberation Mono"/>
-        </w:rPr>
-        <w:t>::sin(</w:t>
-      </w:r>
-      <w:r>
-        <w:rPr>
-          <w:rFonts w:ascii="Liberation Mono" w:hAnsi="Liberation Mono"/>
-          <w:i/>
-        </w:rPr>
-        <w:t>x</w:t>
-      </w:r>
-      <w:r>
-        <w:rPr>
-          <w:rFonts w:ascii="Liberation Mono" w:hAnsi="Liberation Mono"/>
-        </w:rPr>
-        <w:t xml:space="preserve">)) - </w:t>
-      </w:r>
-      <w:r>
-        <w:rPr>
-          <w:rFonts w:ascii="Liberation Mono" w:hAnsi="Liberation Mono"/>
-          <w:i/>
-        </w:rPr>
-        <w:t>x</w:t>
-      </w:r>
-      <w:r>
-        <w:rPr>
-          <w:rFonts w:ascii="Liberation Mono" w:hAnsi="Liberation Mono"/>
-        </w:rPr>
-        <w:t>, DELTA);</w:t>
-      </w:r>
-    </w:p>
-    <w:p>
-      <w:pPr>
-        <w:pStyle w:val="Normal"/>
-        <w:spacing w:lineRule="auto" w:line="360"/>
-        <w:rPr>
-          <w:rFonts w:ascii="Liberation Mono" w:hAnsi="Liberation Mono"/>
-        </w:rPr>
-      </w:pPr>
-      <w:r>
-        <w:rPr>
-          <w:rFonts w:ascii="Liberation Mono" w:hAnsi="Liberation Mono"/>
-        </w:rPr>
-        <w:t>}</w:t>
-      </w:r>
-    </w:p>
-    <w:p>
-      <w:pPr>
-        <w:pStyle w:val="Normal"/>
-        <w:spacing w:lineRule="auto" w:line="360"/>
-        <w:rPr>
-          <w:rFonts w:ascii="Liberation Mono" w:hAnsi="Liberation Mono"/>
-        </w:rPr>
-      </w:pPr>
-      <w:r>
-        <w:rPr>
-          <w:rFonts w:ascii="Liberation Mono" w:hAnsi="Liberation Mono"/>
-        </w:rPr>
-      </w:r>
-    </w:p>
-    <w:p>
-      <w:pPr>
-        <w:pStyle w:val="Normal"/>
-        <w:spacing w:lineRule="auto" w:line="360"/>
-        <w:rPr>
-          <w:rFonts w:ascii="Liberation Mono" w:hAnsi="Liberation Mono"/>
-        </w:rPr>
-      </w:pPr>
-      <w:r>
-        <w:rPr>
-          <w:rFonts w:ascii="Liberation Mono" w:hAnsi="Liberation Mono"/>
-          <w:i/>
-        </w:rPr>
-        <w:t>void</w:t>
-      </w:r>
-      <w:r>
-        <w:rPr>
-          <w:rFonts w:ascii="Liberation Mono" w:hAnsi="Liberation Mono"/>
-        </w:rPr>
-        <w:t xml:space="preserve"> study_operation_count(){</w:t>
-      </w:r>
-    </w:p>
-    <w:p>
-      <w:pPr>
-        <w:pStyle w:val="Normal"/>
-        <w:spacing w:lineRule="auto" w:line="360"/>
-        <w:rPr>
-          <w:rFonts w:ascii="Liberation Mono" w:hAnsi="Liberation Mono"/>
-        </w:rPr>
-      </w:pPr>
-      <w:r>
-        <w:rPr>
-          <w:rFonts w:ascii="Liberation Mono" w:hAnsi="Liberation Mono"/>
-          <w:u w:val="single"/>
-        </w:rPr>
-        <w:t>std</w:t>
-      </w:r>
-      <w:r>
-        <w:rPr>
-          <w:rFonts w:ascii="Liberation Mono" w:hAnsi="Liberation Mono"/>
-        </w:rPr>
-        <w:t>::</w:t>
-      </w:r>
-      <w:r>
-        <w:rPr>
-          <w:rFonts w:ascii="Liberation Mono" w:hAnsi="Liberation Mono"/>
-          <w:u w:val="single"/>
-        </w:rPr>
-        <w:t>ofstream</w:t>
-      </w:r>
-      <w:r>
-        <w:rPr>
-          <w:rFonts w:ascii="Liberation Mono" w:hAnsi="Liberation Mono"/>
-        </w:rPr>
-        <w:t xml:space="preserve"> out;</w:t>
-      </w:r>
-    </w:p>
-    <w:p>
-      <w:pPr>
-        <w:pStyle w:val="Normal"/>
-        <w:spacing w:lineRule="auto" w:line="360"/>
-        <w:rPr>
-          <w:rFonts w:ascii="Liberation Mono" w:hAnsi="Liberation Mono"/>
-        </w:rPr>
-      </w:pPr>
-      <w:r>
-        <w:rPr>
-          <w:rFonts w:ascii="Liberation Mono" w:hAnsi="Liberation Mono"/>
-        </w:rPr>
-        <w:t>out.open("./operation_metrix.txt");</w:t>
-      </w:r>
-    </w:p>
-    <w:p>
-      <w:pPr>
-        <w:pStyle w:val="Normal"/>
-        <w:spacing w:lineRule="auto" w:line="360"/>
-        <w:rPr>
-          <w:rFonts w:ascii="Liberation Mono" w:hAnsi="Liberation Mono"/>
-        </w:rPr>
-      </w:pPr>
-      <w:r>
-        <w:rPr>
-          <w:rFonts w:ascii="Liberation Mono" w:hAnsi="Liberation Mono"/>
-        </w:rPr>
-      </w:r>
-    </w:p>
-    <w:p>
-      <w:pPr>
-        <w:pStyle w:val="Normal"/>
-        <w:spacing w:lineRule="auto" w:line="360"/>
-        <w:rPr>
-          <w:rFonts w:ascii="Liberation Mono" w:hAnsi="Liberation Mono"/>
-        </w:rPr>
-      </w:pPr>
-      <w:r>
-        <w:rPr>
-          <w:rFonts w:ascii="Liberation Mono" w:hAnsi="Liberation Mono"/>
-          <w:i/>
-        </w:rPr>
-        <w:t>double</w:t>
-      </w:r>
-      <w:r>
-        <w:rPr>
-          <w:rFonts w:ascii="Liberation Mono" w:hAnsi="Liberation Mono"/>
-        </w:rPr>
-        <w:t xml:space="preserve"> p = 0.1;</w:t>
-      </w:r>
-    </w:p>
-    <w:p>
-      <w:pPr>
-        <w:pStyle w:val="Normal"/>
-        <w:spacing w:lineRule="auto" w:line="360"/>
-        <w:rPr>
-          <w:rFonts w:ascii="Liberation Mono" w:hAnsi="Liberation Mono"/>
-        </w:rPr>
-      </w:pPr>
-      <w:r>
-        <w:rPr>
-          <w:rFonts w:ascii="Liberation Mono" w:hAnsi="Liberation Mono"/>
-        </w:rPr>
-      </w:r>
-    </w:p>
-    <w:p>
-      <w:pPr>
-        <w:pStyle w:val="Normal"/>
-        <w:spacing w:lineRule="auto" w:line="360"/>
-        <w:rPr>
-          <w:rFonts w:ascii="Liberation Mono" w:hAnsi="Liberation Mono"/>
-        </w:rPr>
-      </w:pPr>
-      <w:r>
-        <w:rPr>
-          <w:rFonts w:ascii="Liberation Mono" w:hAnsi="Liberation Mono"/>
-        </w:rPr>
-        <w:t>if (out.is_open())</w:t>
-      </w:r>
-    </w:p>
-    <w:p>
-      <w:pPr>
-        <w:pStyle w:val="Normal"/>
-        <w:spacing w:lineRule="auto" w:line="360"/>
-        <w:rPr>
-          <w:rFonts w:ascii="Liberation Mono" w:hAnsi="Liberation Mono"/>
-        </w:rPr>
-      </w:pPr>
-      <w:r>
-        <w:rPr>
-          <w:rFonts w:ascii="Liberation Mono" w:hAnsi="Liberation Mono"/>
-        </w:rPr>
-        <w:t>{</w:t>
-      </w:r>
-    </w:p>
-    <w:p>
-      <w:pPr>
-        <w:pStyle w:val="Normal"/>
-        <w:spacing w:lineRule="auto" w:line="360"/>
-        <w:rPr>
-          <w:rFonts w:ascii="Liberation Mono" w:hAnsi="Liberation Mono"/>
-        </w:rPr>
-      </w:pPr>
-      <w:r>
-        <w:rPr>
-          <w:rFonts w:ascii="Liberation Mono" w:hAnsi="Liberation Mono"/>
-        </w:rPr>
-        <w:t>for (</w:t>
-      </w:r>
-      <w:r>
-        <w:rPr>
-          <w:rFonts w:ascii="Liberation Mono" w:hAnsi="Liberation Mono"/>
-          <w:i/>
-        </w:rPr>
-        <w:t>int</w:t>
-      </w:r>
-      <w:r>
-        <w:rPr>
-          <w:rFonts w:ascii="Liberation Mono" w:hAnsi="Liberation Mono"/>
-        </w:rPr>
-        <w:t xml:space="preserve"> i = 0; i &lt; 20; i++)</w:t>
-      </w:r>
-    </w:p>
-    <w:p>
-      <w:pPr>
-        <w:pStyle w:val="Normal"/>
-        <w:spacing w:lineRule="auto" w:line="360"/>
-        <w:rPr>
-          <w:rFonts w:ascii="Liberation Mono" w:hAnsi="Liberation Mono"/>
-        </w:rPr>
-      </w:pPr>
-      <w:r>
-        <w:rPr>
-          <w:rFonts w:ascii="Liberation Mono" w:hAnsi="Liberation Mono"/>
-        </w:rPr>
-        <w:t>{</w:t>
-      </w:r>
-    </w:p>
-    <w:p>
-      <w:pPr>
-        <w:pStyle w:val="Normal"/>
-        <w:spacing w:lineRule="auto" w:line="360"/>
-        <w:rPr>
-          <w:rFonts w:ascii="Liberation Mono" w:hAnsi="Liberation Mono"/>
-        </w:rPr>
-      </w:pPr>
-      <w:r>
-        <w:rPr>
-          <w:rFonts w:ascii="Liberation Mono" w:hAnsi="Liberation Mono"/>
-          <w:i/>
-        </w:rPr>
-        <w:t>int</w:t>
-      </w:r>
-      <w:r>
-        <w:rPr>
-          <w:rFonts w:ascii="Liberation Mono" w:hAnsi="Liberation Mono"/>
-        </w:rPr>
-        <w:t xml:space="preserve"> N = 0;</w:t>
-      </w:r>
-    </w:p>
-    <w:p>
-      <w:pPr>
-        <w:pStyle w:val="Normal"/>
-        <w:spacing w:lineRule="auto" w:line="360"/>
-        <w:rPr>
-          <w:rFonts w:ascii="Liberation Mono" w:hAnsi="Liberation Mono"/>
-        </w:rPr>
-      </w:pPr>
-      <w:r>
-        <w:rPr>
-          <w:rFonts w:ascii="Liberation Mono" w:hAnsi="Liberation Mono"/>
-          <w:i/>
-        </w:rPr>
-        <w:t>double</w:t>
-      </w:r>
-      <w:r>
-        <w:rPr>
-          <w:rFonts w:ascii="Liberation Mono" w:hAnsi="Liberation Mono"/>
-        </w:rPr>
-        <w:t xml:space="preserve"> root = BISECT(0.0, 1.0, p, N);</w:t>
-      </w:r>
-    </w:p>
-    <w:p>
-      <w:pPr>
-        <w:pStyle w:val="Normal"/>
-        <w:spacing w:lineRule="auto" w:line="360"/>
-        <w:rPr>
-          <w:rFonts w:ascii="Liberation Mono" w:hAnsi="Liberation Mono"/>
-        </w:rPr>
-      </w:pPr>
-      <w:r>
-        <w:rPr>
-          <w:rFonts w:ascii="Liberation Mono" w:hAnsi="Liberation Mono"/>
-        </w:rPr>
-      </w:r>
-    </w:p>
-    <w:p>
-      <w:pPr>
-        <w:pStyle w:val="Normal"/>
-        <w:spacing w:lineRule="auto" w:line="360"/>
-        <w:rPr>
-          <w:rFonts w:ascii="Liberation Mono" w:hAnsi="Liberation Mono"/>
-        </w:rPr>
-      </w:pPr>
-      <w:r>
-        <w:rPr>
-          <w:rFonts w:ascii="Liberation Mono" w:hAnsi="Liberation Mono"/>
-        </w:rPr>
-        <w:t xml:space="preserve">out &lt;&lt; p &lt;&lt; ' ' &lt;&lt; N &lt;&lt; ' ' &lt;&lt; root &lt;&lt; </w:t>
-      </w:r>
-      <w:r>
-        <w:rPr>
-          <w:rFonts w:ascii="Liberation Mono" w:hAnsi="Liberation Mono"/>
-          <w:u w:val="single"/>
-        </w:rPr>
-        <w:t>std</w:t>
-      </w:r>
-      <w:r>
-        <w:rPr>
-          <w:rFonts w:ascii="Liberation Mono" w:hAnsi="Liberation Mono"/>
-        </w:rPr>
-        <w:t>::endl;</w:t>
-      </w:r>
-    </w:p>
-    <w:p>
-      <w:pPr>
-        <w:pStyle w:val="Normal"/>
-        <w:spacing w:lineRule="auto" w:line="360"/>
-        <w:rPr>
-          <w:rFonts w:ascii="Liberation Mono" w:hAnsi="Liberation Mono"/>
-        </w:rPr>
-      </w:pPr>
-      <w:r>
-        <w:rPr>
-          <w:rFonts w:ascii="Liberation Mono" w:hAnsi="Liberation Mono"/>
-        </w:rPr>
-        <w:t>p /= 10.0;</w:t>
-      </w:r>
-    </w:p>
-    <w:p>
-      <w:pPr>
-        <w:pStyle w:val="Normal"/>
-        <w:spacing w:lineRule="auto" w:line="360"/>
-        <w:rPr>
-          <w:rFonts w:ascii="Liberation Mono" w:hAnsi="Liberation Mono"/>
-        </w:rPr>
-      </w:pPr>
-      <w:r>
-        <w:rPr>
-          <w:rFonts w:ascii="Liberation Mono" w:hAnsi="Liberation Mono"/>
-        </w:rPr>
-        <w:t>}</w:t>
-      </w:r>
-    </w:p>
-    <w:p>
-      <w:pPr>
-        <w:pStyle w:val="Normal"/>
-        <w:spacing w:lineRule="auto" w:line="360"/>
-        <w:rPr>
-          <w:rFonts w:ascii="Liberation Mono" w:hAnsi="Liberation Mono"/>
-        </w:rPr>
-      </w:pPr>
-      <w:r>
-        <w:rPr>
-          <w:rFonts w:ascii="Liberation Mono" w:hAnsi="Liberation Mono"/>
-        </w:rPr>
-        <w:t>}</w:t>
-      </w:r>
-    </w:p>
-    <w:p>
-      <w:pPr>
-        <w:pStyle w:val="Normal"/>
-        <w:spacing w:lineRule="auto" w:line="360"/>
-        <w:rPr>
-          <w:rFonts w:ascii="Liberation Mono" w:hAnsi="Liberation Mono"/>
-        </w:rPr>
-      </w:pPr>
-      <w:r>
-        <w:rPr>
-          <w:rFonts w:ascii="Liberation Mono" w:hAnsi="Liberation Mono"/>
-        </w:rPr>
-      </w:r>
-    </w:p>
-    <w:p>
-      <w:pPr>
-        <w:pStyle w:val="Normal"/>
-        <w:spacing w:lineRule="auto" w:line="360"/>
-        <w:rPr>
-          <w:rFonts w:ascii="Liberation Mono" w:hAnsi="Liberation Mono"/>
-        </w:rPr>
-      </w:pPr>
-      <w:r>
-        <w:rPr>
-          <w:rFonts w:ascii="Liberation Mono" w:hAnsi="Liberation Mono"/>
-        </w:rPr>
-        <w:t>out.close();</w:t>
-      </w:r>
-    </w:p>
-    <w:p>
-      <w:pPr>
-        <w:pStyle w:val="Normal"/>
-        <w:spacing w:lineRule="auto" w:line="360"/>
-        <w:rPr>
-          <w:rFonts w:ascii="Liberation Mono" w:hAnsi="Liberation Mono"/>
-        </w:rPr>
-      </w:pPr>
-      <w:r>
-        <w:rPr>
-          <w:rFonts w:ascii="Liberation Mono" w:hAnsi="Liberation Mono"/>
-        </w:rPr>
-        <w:t>}</w:t>
-      </w:r>
-    </w:p>
-    <w:p>
-      <w:pPr>
-        <w:pStyle w:val="Normal"/>
-        <w:spacing w:lineRule="auto" w:line="360"/>
-        <w:rPr>
-          <w:rFonts w:ascii="Liberation Mono" w:hAnsi="Liberation Mono"/>
-        </w:rPr>
-      </w:pPr>
-      <w:r>
-        <w:rPr>
-          <w:rFonts w:ascii="Liberation Mono" w:hAnsi="Liberation Mono"/>
-        </w:rPr>
-      </w:r>
-    </w:p>
-    <w:p>
-      <w:pPr>
-        <w:pStyle w:val="Normal"/>
-        <w:spacing w:lineRule="auto" w:line="360"/>
-        <w:rPr>
-          <w:rFonts w:ascii="Liberation Mono" w:hAnsi="Liberation Mono"/>
-        </w:rPr>
-      </w:pPr>
-      <w:r>
-        <w:rPr>
-          <w:rFonts w:ascii="Liberation Mono" w:hAnsi="Liberation Mono"/>
-          <w:i/>
-        </w:rPr>
-        <w:t>void</w:t>
-      </w:r>
-      <w:r>
-        <w:rPr>
-          <w:rFonts w:ascii="Liberation Mono" w:hAnsi="Liberation Mono"/>
-        </w:rPr>
-        <w:t xml:space="preserve"> study_root_value(){</w:t>
-      </w:r>
-    </w:p>
-    <w:p>
-      <w:pPr>
-        <w:pStyle w:val="Normal"/>
-        <w:spacing w:lineRule="auto" w:line="360"/>
-        <w:rPr>
-          <w:rFonts w:ascii="Liberation Mono" w:hAnsi="Liberation Mono"/>
-        </w:rPr>
-      </w:pPr>
-      <w:r>
-        <w:rPr>
-          <w:rFonts w:ascii="Liberation Mono" w:hAnsi="Liberation Mono"/>
-          <w:u w:val="single"/>
-        </w:rPr>
-        <w:t>std</w:t>
-      </w:r>
-      <w:r>
-        <w:rPr>
-          <w:rFonts w:ascii="Liberation Mono" w:hAnsi="Liberation Mono"/>
-        </w:rPr>
-        <w:t>::</w:t>
-      </w:r>
-      <w:r>
-        <w:rPr>
-          <w:rFonts w:ascii="Liberation Mono" w:hAnsi="Liberation Mono"/>
-          <w:u w:val="single"/>
-        </w:rPr>
-        <w:t>ofstream</w:t>
-      </w:r>
-      <w:r>
-        <w:rPr>
-          <w:rFonts w:ascii="Liberation Mono" w:hAnsi="Liberation Mono"/>
-        </w:rPr>
-        <w:t xml:space="preserve"> out;</w:t>
-      </w:r>
-    </w:p>
-    <w:p>
-      <w:pPr>
-        <w:pStyle w:val="Normal"/>
-        <w:spacing w:lineRule="auto" w:line="360"/>
-        <w:rPr>
-          <w:rFonts w:ascii="Liberation Mono" w:hAnsi="Liberation Mono"/>
-        </w:rPr>
-      </w:pPr>
-      <w:r>
-        <w:rPr>
-          <w:rFonts w:ascii="Liberation Mono" w:hAnsi="Liberation Mono"/>
-        </w:rPr>
-        <w:t>out.open("./root_metrix.txt");</w:t>
-      </w:r>
-    </w:p>
-    <w:p>
-      <w:pPr>
-        <w:pStyle w:val="Normal"/>
-        <w:spacing w:lineRule="auto" w:line="360"/>
-        <w:rPr>
-          <w:rFonts w:ascii="Liberation Mono" w:hAnsi="Liberation Mono"/>
-        </w:rPr>
-      </w:pPr>
-      <w:r>
-        <w:rPr>
-          <w:rFonts w:ascii="Liberation Mono" w:hAnsi="Liberation Mono"/>
-        </w:rPr>
-      </w:r>
-    </w:p>
-    <w:p>
-      <w:pPr>
-        <w:pStyle w:val="Normal"/>
-        <w:spacing w:lineRule="auto" w:line="360"/>
-        <w:rPr>
-          <w:rFonts w:ascii="Liberation Mono" w:hAnsi="Liberation Mono"/>
-        </w:rPr>
-      </w:pPr>
-      <w:r>
-        <w:rPr>
-          <w:rFonts w:ascii="Liberation Mono" w:hAnsi="Liberation Mono"/>
-        </w:rPr>
-        <w:t>DELTA = 0.1;</w:t>
-      </w:r>
-    </w:p>
-    <w:p>
-      <w:pPr>
-        <w:pStyle w:val="Normal"/>
-        <w:spacing w:lineRule="auto" w:line="360"/>
-        <w:rPr>
-          <w:rFonts w:ascii="Liberation Mono" w:hAnsi="Liberation Mono"/>
-        </w:rPr>
-      </w:pPr>
-      <w:r>
-        <w:rPr>
-          <w:rFonts w:ascii="Liberation Mono" w:hAnsi="Liberation Mono"/>
-        </w:rPr>
-      </w:r>
-    </w:p>
-    <w:p>
-      <w:pPr>
-        <w:pStyle w:val="Normal"/>
-        <w:spacing w:lineRule="auto" w:line="360"/>
-        <w:rPr>
-          <w:rFonts w:ascii="Liberation Mono" w:hAnsi="Liberation Mono"/>
-        </w:rPr>
-      </w:pPr>
-      <w:r>
-        <w:rPr>
-          <w:rFonts w:ascii="Liberation Mono" w:hAnsi="Liberation Mono"/>
-        </w:rPr>
-        <w:t>if (out.is_open())</w:t>
-      </w:r>
-    </w:p>
-    <w:p>
-      <w:pPr>
-        <w:pStyle w:val="Normal"/>
-        <w:spacing w:lineRule="auto" w:line="360"/>
-        <w:rPr>
-          <w:rFonts w:ascii="Liberation Mono" w:hAnsi="Liberation Mono"/>
-        </w:rPr>
-      </w:pPr>
-      <w:r>
-        <w:rPr>
-          <w:rFonts w:ascii="Liberation Mono" w:hAnsi="Liberation Mono"/>
-        </w:rPr>
-        <w:t>{</w:t>
-      </w:r>
-    </w:p>
-    <w:p>
-      <w:pPr>
-        <w:pStyle w:val="Normal"/>
-        <w:spacing w:lineRule="auto" w:line="360"/>
-        <w:rPr>
-          <w:rFonts w:ascii="Liberation Mono" w:hAnsi="Liberation Mono"/>
-        </w:rPr>
-      </w:pPr>
-      <w:r>
-        <w:rPr>
-          <w:rFonts w:ascii="Liberation Mono" w:hAnsi="Liberation Mono"/>
-        </w:rPr>
-        <w:t>for (</w:t>
-      </w:r>
-      <w:r>
-        <w:rPr>
-          <w:rFonts w:ascii="Liberation Mono" w:hAnsi="Liberation Mono"/>
-          <w:i/>
-        </w:rPr>
-        <w:t>int</w:t>
-      </w:r>
-      <w:r>
-        <w:rPr>
-          <w:rFonts w:ascii="Liberation Mono" w:hAnsi="Liberation Mono"/>
-        </w:rPr>
-        <w:t xml:space="preserve"> i = 0; i &lt; 10; i++){</w:t>
-      </w:r>
-    </w:p>
-    <w:p>
-      <w:pPr>
-        <w:pStyle w:val="Normal"/>
-        <w:spacing w:lineRule="auto" w:line="360"/>
-        <w:rPr>
-          <w:rFonts w:ascii="Liberation Mono" w:hAnsi="Liberation Mono"/>
-        </w:rPr>
-      </w:pPr>
-      <w:r>
-        <w:rPr>
-          <w:rFonts w:ascii="Liberation Mono" w:hAnsi="Liberation Mono"/>
-          <w:i/>
-        </w:rPr>
-        <w:t>int</w:t>
-      </w:r>
-      <w:r>
-        <w:rPr>
-          <w:rFonts w:ascii="Liberation Mono" w:hAnsi="Liberation Mono"/>
-        </w:rPr>
-        <w:t xml:space="preserve"> N = 0;</w:t>
-      </w:r>
-    </w:p>
-    <w:p>
-      <w:pPr>
-        <w:pStyle w:val="Normal"/>
-        <w:spacing w:lineRule="auto" w:line="360"/>
-        <w:rPr>
-          <w:rFonts w:ascii="Liberation Mono" w:hAnsi="Liberation Mono"/>
-        </w:rPr>
-      </w:pPr>
-      <w:r>
-        <w:rPr>
-          <w:rFonts w:ascii="Liberation Mono" w:hAnsi="Liberation Mono"/>
-        </w:rPr>
-      </w:r>
-    </w:p>
-    <w:p>
-      <w:pPr>
-        <w:pStyle w:val="Normal"/>
-        <w:spacing w:lineRule="auto" w:line="360"/>
-        <w:rPr>
-          <w:rFonts w:ascii="Liberation Mono" w:hAnsi="Liberation Mono"/>
-        </w:rPr>
-      </w:pPr>
-      <w:r>
-        <w:rPr>
-          <w:rFonts w:ascii="Liberation Mono" w:hAnsi="Liberation Mono"/>
-          <w:i/>
-        </w:rPr>
-        <w:t>double</w:t>
-      </w:r>
-      <w:r>
-        <w:rPr>
-          <w:rFonts w:ascii="Liberation Mono" w:hAnsi="Liberation Mono"/>
-        </w:rPr>
-        <w:t xml:space="preserve"> root = BISECT(0.0, 1.0, 0.01, N);</w:t>
-      </w:r>
-    </w:p>
-    <w:p>
-      <w:pPr>
-        <w:pStyle w:val="Normal"/>
-        <w:spacing w:lineRule="auto" w:line="360"/>
-        <w:rPr>
-          <w:rFonts w:ascii="Liberation Mono" w:hAnsi="Liberation Mono"/>
-        </w:rPr>
-      </w:pPr>
-      <w:r>
-        <w:rPr>
-          <w:rFonts w:ascii="Liberation Mono" w:hAnsi="Liberation Mono"/>
-        </w:rPr>
-      </w:r>
-    </w:p>
-    <w:p>
-      <w:pPr>
-        <w:pStyle w:val="Normal"/>
-        <w:spacing w:lineRule="auto" w:line="360"/>
-        <w:rPr>
-          <w:rFonts w:ascii="Liberation Mono" w:hAnsi="Liberation Mono"/>
-        </w:rPr>
-      </w:pPr>
-      <w:r>
-        <w:rPr>
-          <w:rFonts w:ascii="Liberation Mono" w:hAnsi="Liberation Mono"/>
-        </w:rPr>
-        <w:t xml:space="preserve">out &lt;&lt; root &lt;&lt; ' ' &lt;&lt; N &lt;&lt; ' ' &lt;&lt; DELTA &lt;&lt; </w:t>
-      </w:r>
-      <w:r>
-        <w:rPr>
-          <w:rFonts w:ascii="Liberation Mono" w:hAnsi="Liberation Mono"/>
-          <w:u w:val="single"/>
-        </w:rPr>
-        <w:t>std</w:t>
-      </w:r>
-      <w:r>
-        <w:rPr>
-          <w:rFonts w:ascii="Liberation Mono" w:hAnsi="Liberation Mono"/>
-        </w:rPr>
-        <w:t>::endl;</w:t>
-      </w:r>
-    </w:p>
-    <w:p>
-      <w:pPr>
-        <w:pStyle w:val="Normal"/>
-        <w:spacing w:lineRule="auto" w:line="360"/>
-        <w:rPr>
-          <w:rFonts w:ascii="Liberation Mono" w:hAnsi="Liberation Mono"/>
-        </w:rPr>
-      </w:pPr>
-      <w:r>
-        <w:rPr>
-          <w:rFonts w:ascii="Liberation Mono" w:hAnsi="Liberation Mono"/>
-        </w:rPr>
-      </w:r>
-    </w:p>
-    <w:p>
-      <w:pPr>
-        <w:pStyle w:val="Normal"/>
-        <w:spacing w:lineRule="auto" w:line="360"/>
-        <w:rPr>
-          <w:rFonts w:ascii="Liberation Mono" w:hAnsi="Liberation Mono"/>
-        </w:rPr>
-      </w:pPr>
-      <w:r>
-        <w:rPr>
-          <w:rFonts w:ascii="Liberation Mono" w:hAnsi="Liberation Mono"/>
-        </w:rPr>
-        <w:t>DELTA /= 10;</w:t>
-      </w:r>
-    </w:p>
-    <w:p>
-      <w:pPr>
-        <w:pStyle w:val="Normal"/>
-        <w:spacing w:lineRule="auto" w:line="360"/>
-        <w:rPr>
-          <w:rFonts w:ascii="Liberation Mono" w:hAnsi="Liberation Mono"/>
-        </w:rPr>
-      </w:pPr>
-      <w:r>
-        <w:rPr>
-          <w:rFonts w:ascii="Liberation Mono" w:hAnsi="Liberation Mono"/>
-        </w:rPr>
-        <w:t>}</w:t>
-      </w:r>
-    </w:p>
-    <w:p>
-      <w:pPr>
-        <w:pStyle w:val="Normal"/>
-        <w:spacing w:lineRule="auto" w:line="360"/>
-        <w:rPr>
-          <w:rFonts w:ascii="Liberation Mono" w:hAnsi="Liberation Mono"/>
-        </w:rPr>
-      </w:pPr>
-      <w:r>
-        <w:rPr>
-          <w:rFonts w:ascii="Liberation Mono" w:hAnsi="Liberation Mono"/>
-        </w:rPr>
-        <w:t>}</w:t>
-      </w:r>
-    </w:p>
-    <w:p>
-      <w:pPr>
-        <w:pStyle w:val="Normal"/>
-        <w:spacing w:lineRule="auto" w:line="360"/>
-        <w:rPr>
-          <w:rFonts w:ascii="Liberation Mono" w:hAnsi="Liberation Mono"/>
-        </w:rPr>
-      </w:pPr>
-      <w:r>
-        <w:rPr>
-          <w:rFonts w:ascii="Liberation Mono" w:hAnsi="Liberation Mono"/>
-        </w:rPr>
-        <w:t>out.close();</w:t>
-      </w:r>
-    </w:p>
-    <w:p>
-      <w:pPr>
-        <w:pStyle w:val="Normal"/>
-        <w:spacing w:lineRule="auto" w:line="360"/>
-        <w:rPr>
-          <w:rFonts w:ascii="Liberation Mono" w:hAnsi="Liberation Mono"/>
-        </w:rPr>
-      </w:pPr>
-      <w:r>
-        <w:rPr>
-          <w:rFonts w:ascii="Liberation Mono" w:hAnsi="Liberation Mono"/>
-        </w:rPr>
-        <w:t>}</w:t>
-      </w:r>
-    </w:p>
-    <w:p>
-      <w:pPr>
-        <w:pStyle w:val="Normal"/>
-        <w:spacing w:lineRule="auto" w:line="360"/>
-        <w:rPr>
-          <w:rFonts w:ascii="Liberation Mono" w:hAnsi="Liberation Mono"/>
-        </w:rPr>
-      </w:pPr>
-      <w:r>
-        <w:rPr>
-          <w:rFonts w:ascii="Liberation Mono" w:hAnsi="Liberation Mono"/>
-        </w:rPr>
-      </w:r>
-    </w:p>
-    <w:p>
-      <w:pPr>
-        <w:pStyle w:val="Normal"/>
-        <w:spacing w:lineRule="auto" w:line="360"/>
-        <w:rPr>
-          <w:rFonts w:ascii="Liberation Mono" w:hAnsi="Liberation Mono"/>
-        </w:rPr>
-      </w:pPr>
-      <w:r>
-        <w:rPr>
-          <w:rFonts w:ascii="Liberation Mono" w:hAnsi="Liberation Mono"/>
-          <w:i/>
-        </w:rPr>
-        <w:t>int</w:t>
-      </w:r>
-      <w:r>
-        <w:rPr>
-          <w:rFonts w:ascii="Liberation Mono" w:hAnsi="Liberation Mono"/>
-        </w:rPr>
-        <w:t xml:space="preserve"> main(){</w:t>
-      </w:r>
-    </w:p>
-    <w:p>
-      <w:pPr>
-        <w:pStyle w:val="Normal"/>
-        <w:spacing w:lineRule="auto" w:line="360"/>
-        <w:rPr>
-          <w:rFonts w:ascii="Liberation Mono" w:hAnsi="Liberation Mono"/>
-        </w:rPr>
-      </w:pPr>
-      <w:r>
-        <w:rPr>
-          <w:rFonts w:ascii="Liberation Mono" w:hAnsi="Liberation Mono"/>
-        </w:rPr>
-      </w:r>
-    </w:p>
-    <w:p>
-      <w:pPr>
-        <w:pStyle w:val="Normal"/>
-        <w:spacing w:lineRule="auto" w:line="360"/>
-        <w:rPr>
-          <w:rFonts w:ascii="Liberation Mono" w:hAnsi="Liberation Mono"/>
-        </w:rPr>
-      </w:pPr>
-      <w:r>
-        <w:rPr>
-          <w:rFonts w:ascii="Liberation Mono" w:hAnsi="Liberation Mono"/>
-        </w:rPr>
-        <w:t>study_operation_count();</w:t>
-      </w:r>
-    </w:p>
-    <w:p>
-      <w:pPr>
-        <w:pStyle w:val="Normal"/>
-        <w:spacing w:lineRule="auto" w:line="360"/>
-        <w:rPr>
-          <w:rFonts w:ascii="Liberation Mono" w:hAnsi="Liberation Mono"/>
-        </w:rPr>
-      </w:pPr>
-      <w:r>
-        <w:rPr>
-          <w:rFonts w:ascii="Liberation Mono" w:hAnsi="Liberation Mono"/>
-        </w:rPr>
-      </w:r>
-    </w:p>
-    <w:p>
-      <w:pPr>
-        <w:pStyle w:val="Normal"/>
-        <w:spacing w:lineRule="auto" w:line="360"/>
-        <w:rPr>
-          <w:rFonts w:ascii="Liberation Mono" w:hAnsi="Liberation Mono"/>
-        </w:rPr>
-      </w:pPr>
-      <w:r>
-        <w:rPr>
-          <w:rFonts w:ascii="Liberation Mono" w:hAnsi="Liberation Mono"/>
-        </w:rPr>
-        <w:t>study_root_value();</w:t>
-      </w:r>
-    </w:p>
-    <w:p>
-      <w:pPr>
-        <w:pStyle w:val="Normal"/>
-        <w:spacing w:lineRule="auto" w:line="360"/>
-        <w:rPr>
-          <w:rFonts w:ascii="Liberation Mono" w:hAnsi="Liberation Mono"/>
-        </w:rPr>
-      </w:pPr>
-      <w:r>
-        <w:rPr>
-          <w:rFonts w:ascii="Liberation Mono" w:hAnsi="Liberation Mono"/>
-        </w:rPr>
-      </w:r>
-    </w:p>
-    <w:p>
-      <w:pPr>
-        <w:pStyle w:val="Normal"/>
-        <w:spacing w:lineRule="auto" w:line="360"/>
-        <w:rPr>
-          <w:rFonts w:ascii="Liberation Mono" w:hAnsi="Liberation Mono"/>
-        </w:rPr>
-      </w:pPr>
-      <w:r>
-        <w:rPr>
-          <w:rFonts w:ascii="Liberation Mono" w:hAnsi="Liberation Mono"/>
-        </w:rPr>
-        <w:t>return 0;</w:t>
-      </w:r>
-    </w:p>
-    <w:p>
-      <w:pPr>
-        <w:pStyle w:val="Normal"/>
-        <w:spacing w:lineRule="auto" w:line="360"/>
-        <w:rPr>
-          <w:rFonts w:ascii="Liberation Mono" w:hAnsi="Liberation Mono"/>
-        </w:rPr>
-      </w:pPr>
-      <w:r>
-        <w:rPr>
-          <w:rFonts w:ascii="Liberation Mono" w:hAnsi="Liberation Mono"/>
-        </w:rPr>
-        <w:t>}</w:t>
-      </w:r>
-    </w:p>
-    <w:p>
-      <w:pPr>
-        <w:pStyle w:val="Normal"/>
-        <w:spacing w:lineRule="auto" w:line="360"/>
-        <w:rPr>
-          <w:rFonts w:ascii="Liberation Mono" w:hAnsi="Liberation Mono"/>
-        </w:rPr>
-      </w:pPr>
-      <w:r>
-        <w:rPr>
-          <w:rFonts w:ascii="Liberation Mono" w:hAnsi="Liberation Mono"/>
-        </w:rPr>
-      </w:r>
-    </w:p>
-    <w:p>
-      <w:pPr>
-        <w:pStyle w:val="Normal"/>
-        <w:spacing w:lineRule="auto" w:line="360"/>
-        <w:rPr>
-          <w:rFonts w:ascii="Times New Roman" w:hAnsi="Times New Roman"/>
-          <w:sz w:val="28"/>
-          <w:szCs w:val="28"/>
-        </w:rPr>
-      </w:pPr>
-      <w:r>
-        <w:rPr>
-          <w:rFonts w:ascii="Times New Roman" w:hAnsi="Times New Roman"/>
+      </w:pPr>
+      <w:r>
+        <w:rPr>
           <w:sz w:val="28"/>
           <w:szCs w:val="28"/>
         </w:rPr>
@@ -8317,33 +7535,23 @@
       </w:rPr>
     </w:pPr>
     <w:r>
-      <w:rPr>
-        <w:color w:val="000000"/>
-      </w:rPr>
+      <w:rPr/>
       <w:fldChar w:fldCharType="begin"/>
     </w:r>
     <w:r>
-      <w:rPr>
-        <w:color w:val="000000"/>
-      </w:rPr>
+      <w:rPr/>
       <w:instrText xml:space="preserve"> PAGE </w:instrText>
     </w:r>
     <w:r>
-      <w:rPr>
-        <w:color w:val="000000"/>
-      </w:rPr>
+      <w:rPr/>
       <w:fldChar w:fldCharType="separate"/>
     </w:r>
     <w:r>
-      <w:rPr>
-        <w:color w:val="000000"/>
-      </w:rPr>
+      <w:rPr/>
       <w:t>16</w:t>
     </w:r>
     <w:r>
-      <w:rPr>
-        <w:color w:val="000000"/>
-      </w:rPr>
+      <w:rPr/>
       <w:fldChar w:fldCharType="end"/>
     </w:r>
   </w:p>

--- a/Meshcheryakov_Aleksandr/lb3/Meshcheryakov_Aleksandr_lb3.docx
+++ b/Meshcheryakov_Aleksandr/lb3/Meshcheryakov_Aleksandr_lb3.docx
@@ -1444,63 +1444,6 @@
     </w:p>
     <w:p>
       <w:pPr>
-        <w:pStyle w:val="Normal"/>
-        <w:spacing w:lineRule="auto" w:line="360"/>
-        <w:jc w:val="center"/>
-        <w:rPr>
-          <w:color w:val="000000"/>
-          <w:sz w:val="28"/>
-          <w:szCs w:val="28"/>
-        </w:rPr>
-      </w:pPr>
-      <w:r>
-        <w:rPr>
-          <w:color w:val="000000"/>
-          <w:sz w:val="28"/>
-          <w:szCs w:val="28"/>
-        </w:rPr>
-      </w:r>
-    </w:p>
-    <w:p>
-      <w:pPr>
-        <w:pStyle w:val="Normal"/>
-        <w:spacing w:lineRule="auto" w:line="360"/>
-        <w:jc w:val="center"/>
-        <w:rPr>
-          <w:color w:val="000000"/>
-          <w:sz w:val="28"/>
-          <w:szCs w:val="28"/>
-        </w:rPr>
-      </w:pPr>
-      <w:r>
-        <w:rPr>
-          <w:color w:val="000000"/>
-          <w:sz w:val="28"/>
-          <w:szCs w:val="28"/>
-        </w:rPr>
-      </w:r>
-    </w:p>
-    <w:p>
-      <w:pPr>
-        <w:pStyle w:val="Normal"/>
-        <w:spacing w:lineRule="auto" w:line="360"/>
-        <w:jc w:val="center"/>
-        <w:rPr>
-          <w:color w:val="000000"/>
-          <w:sz w:val="28"/>
-          <w:szCs w:val="28"/>
-        </w:rPr>
-      </w:pPr>
-      <w:r>
-        <w:rPr>
-          <w:color w:val="000000"/>
-          <w:sz w:val="28"/>
-          <w:szCs w:val="28"/>
-        </w:rPr>
-      </w:r>
-    </w:p>
-    <w:p>
-      <w:pPr>
         <w:pStyle w:val="Heading2"/>
         <w:jc w:val="center"/>
         <w:rPr>
@@ -2119,7 +2062,7 @@
           <w:szCs w:val="28"/>
         </w:rPr>
         <w:tab/>
-        <w:t>Если найден отрезок [a,b], такой, что f (a) f (b), существует точка c, в которой значение функции равно нулю, т.е. f (с)=0, с пренадлежит (a,b). Метод бисекции состоит в построении последовательности вложенных друг в друга отрезков, на концах которых функция имеет разные знаки.</w:t>
+        <w:t>Если найден отрезок [a,b], такой, что f (a) f (b), существует точка c, в которой значение функции равно нулю, т.е. f (с)=0, с пренадлежит (a,b). Метод бисекции состоит в построении последовательности вложенных друг в друга отрезков, на концах которых функция имеет разные знаки.</w:t>
       </w:r>
     </w:p>
     <w:p>
@@ -2187,7 +2130,7 @@
           <w:szCs w:val="28"/>
         </w:rPr>
         <w:tab/>
-        <w:t>Рассмотрим один шаг итерационного процесса. Пусть на (n-1)-м шаге найден отрезок [an-1, bn-1] пренадлежащий [a, b], такой, что f (an-1) f (bn-1). Разделим его пополам точкой e = (an-1 +bn-1)/2 и вычислим f (e). Если f (e)=0, то e =( an-1+bn-1)/2- корень уравнения. Если f (e) !=   , то из двух половин отрезка выбирается та, на концах которой функция имеет противоположные знаки, поскольку искомый корень лежит на этой половине, т.е.</w:t>
+        <w:t>Рассмотрим один шаг итерационного процесса. Пусть на (n-1)-м шаге найден отрезок [an-1, bn-1] пренадлежащий [a, b], такой, что f (an-1) f (bn-1). Разделим его пополам точкой e = (an-1 +bn-1)/2 и вычислим f (e). Если f (e)=0, то e =( an-1+bn-1)/2- корень уравнения. Если f (e) !=   , то из двух половин отрезка выбирается та, на концах которой функция имеет противоположные знаки, поскольку искомый корень лежит на этой половине, т.е.</w:t>
       </w:r>
     </w:p>
     <w:p>
@@ -2322,7 +2265,7 @@
     </w:p>
     <w:p>
       <w:pPr>
-        <w:pStyle w:val="Heading2"/>
+        <w:pStyle w:val="Normal"/>
         <w:jc w:val="center"/>
         <w:rPr>
           <w:rFonts w:ascii="Times New Roman" w:hAnsi="Times New Roman"/>
@@ -2333,16 +2276,34 @@
       </w:pPr>
       <w:r>
         <w:rPr>
+          <w:color w:val="000000"/>
+          <w:sz w:val="28"/>
+          <w:szCs w:val="28"/>
+        </w:rPr>
+      </w:r>
+    </w:p>
+    <w:p>
+      <w:pPr>
+        <w:pStyle w:val="Normal"/>
+        <w:jc w:val="center"/>
+        <w:rPr>
           <w:rFonts w:ascii="Times New Roman" w:hAnsi="Times New Roman"/>
           <w:color w:val="000000"/>
           <w:sz w:val="28"/>
           <w:szCs w:val="28"/>
         </w:rPr>
-      </w:r>
-    </w:p>
-    <w:p>
-      <w:pPr>
-        <w:pStyle w:val="Heading2"/>
+      </w:pPr>
+      <w:r>
+        <w:rPr>
+          <w:color w:val="000000"/>
+          <w:sz w:val="28"/>
+          <w:szCs w:val="28"/>
+        </w:rPr>
+      </w:r>
+    </w:p>
+    <w:p>
+      <w:pPr>
+        <w:pStyle w:val="Normal"/>
         <w:jc w:val="center"/>
         <w:rPr>
           <w:rFonts w:ascii="Times New Roman" w:hAnsi="Times New Roman"/>
@@ -2353,16 +2314,34 @@
       </w:pPr>
       <w:r>
         <w:rPr>
+          <w:color w:val="000000"/>
+          <w:sz w:val="28"/>
+          <w:szCs w:val="28"/>
+        </w:rPr>
+      </w:r>
+    </w:p>
+    <w:p>
+      <w:pPr>
+        <w:pStyle w:val="Normal"/>
+        <w:jc w:val="center"/>
+        <w:rPr>
           <w:rFonts w:ascii="Times New Roman" w:hAnsi="Times New Roman"/>
           <w:color w:val="000000"/>
           <w:sz w:val="28"/>
           <w:szCs w:val="28"/>
         </w:rPr>
-      </w:r>
-    </w:p>
-    <w:p>
-      <w:pPr>
-        <w:pStyle w:val="Heading2"/>
+      </w:pPr>
+      <w:r>
+        <w:rPr>
+          <w:color w:val="000000"/>
+          <w:sz w:val="28"/>
+          <w:szCs w:val="28"/>
+        </w:rPr>
+      </w:r>
+    </w:p>
+    <w:p>
+      <w:pPr>
+        <w:pStyle w:val="Normal"/>
         <w:jc w:val="center"/>
         <w:rPr>
           <w:rFonts w:ascii="Times New Roman" w:hAnsi="Times New Roman"/>
@@ -2373,16 +2352,34 @@
       </w:pPr>
       <w:r>
         <w:rPr>
+          <w:color w:val="000000"/>
+          <w:sz w:val="28"/>
+          <w:szCs w:val="28"/>
+        </w:rPr>
+      </w:r>
+    </w:p>
+    <w:p>
+      <w:pPr>
+        <w:pStyle w:val="Normal"/>
+        <w:jc w:val="center"/>
+        <w:rPr>
           <w:rFonts w:ascii="Times New Roman" w:hAnsi="Times New Roman"/>
           <w:color w:val="000000"/>
           <w:sz w:val="28"/>
           <w:szCs w:val="28"/>
         </w:rPr>
-      </w:r>
-    </w:p>
-    <w:p>
-      <w:pPr>
-        <w:pStyle w:val="Heading2"/>
+      </w:pPr>
+      <w:r>
+        <w:rPr>
+          <w:color w:val="000000"/>
+          <w:sz w:val="28"/>
+          <w:szCs w:val="28"/>
+        </w:rPr>
+      </w:r>
+    </w:p>
+    <w:p>
+      <w:pPr>
+        <w:pStyle w:val="Normal"/>
         <w:jc w:val="center"/>
         <w:rPr>
           <w:rFonts w:ascii="Times New Roman" w:hAnsi="Times New Roman"/>
@@ -2393,16 +2390,34 @@
       </w:pPr>
       <w:r>
         <w:rPr>
+          <w:color w:val="000000"/>
+          <w:sz w:val="28"/>
+          <w:szCs w:val="28"/>
+        </w:rPr>
+      </w:r>
+    </w:p>
+    <w:p>
+      <w:pPr>
+        <w:pStyle w:val="Normal"/>
+        <w:jc w:val="center"/>
+        <w:rPr>
           <w:rFonts w:ascii="Times New Roman" w:hAnsi="Times New Roman"/>
           <w:color w:val="000000"/>
           <w:sz w:val="28"/>
           <w:szCs w:val="28"/>
         </w:rPr>
-      </w:r>
-    </w:p>
-    <w:p>
-      <w:pPr>
-        <w:pStyle w:val="Heading2"/>
+      </w:pPr>
+      <w:r>
+        <w:rPr>
+          <w:color w:val="000000"/>
+          <w:sz w:val="28"/>
+          <w:szCs w:val="28"/>
+        </w:rPr>
+      </w:r>
+    </w:p>
+    <w:p>
+      <w:pPr>
+        <w:pStyle w:val="Normal"/>
         <w:jc w:val="center"/>
         <w:rPr>
           <w:rFonts w:ascii="Times New Roman" w:hAnsi="Times New Roman"/>
@@ -2413,16 +2428,34 @@
       </w:pPr>
       <w:r>
         <w:rPr>
+          <w:color w:val="000000"/>
+          <w:sz w:val="28"/>
+          <w:szCs w:val="28"/>
+        </w:rPr>
+      </w:r>
+    </w:p>
+    <w:p>
+      <w:pPr>
+        <w:pStyle w:val="Normal"/>
+        <w:jc w:val="center"/>
+        <w:rPr>
           <w:rFonts w:ascii="Times New Roman" w:hAnsi="Times New Roman"/>
           <w:color w:val="000000"/>
           <w:sz w:val="28"/>
           <w:szCs w:val="28"/>
         </w:rPr>
-      </w:r>
-    </w:p>
-    <w:p>
-      <w:pPr>
-        <w:pStyle w:val="Heading2"/>
+      </w:pPr>
+      <w:r>
+        <w:rPr>
+          <w:color w:val="000000"/>
+          <w:sz w:val="28"/>
+          <w:szCs w:val="28"/>
+        </w:rPr>
+      </w:r>
+    </w:p>
+    <w:p>
+      <w:pPr>
+        <w:pStyle w:val="Normal"/>
         <w:jc w:val="center"/>
         <w:rPr>
           <w:rFonts w:ascii="Times New Roman" w:hAnsi="Times New Roman"/>
@@ -2433,16 +2466,34 @@
       </w:pPr>
       <w:r>
         <w:rPr>
+          <w:color w:val="000000"/>
+          <w:sz w:val="28"/>
+          <w:szCs w:val="28"/>
+        </w:rPr>
+      </w:r>
+    </w:p>
+    <w:p>
+      <w:pPr>
+        <w:pStyle w:val="Normal"/>
+        <w:jc w:val="center"/>
+        <w:rPr>
           <w:rFonts w:ascii="Times New Roman" w:hAnsi="Times New Roman"/>
           <w:color w:val="000000"/>
           <w:sz w:val="28"/>
           <w:szCs w:val="28"/>
         </w:rPr>
-      </w:r>
-    </w:p>
-    <w:p>
-      <w:pPr>
-        <w:pStyle w:val="Heading2"/>
+      </w:pPr>
+      <w:r>
+        <w:rPr>
+          <w:color w:val="000000"/>
+          <w:sz w:val="28"/>
+          <w:szCs w:val="28"/>
+        </w:rPr>
+      </w:r>
+    </w:p>
+    <w:p>
+      <w:pPr>
+        <w:pStyle w:val="Normal"/>
         <w:jc w:val="center"/>
         <w:rPr>
           <w:rFonts w:ascii="Times New Roman" w:hAnsi="Times New Roman"/>
@@ -2453,16 +2504,34 @@
       </w:pPr>
       <w:r>
         <w:rPr>
+          <w:color w:val="000000"/>
+          <w:sz w:val="28"/>
+          <w:szCs w:val="28"/>
+        </w:rPr>
+      </w:r>
+    </w:p>
+    <w:p>
+      <w:pPr>
+        <w:pStyle w:val="Normal"/>
+        <w:jc w:val="center"/>
+        <w:rPr>
           <w:rFonts w:ascii="Times New Roman" w:hAnsi="Times New Roman"/>
           <w:color w:val="000000"/>
           <w:sz w:val="28"/>
           <w:szCs w:val="28"/>
         </w:rPr>
-      </w:r>
-    </w:p>
-    <w:p>
-      <w:pPr>
-        <w:pStyle w:val="Heading2"/>
+      </w:pPr>
+      <w:r>
+        <w:rPr>
+          <w:color w:val="000000"/>
+          <w:sz w:val="28"/>
+          <w:szCs w:val="28"/>
+        </w:rPr>
+      </w:r>
+    </w:p>
+    <w:p>
+      <w:pPr>
+        <w:pStyle w:val="Normal"/>
         <w:jc w:val="center"/>
         <w:rPr>
           <w:rFonts w:ascii="Times New Roman" w:hAnsi="Times New Roman"/>
@@ -2473,16 +2542,34 @@
       </w:pPr>
       <w:r>
         <w:rPr>
+          <w:color w:val="000000"/>
+          <w:sz w:val="28"/>
+          <w:szCs w:val="28"/>
+        </w:rPr>
+      </w:r>
+    </w:p>
+    <w:p>
+      <w:pPr>
+        <w:pStyle w:val="Normal"/>
+        <w:jc w:val="center"/>
+        <w:rPr>
           <w:rFonts w:ascii="Times New Roman" w:hAnsi="Times New Roman"/>
           <w:color w:val="000000"/>
           <w:sz w:val="28"/>
           <w:szCs w:val="28"/>
         </w:rPr>
-      </w:r>
-    </w:p>
-    <w:p>
-      <w:pPr>
-        <w:pStyle w:val="Heading2"/>
+      </w:pPr>
+      <w:r>
+        <w:rPr>
+          <w:color w:val="000000"/>
+          <w:sz w:val="28"/>
+          <w:szCs w:val="28"/>
+        </w:rPr>
+      </w:r>
+    </w:p>
+    <w:p>
+      <w:pPr>
+        <w:pStyle w:val="Normal"/>
         <w:jc w:val="center"/>
         <w:rPr>
           <w:rFonts w:ascii="Times New Roman" w:hAnsi="Times New Roman"/>
@@ -2493,16 +2580,34 @@
       </w:pPr>
       <w:r>
         <w:rPr>
+          <w:color w:val="000000"/>
+          <w:sz w:val="28"/>
+          <w:szCs w:val="28"/>
+        </w:rPr>
+      </w:r>
+    </w:p>
+    <w:p>
+      <w:pPr>
+        <w:pStyle w:val="Normal"/>
+        <w:jc w:val="center"/>
+        <w:rPr>
           <w:rFonts w:ascii="Times New Roman" w:hAnsi="Times New Roman"/>
           <w:color w:val="000000"/>
           <w:sz w:val="28"/>
           <w:szCs w:val="28"/>
         </w:rPr>
-      </w:r>
-    </w:p>
-    <w:p>
-      <w:pPr>
-        <w:pStyle w:val="Heading2"/>
+      </w:pPr>
+      <w:r>
+        <w:rPr>
+          <w:color w:val="000000"/>
+          <w:sz w:val="28"/>
+          <w:szCs w:val="28"/>
+        </w:rPr>
+      </w:r>
+    </w:p>
+    <w:p>
+      <w:pPr>
+        <w:pStyle w:val="Normal"/>
         <w:jc w:val="center"/>
         <w:rPr>
           <w:rFonts w:ascii="Times New Roman" w:hAnsi="Times New Roman"/>
@@ -2513,16 +2618,34 @@
       </w:pPr>
       <w:r>
         <w:rPr>
+          <w:color w:val="000000"/>
+          <w:sz w:val="28"/>
+          <w:szCs w:val="28"/>
+        </w:rPr>
+      </w:r>
+    </w:p>
+    <w:p>
+      <w:pPr>
+        <w:pStyle w:val="Normal"/>
+        <w:jc w:val="center"/>
+        <w:rPr>
           <w:rFonts w:ascii="Times New Roman" w:hAnsi="Times New Roman"/>
           <w:color w:val="000000"/>
           <w:sz w:val="28"/>
           <w:szCs w:val="28"/>
         </w:rPr>
-      </w:r>
-    </w:p>
-    <w:p>
-      <w:pPr>
-        <w:pStyle w:val="Heading2"/>
+      </w:pPr>
+      <w:r>
+        <w:rPr>
+          <w:color w:val="000000"/>
+          <w:sz w:val="28"/>
+          <w:szCs w:val="28"/>
+        </w:rPr>
+      </w:r>
+    </w:p>
+    <w:p>
+      <w:pPr>
+        <w:pStyle w:val="Normal"/>
         <w:jc w:val="center"/>
         <w:rPr>
           <w:rFonts w:ascii="Times New Roman" w:hAnsi="Times New Roman"/>
@@ -2533,16 +2656,34 @@
       </w:pPr>
       <w:r>
         <w:rPr>
+          <w:color w:val="000000"/>
+          <w:sz w:val="28"/>
+          <w:szCs w:val="28"/>
+        </w:rPr>
+      </w:r>
+    </w:p>
+    <w:p>
+      <w:pPr>
+        <w:pStyle w:val="Normal"/>
+        <w:jc w:val="center"/>
+        <w:rPr>
           <w:rFonts w:ascii="Times New Roman" w:hAnsi="Times New Roman"/>
           <w:color w:val="000000"/>
           <w:sz w:val="28"/>
           <w:szCs w:val="28"/>
         </w:rPr>
-      </w:r>
-    </w:p>
-    <w:p>
-      <w:pPr>
-        <w:pStyle w:val="Heading2"/>
+      </w:pPr>
+      <w:r>
+        <w:rPr>
+          <w:color w:val="000000"/>
+          <w:sz w:val="28"/>
+          <w:szCs w:val="28"/>
+        </w:rPr>
+      </w:r>
+    </w:p>
+    <w:p>
+      <w:pPr>
+        <w:pStyle w:val="Normal"/>
         <w:jc w:val="center"/>
         <w:rPr>
           <w:rFonts w:ascii="Times New Roman" w:hAnsi="Times New Roman"/>
@@ -2553,16 +2694,34 @@
       </w:pPr>
       <w:r>
         <w:rPr>
+          <w:color w:val="000000"/>
+          <w:sz w:val="28"/>
+          <w:szCs w:val="28"/>
+        </w:rPr>
+      </w:r>
+    </w:p>
+    <w:p>
+      <w:pPr>
+        <w:pStyle w:val="Normal"/>
+        <w:jc w:val="center"/>
+        <w:rPr>
           <w:rFonts w:ascii="Times New Roman" w:hAnsi="Times New Roman"/>
           <w:color w:val="000000"/>
           <w:sz w:val="28"/>
           <w:szCs w:val="28"/>
         </w:rPr>
-      </w:r>
-    </w:p>
-    <w:p>
-      <w:pPr>
-        <w:pStyle w:val="Heading2"/>
+      </w:pPr>
+      <w:r>
+        <w:rPr>
+          <w:color w:val="000000"/>
+          <w:sz w:val="28"/>
+          <w:szCs w:val="28"/>
+        </w:rPr>
+      </w:r>
+    </w:p>
+    <w:p>
+      <w:pPr>
+        <w:pStyle w:val="Normal"/>
         <w:jc w:val="center"/>
         <w:rPr>
           <w:rFonts w:ascii="Times New Roman" w:hAnsi="Times New Roman"/>
@@ -2573,16 +2732,34 @@
       </w:pPr>
       <w:r>
         <w:rPr>
+          <w:color w:val="000000"/>
+          <w:sz w:val="28"/>
+          <w:szCs w:val="28"/>
+        </w:rPr>
+      </w:r>
+    </w:p>
+    <w:p>
+      <w:pPr>
+        <w:pStyle w:val="Normal"/>
+        <w:jc w:val="center"/>
+        <w:rPr>
           <w:rFonts w:ascii="Times New Roman" w:hAnsi="Times New Roman"/>
           <w:color w:val="000000"/>
           <w:sz w:val="28"/>
           <w:szCs w:val="28"/>
         </w:rPr>
-      </w:r>
-    </w:p>
-    <w:p>
-      <w:pPr>
-        <w:pStyle w:val="Heading2"/>
+      </w:pPr>
+      <w:r>
+        <w:rPr>
+          <w:color w:val="000000"/>
+          <w:sz w:val="28"/>
+          <w:szCs w:val="28"/>
+        </w:rPr>
+      </w:r>
+    </w:p>
+    <w:p>
+      <w:pPr>
+        <w:pStyle w:val="Normal"/>
         <w:jc w:val="center"/>
         <w:rPr>
           <w:rFonts w:ascii="Times New Roman" w:hAnsi="Times New Roman"/>
@@ -2593,16 +2770,34 @@
       </w:pPr>
       <w:r>
         <w:rPr>
+          <w:color w:val="000000"/>
+          <w:sz w:val="28"/>
+          <w:szCs w:val="28"/>
+        </w:rPr>
+      </w:r>
+    </w:p>
+    <w:p>
+      <w:pPr>
+        <w:pStyle w:val="Normal"/>
+        <w:jc w:val="center"/>
+        <w:rPr>
           <w:rFonts w:ascii="Times New Roman" w:hAnsi="Times New Roman"/>
           <w:color w:val="000000"/>
           <w:sz w:val="28"/>
           <w:szCs w:val="28"/>
         </w:rPr>
-      </w:r>
-    </w:p>
-    <w:p>
-      <w:pPr>
-        <w:pStyle w:val="Heading2"/>
+      </w:pPr>
+      <w:r>
+        <w:rPr>
+          <w:color w:val="000000"/>
+          <w:sz w:val="28"/>
+          <w:szCs w:val="28"/>
+        </w:rPr>
+      </w:r>
+    </w:p>
+    <w:p>
+      <w:pPr>
+        <w:pStyle w:val="Normal"/>
         <w:jc w:val="center"/>
         <w:rPr>
           <w:rFonts w:ascii="Times New Roman" w:hAnsi="Times New Roman"/>
@@ -2613,16 +2808,34 @@
       </w:pPr>
       <w:r>
         <w:rPr>
+          <w:color w:val="000000"/>
+          <w:sz w:val="28"/>
+          <w:szCs w:val="28"/>
+        </w:rPr>
+      </w:r>
+    </w:p>
+    <w:p>
+      <w:pPr>
+        <w:pStyle w:val="Normal"/>
+        <w:jc w:val="center"/>
+        <w:rPr>
           <w:rFonts w:ascii="Times New Roman" w:hAnsi="Times New Roman"/>
           <w:color w:val="000000"/>
           <w:sz w:val="28"/>
           <w:szCs w:val="28"/>
         </w:rPr>
-      </w:r>
-    </w:p>
-    <w:p>
-      <w:pPr>
-        <w:pStyle w:val="Heading2"/>
+      </w:pPr>
+      <w:r>
+        <w:rPr>
+          <w:color w:val="000000"/>
+          <w:sz w:val="28"/>
+          <w:szCs w:val="28"/>
+        </w:rPr>
+      </w:r>
+    </w:p>
+    <w:p>
+      <w:pPr>
+        <w:pStyle w:val="Normal"/>
         <w:jc w:val="center"/>
         <w:rPr>
           <w:rFonts w:ascii="Times New Roman" w:hAnsi="Times New Roman"/>
@@ -2633,16 +2846,34 @@
       </w:pPr>
       <w:r>
         <w:rPr>
+          <w:color w:val="000000"/>
+          <w:sz w:val="28"/>
+          <w:szCs w:val="28"/>
+        </w:rPr>
+      </w:r>
+    </w:p>
+    <w:p>
+      <w:pPr>
+        <w:pStyle w:val="Normal"/>
+        <w:jc w:val="center"/>
+        <w:rPr>
           <w:rFonts w:ascii="Times New Roman" w:hAnsi="Times New Roman"/>
           <w:color w:val="000000"/>
           <w:sz w:val="28"/>
           <w:szCs w:val="28"/>
         </w:rPr>
-      </w:r>
-    </w:p>
-    <w:p>
-      <w:pPr>
-        <w:pStyle w:val="Heading2"/>
+      </w:pPr>
+      <w:r>
+        <w:rPr>
+          <w:color w:val="000000"/>
+          <w:sz w:val="28"/>
+          <w:szCs w:val="28"/>
+        </w:rPr>
+      </w:r>
+    </w:p>
+    <w:p>
+      <w:pPr>
+        <w:pStyle w:val="Normal"/>
         <w:jc w:val="center"/>
         <w:rPr>
           <w:rFonts w:ascii="Times New Roman" w:hAnsi="Times New Roman"/>
@@ -2653,167 +2884,6 @@
       </w:pPr>
       <w:r>
         <w:rPr>
-          <w:rFonts w:ascii="Times New Roman" w:hAnsi="Times New Roman"/>
-          <w:color w:val="000000"/>
-          <w:sz w:val="28"/>
-          <w:szCs w:val="28"/>
-        </w:rPr>
-      </w:r>
-    </w:p>
-    <w:p>
-      <w:pPr>
-        <w:pStyle w:val="Heading2"/>
-        <w:jc w:val="center"/>
-        <w:rPr>
-          <w:rFonts w:ascii="Times New Roman" w:hAnsi="Times New Roman"/>
-          <w:color w:val="000000"/>
-          <w:sz w:val="28"/>
-          <w:szCs w:val="28"/>
-        </w:rPr>
-      </w:pPr>
-      <w:r>
-        <w:rPr>
-          <w:rFonts w:ascii="Times New Roman" w:hAnsi="Times New Roman"/>
-          <w:color w:val="000000"/>
-          <w:sz w:val="28"/>
-          <w:szCs w:val="28"/>
-        </w:rPr>
-      </w:r>
-    </w:p>
-    <w:p>
-      <w:pPr>
-        <w:pStyle w:val="Heading2"/>
-        <w:jc w:val="center"/>
-        <w:rPr>
-          <w:rFonts w:ascii="Times New Roman" w:hAnsi="Times New Roman"/>
-          <w:color w:val="000000"/>
-          <w:sz w:val="28"/>
-          <w:szCs w:val="28"/>
-        </w:rPr>
-      </w:pPr>
-      <w:r>
-        <w:rPr>
-          <w:rFonts w:ascii="Times New Roman" w:hAnsi="Times New Roman"/>
-          <w:color w:val="000000"/>
-          <w:sz w:val="28"/>
-          <w:szCs w:val="28"/>
-        </w:rPr>
-      </w:r>
-    </w:p>
-    <w:p>
-      <w:pPr>
-        <w:pStyle w:val="Heading2"/>
-        <w:jc w:val="center"/>
-        <w:rPr>
-          <w:rFonts w:ascii="Times New Roman" w:hAnsi="Times New Roman"/>
-          <w:color w:val="000000"/>
-          <w:sz w:val="28"/>
-          <w:szCs w:val="28"/>
-        </w:rPr>
-      </w:pPr>
-      <w:r>
-        <w:rPr>
-          <w:rFonts w:ascii="Times New Roman" w:hAnsi="Times New Roman"/>
-          <w:color w:val="000000"/>
-          <w:sz w:val="28"/>
-          <w:szCs w:val="28"/>
-        </w:rPr>
-      </w:r>
-    </w:p>
-    <w:p>
-      <w:pPr>
-        <w:pStyle w:val="Heading2"/>
-        <w:jc w:val="center"/>
-        <w:rPr>
-          <w:rFonts w:ascii="Times New Roman" w:hAnsi="Times New Roman"/>
-          <w:color w:val="000000"/>
-          <w:sz w:val="28"/>
-          <w:szCs w:val="28"/>
-        </w:rPr>
-      </w:pPr>
-      <w:r>
-        <w:rPr>
-          <w:rFonts w:ascii="Times New Roman" w:hAnsi="Times New Roman"/>
-          <w:color w:val="000000"/>
-          <w:sz w:val="28"/>
-          <w:szCs w:val="28"/>
-        </w:rPr>
-      </w:r>
-    </w:p>
-    <w:p>
-      <w:pPr>
-        <w:pStyle w:val="Heading2"/>
-        <w:jc w:val="center"/>
-        <w:rPr>
-          <w:rFonts w:ascii="Times New Roman" w:hAnsi="Times New Roman"/>
-          <w:color w:val="000000"/>
-          <w:sz w:val="28"/>
-          <w:szCs w:val="28"/>
-        </w:rPr>
-      </w:pPr>
-      <w:r>
-        <w:rPr>
-          <w:rFonts w:ascii="Times New Roman" w:hAnsi="Times New Roman"/>
-          <w:color w:val="000000"/>
-          <w:sz w:val="28"/>
-          <w:szCs w:val="28"/>
-        </w:rPr>
-      </w:r>
-    </w:p>
-    <w:p>
-      <w:pPr>
-        <w:pStyle w:val="Heading2"/>
-        <w:jc w:val="center"/>
-        <w:rPr>
-          <w:rFonts w:ascii="Times New Roman" w:hAnsi="Times New Roman"/>
-          <w:color w:val="000000"/>
-          <w:sz w:val="28"/>
-          <w:szCs w:val="28"/>
-        </w:rPr>
-      </w:pPr>
-      <w:r>
-        <w:rPr>
-          <w:rFonts w:ascii="Times New Roman" w:hAnsi="Times New Roman"/>
-          <w:color w:val="000000"/>
-          <w:sz w:val="28"/>
-          <w:szCs w:val="28"/>
-        </w:rPr>
-      </w:r>
-    </w:p>
-    <w:p>
-      <w:pPr>
-        <w:pStyle w:val="Heading2"/>
-        <w:jc w:val="center"/>
-        <w:rPr>
-          <w:rFonts w:ascii="Times New Roman" w:hAnsi="Times New Roman"/>
-          <w:color w:val="000000"/>
-          <w:sz w:val="28"/>
-          <w:szCs w:val="28"/>
-        </w:rPr>
-      </w:pPr>
-      <w:r>
-        <w:rPr>
-          <w:rFonts w:ascii="Times New Roman" w:hAnsi="Times New Roman"/>
-          <w:color w:val="000000"/>
-          <w:sz w:val="28"/>
-          <w:szCs w:val="28"/>
-        </w:rPr>
-      </w:r>
-    </w:p>
-    <w:p>
-      <w:pPr>
-        <w:pStyle w:val="Heading2"/>
-        <w:jc w:val="center"/>
-        <w:rPr>
-          <w:rFonts w:ascii="Times New Roman" w:hAnsi="Times New Roman"/>
-          <w:color w:val="000000"/>
-          <w:sz w:val="28"/>
-          <w:szCs w:val="28"/>
-        </w:rPr>
-      </w:pPr>
-      <w:r>
-        <w:rPr>
-          <w:rFonts w:ascii="Times New Roman" w:hAnsi="Times New Roman"/>
           <w:color w:val="000000"/>
           <w:sz w:val="28"/>
           <w:szCs w:val="28"/>
@@ -2973,7 +3043,7 @@
     </w:p>
     <w:p>
       <w:pPr>
-        <w:pStyle w:val="Normal"/>
+        <w:pStyle w:val="Heading2"/>
         <w:numPr>
           <w:ilvl w:val="0"/>
           <w:numId w:val="0"/>
@@ -2983,24 +3053,1558 @@
         <w:jc w:val="both"/>
         <w:rPr>
           <w:rFonts w:ascii="Times New Roman" w:hAnsi="Times New Roman"/>
-          <w:sz w:val="28"/>
-          <w:szCs w:val="28"/>
-        </w:rPr>
-      </w:pPr>
+          <w:b/>
+          <w:bCs/>
+          <w:color w:val="000000"/>
+        </w:rPr>
+      </w:pPr>
+      <w:r>
+        <w:rPr>
+          <w:rFonts w:ascii="Times New Roman" w:hAnsi="Times New Roman"/>
+          <w:b/>
+          <w:bCs/>
+          <w:color w:val="000000"/>
+          <w:sz w:val="28"/>
+          <w:szCs w:val="28"/>
+        </w:rPr>
+        <w:t>Отделение корней уравнения</w:t>
+      </w:r>
+    </w:p>
+    <w:p>
+      <w:pPr>
+        <w:pStyle w:val="BodyText"/>
+        <w:spacing w:lineRule="auto" w:line="360" w:before="0" w:after="283"/>
+        <w:ind w:hanging="0" w:left="0" w:right="0"/>
+        <w:jc w:val="both"/>
+        <w:rPr>
+          <w:rFonts w:ascii="Times New Roman" w:hAnsi="Times New Roman"/>
+          <w:b w:val="false"/>
+          <w:bCs w:val="false"/>
+        </w:rPr>
+      </w:pPr>
+      <w:r>
+        <w:rPr>
+          <w:rFonts w:ascii="Times New Roman" w:hAnsi="Times New Roman"/>
+          <w:b w:val="false"/>
+          <w:bCs w:val="false"/>
+        </w:rPr>
+        <w:t xml:space="preserve">Рассмотрим функцию </w:t>
+      </w:r>
+      <w:r>
+        <w:rPr>
+          <w:rFonts w:ascii="Times New Roman" w:hAnsi="Times New Roman"/>
+          <w:b w:val="false"/>
+          <w:bCs w:val="false"/>
+        </w:rPr>
+      </w:r>
+      <m:oMath xmlns:m="http://schemas.openxmlformats.org/officeDocument/2006/math">
+        <m:r>
+          <w:rPr>
+            <w:rFonts w:ascii="Cambria Math" w:hAnsi="Cambria Math"/>
+          </w:rPr>
+          <m:t xml:space="preserve">f</m:t>
+        </m:r>
+        <m:d>
+          <m:dPr>
+            <m:begChr m:val="("/>
+            <m:endChr m:val=")"/>
+          </m:dPr>
+          <m:e>
+            <m:r>
+              <w:rPr>
+                <w:rFonts w:ascii="Cambria Math" w:hAnsi="Cambria Math"/>
+              </w:rPr>
+              <m:t xml:space="preserve">x</m:t>
+            </m:r>
+          </m:e>
+        </m:d>
+        <m:r>
+          <w:rPr>
+            <w:rFonts w:ascii="Cambria Math" w:hAnsi="Cambria Math"/>
+          </w:rPr>
+          <m:t xml:space="preserve">=</m:t>
+        </m:r>
+        <m:f>
+          <m:num>
+            <m:r>
+              <w:rPr>
+                <w:rFonts w:ascii="Cambria Math" w:hAnsi="Cambria Math"/>
+              </w:rPr>
+              <m:t xml:space="preserve">1</m:t>
+            </m:r>
+            <m:r>
+              <w:rPr>
+                <w:rFonts w:ascii="Cambria Math" w:hAnsi="Cambria Math"/>
+              </w:rPr>
+              <m:t xml:space="preserve">+</m:t>
+            </m:r>
+            <m:r>
+              <w:rPr>
+                <w:rFonts w:ascii="Cambria Math" w:hAnsi="Cambria Math"/>
+              </w:rPr>
+              <m:t xml:space="preserve">cos</m:t>
+            </m:r>
+            <m:d>
+              <m:dPr>
+                <m:begChr m:val="("/>
+                <m:endChr m:val=")"/>
+              </m:dPr>
+              <m:e>
+                <m:r>
+                  <w:rPr>
+                    <w:rFonts w:ascii="Cambria Math" w:hAnsi="Cambria Math"/>
+                  </w:rPr>
+                  <m:t xml:space="preserve">x</m:t>
+                </m:r>
+              </m:e>
+            </m:d>
+          </m:num>
+          <m:den>
+            <m:r>
+              <w:rPr>
+                <w:rFonts w:ascii="Cambria Math" w:hAnsi="Cambria Math"/>
+              </w:rPr>
+              <m:t xml:space="preserve">3</m:t>
+            </m:r>
+            <m:r>
+              <w:rPr>
+                <w:rFonts w:ascii="Cambria Math" w:hAnsi="Cambria Math"/>
+              </w:rPr>
+              <m:t xml:space="preserve">−</m:t>
+            </m:r>
+            <m:r>
+              <w:rPr>
+                <w:rFonts w:ascii="Cambria Math" w:hAnsi="Cambria Math"/>
+              </w:rPr>
+              <m:t xml:space="preserve">sin</m:t>
+            </m:r>
+            <m:d>
+              <m:dPr>
+                <m:begChr m:val="("/>
+                <m:endChr m:val=")"/>
+              </m:dPr>
+              <m:e>
+                <m:r>
+                  <w:rPr>
+                    <w:rFonts w:ascii="Cambria Math" w:hAnsi="Cambria Math"/>
+                  </w:rPr>
+                  <m:t xml:space="preserve">x</m:t>
+                </m:r>
+              </m:e>
+            </m:d>
+          </m:den>
+        </m:f>
+        <m:r>
+          <w:rPr>
+            <w:rFonts w:ascii="Cambria Math" w:hAnsi="Cambria Math"/>
+          </w:rPr>
+          <m:t xml:space="preserve">​</m:t>
+        </m:r>
+        <m:r>
+          <w:rPr>
+            <w:rFonts w:ascii="Cambria Math" w:hAnsi="Cambria Math"/>
+          </w:rPr>
+          <m:t xml:space="preserve">−</m:t>
+        </m:r>
+        <m:r>
+          <w:rPr>
+            <w:rFonts w:ascii="Cambria Math" w:hAnsi="Cambria Math"/>
+          </w:rPr>
+          <m:t xml:space="preserve">x</m:t>
+        </m:r>
+      </m:oMath>
+      <w:r>
+        <w:rPr>
+          <w:rFonts w:ascii="Times New Roman" w:hAnsi="Times New Roman"/>
+          <w:b w:val="false"/>
+          <w:bCs w:val="false"/>
+        </w:rPr>
+        <w:t>. Она определена и непрерывна на всей числовой прямой, так как знаменатель 3 − sin(x) никогда не обращается в нуль (поскольку ∣sin(x)∣≤1).</w:t>
+      </w:r>
+    </w:p>
+    <w:p>
+      <w:pPr>
+        <w:pStyle w:val="BodyText"/>
+        <w:spacing w:lineRule="auto" w:line="360" w:before="0" w:after="283"/>
+        <w:jc w:val="both"/>
+        <w:rPr>
+          <w:rFonts w:ascii="Times New Roman" w:hAnsi="Times New Roman"/>
+          <w:b w:val="false"/>
+          <w:bCs w:val="false"/>
+        </w:rPr>
+      </w:pPr>
+      <w:r>
+        <w:rPr>
+          <w:rFonts w:ascii="Times New Roman" w:hAnsi="Times New Roman"/>
+          <w:b w:val="false"/>
+          <w:bCs w:val="false"/>
+        </w:rPr>
+        <w:t>Ее производная равна:</w:t>
+      </w:r>
+    </w:p>
+    <w:p>
+      <w:pPr>
+        <w:pStyle w:val="BodyText"/>
+        <w:spacing w:lineRule="auto" w:line="360" w:before="0" w:after="283"/>
+        <w:ind w:hanging="0" w:left="0" w:right="0"/>
+        <w:jc w:val="both"/>
+        <w:rPr>
+          <w:rFonts w:ascii="Times New Roman" w:hAnsi="Times New Roman"/>
+          <w:b w:val="false"/>
+          <w:bCs w:val="false"/>
+        </w:rPr>
+      </w:pPr>
+      <w:r>
+        <w:rPr>
+          <w:rFonts w:ascii="Times New Roman" w:hAnsi="Times New Roman"/>
+          <w:b w:val="false"/>
+          <w:bCs w:val="false"/>
+        </w:rPr>
+      </w:r>
+      <m:oMathPara xmlns:m="http://schemas.openxmlformats.org/officeDocument/2006/math">
+        <m:oMathParaPr>
+          <m:jc m:val="left"/>
+        </m:oMathParaPr>
+        <m:oMath>
+          <m:r>
+            <w:rPr>
+              <w:rFonts w:ascii="Cambria Math" w:hAnsi="Cambria Math"/>
+            </w:rPr>
+            <m:t xml:space="preserve">f</m:t>
+          </m:r>
+          <m:r>
+            <w:rPr>
+              <w:rFonts w:ascii="Cambria Math" w:hAnsi="Cambria Math"/>
+            </w:rPr>
+            <m:t xml:space="preserve">′</m:t>
+          </m:r>
+          <m:d>
+            <m:dPr>
+              <m:begChr m:val="("/>
+              <m:endChr m:val=")"/>
+            </m:dPr>
+            <m:e>
+              <m:r>
+                <w:rPr>
+                  <w:rFonts w:ascii="Cambria Math" w:hAnsi="Cambria Math"/>
+                </w:rPr>
+                <m:t xml:space="preserve">x</m:t>
+              </m:r>
+            </m:e>
+          </m:d>
+          <m:r>
+            <w:rPr>
+              <w:rFonts w:ascii="Cambria Math" w:hAnsi="Cambria Math"/>
+            </w:rPr>
+            <m:t xml:space="preserve">=</m:t>
+          </m:r>
+          <m:f>
+            <m:num>
+              <m:r>
+                <w:rPr>
+                  <w:rFonts w:ascii="Cambria Math" w:hAnsi="Cambria Math"/>
+                </w:rPr>
+                <m:t xml:space="preserve">−</m:t>
+              </m:r>
+              <m:r>
+                <w:rPr>
+                  <w:rFonts w:ascii="Cambria Math" w:hAnsi="Cambria Math"/>
+                </w:rPr>
+                <m:t xml:space="preserve">sin</m:t>
+              </m:r>
+              <m:d>
+                <m:dPr>
+                  <m:begChr m:val="("/>
+                  <m:endChr m:val=")"/>
+                </m:dPr>
+                <m:e>
+                  <m:r>
+                    <w:rPr>
+                      <w:rFonts w:ascii="Cambria Math" w:hAnsi="Cambria Math"/>
+                    </w:rPr>
+                    <m:t xml:space="preserve">x</m:t>
+                  </m:r>
+                </m:e>
+              </m:d>
+              <m:d>
+                <m:dPr>
+                  <m:begChr m:val="("/>
+                  <m:endChr m:val=")"/>
+                </m:dPr>
+                <m:e>
+                  <m:r>
+                    <w:rPr>
+                      <w:rFonts w:ascii="Cambria Math" w:hAnsi="Cambria Math"/>
+                    </w:rPr>
+                    <m:t xml:space="preserve">3</m:t>
+                  </m:r>
+                  <m:r>
+                    <w:rPr>
+                      <w:rFonts w:ascii="Cambria Math" w:hAnsi="Cambria Math"/>
+                    </w:rPr>
+                    <m:t xml:space="preserve">−</m:t>
+                  </m:r>
+                  <m:r>
+                    <w:rPr>
+                      <w:rFonts w:ascii="Cambria Math" w:hAnsi="Cambria Math"/>
+                    </w:rPr>
+                    <m:t xml:space="preserve">sin</m:t>
+                  </m:r>
+                  <m:d>
+                    <m:dPr>
+                      <m:begChr m:val="("/>
+                      <m:endChr m:val=")"/>
+                    </m:dPr>
+                    <m:e>
+                      <m:r>
+                        <w:rPr>
+                          <w:rFonts w:ascii="Cambria Math" w:hAnsi="Cambria Math"/>
+                        </w:rPr>
+                        <m:t xml:space="preserve">x</m:t>
+                      </m:r>
+                    </m:e>
+                  </m:d>
+                </m:e>
+              </m:d>
+              <m:r>
+                <w:rPr>
+                  <w:rFonts w:ascii="Cambria Math" w:hAnsi="Cambria Math"/>
+                </w:rPr>
+                <m:t xml:space="preserve">−</m:t>
+              </m:r>
+              <m:d>
+                <m:dPr>
+                  <m:begChr m:val="("/>
+                  <m:endChr m:val=")"/>
+                </m:dPr>
+                <m:e>
+                  <m:r>
+                    <w:rPr>
+                      <w:rFonts w:ascii="Cambria Math" w:hAnsi="Cambria Math"/>
+                    </w:rPr>
+                    <m:t xml:space="preserve">1</m:t>
+                  </m:r>
+                  <m:r>
+                    <w:rPr>
+                      <w:rFonts w:ascii="Cambria Math" w:hAnsi="Cambria Math"/>
+                    </w:rPr>
+                    <m:t xml:space="preserve">+</m:t>
+                  </m:r>
+                  <m:r>
+                    <w:rPr>
+                      <w:rFonts w:ascii="Cambria Math" w:hAnsi="Cambria Math"/>
+                    </w:rPr>
+                    <m:t xml:space="preserve">cos</m:t>
+                  </m:r>
+                  <m:d>
+                    <m:dPr>
+                      <m:begChr m:val="("/>
+                      <m:endChr m:val=")"/>
+                    </m:dPr>
+                    <m:e>
+                      <m:r>
+                        <w:rPr>
+                          <w:rFonts w:ascii="Cambria Math" w:hAnsi="Cambria Math"/>
+                        </w:rPr>
+                        <m:t xml:space="preserve">x</m:t>
+                      </m:r>
+                    </m:e>
+                  </m:d>
+                </m:e>
+              </m:d>
+              <m:d>
+                <m:dPr>
+                  <m:begChr m:val="("/>
+                  <m:endChr m:val=")"/>
+                </m:dPr>
+                <m:e>
+                  <m:r>
+                    <w:rPr>
+                      <w:rFonts w:ascii="Cambria Math" w:hAnsi="Cambria Math"/>
+                    </w:rPr>
+                    <m:t xml:space="preserve">−</m:t>
+                  </m:r>
+                  <m:r>
+                    <w:rPr>
+                      <w:rFonts w:ascii="Cambria Math" w:hAnsi="Cambria Math"/>
+                    </w:rPr>
+                    <m:t xml:space="preserve">cos</m:t>
+                  </m:r>
+                  <m:d>
+                    <m:dPr>
+                      <m:begChr m:val="("/>
+                      <m:endChr m:val=")"/>
+                    </m:dPr>
+                    <m:e>
+                      <m:r>
+                        <w:rPr>
+                          <w:rFonts w:ascii="Cambria Math" w:hAnsi="Cambria Math"/>
+                        </w:rPr>
+                        <m:t xml:space="preserve">x</m:t>
+                      </m:r>
+                    </m:e>
+                  </m:d>
+                </m:e>
+              </m:d>
+            </m:num>
+            <m:den>
+              <m:sSup>
+                <m:e>
+                  <m:d>
+                    <m:dPr>
+                      <m:begChr m:val="("/>
+                      <m:endChr m:val=")"/>
+                    </m:dPr>
+                    <m:e>
+                      <m:r>
+                        <w:rPr>
+                          <w:rFonts w:ascii="Cambria Math" w:hAnsi="Cambria Math"/>
+                        </w:rPr>
+                        <m:t xml:space="preserve">3</m:t>
+                      </m:r>
+                      <m:r>
+                        <w:rPr>
+                          <w:rFonts w:ascii="Cambria Math" w:hAnsi="Cambria Math"/>
+                        </w:rPr>
+                        <m:t xml:space="preserve">−</m:t>
+                      </m:r>
+                      <m:r>
+                        <w:rPr>
+                          <w:rFonts w:ascii="Cambria Math" w:hAnsi="Cambria Math"/>
+                        </w:rPr>
+                        <m:t xml:space="preserve">sin</m:t>
+                      </m:r>
+                      <m:d>
+                        <m:dPr>
+                          <m:begChr m:val="("/>
+                          <m:endChr m:val=")"/>
+                        </m:dPr>
+                        <m:e>
+                          <m:r>
+                            <w:rPr>
+                              <w:rFonts w:ascii="Cambria Math" w:hAnsi="Cambria Math"/>
+                            </w:rPr>
+                            <m:t xml:space="preserve">x</m:t>
+                          </m:r>
+                        </m:e>
+                      </m:d>
+                    </m:e>
+                  </m:d>
+                </m:e>
+                <m:sup>
+                  <m:r>
+                    <w:rPr>
+                      <w:rFonts w:ascii="Cambria Math" w:hAnsi="Cambria Math"/>
+                    </w:rPr>
+                    <m:t xml:space="preserve">2</m:t>
+                  </m:r>
+                </m:sup>
+              </m:sSup>
+            </m:den>
+          </m:f>
+          <m:r>
+            <w:rPr>
+              <w:rFonts w:ascii="Cambria Math" w:hAnsi="Cambria Math"/>
+            </w:rPr>
+            <m:t xml:space="preserve">−</m:t>
+          </m:r>
+          <m:r>
+            <w:rPr>
+              <w:rFonts w:ascii="Cambria Math" w:hAnsi="Cambria Math"/>
+            </w:rPr>
+            <m:t xml:space="preserve">1</m:t>
+          </m:r>
+        </m:oMath>
+      </m:oMathPara>
+    </w:p>
+    <w:p>
+      <w:pPr>
+        <w:pStyle w:val="BodyText"/>
+        <w:spacing w:lineRule="auto" w:line="360" w:before="0" w:after="283"/>
+        <w:jc w:val="both"/>
+        <w:rPr>
+          <w:rFonts w:ascii="Times New Roman" w:hAnsi="Times New Roman"/>
+          <w:b w:val="false"/>
+          <w:bCs w:val="false"/>
+        </w:rPr>
+      </w:pPr>
+      <w:r>
+        <w:rPr>
+          <w:rFonts w:ascii="Times New Roman" w:hAnsi="Times New Roman"/>
+          <w:b w:val="false"/>
+          <w:bCs w:val="false"/>
+        </w:rPr>
+        <w:t>Упрощая числитель:</w:t>
+      </w:r>
+    </w:p>
+    <w:p>
+      <w:pPr>
+        <w:pStyle w:val="BodyText"/>
+        <w:spacing w:lineRule="auto" w:line="360" w:before="0" w:after="283"/>
+        <w:ind w:hanging="0" w:left="0" w:right="0"/>
+        <w:jc w:val="both"/>
+        <w:rPr>
+          <w:rFonts w:ascii="Times New Roman" w:hAnsi="Times New Roman"/>
+          <w:b w:val="false"/>
+          <w:bCs w:val="false"/>
+        </w:rPr>
+      </w:pPr>
+      <w:r>
+        <w:rPr>
+          <w:rFonts w:ascii="Times New Roman" w:hAnsi="Times New Roman"/>
+          <w:b w:val="false"/>
+          <w:bCs w:val="false"/>
+        </w:rPr>
+      </w:r>
+      <m:oMathPara xmlns:m="http://schemas.openxmlformats.org/officeDocument/2006/math">
+        <m:oMathParaPr>
+          <m:jc m:val="left"/>
+        </m:oMathParaPr>
+        <m:oMath>
+          <m:r>
+            <w:rPr>
+              <w:rFonts w:ascii="Cambria Math" w:hAnsi="Cambria Math"/>
+            </w:rPr>
+            <m:t xml:space="preserve">f</m:t>
+          </m:r>
+          <m:r>
+            <w:rPr>
+              <w:rFonts w:ascii="Cambria Math" w:hAnsi="Cambria Math"/>
+            </w:rPr>
+            <m:t xml:space="preserve">′</m:t>
+          </m:r>
+          <m:d>
+            <m:dPr>
+              <m:begChr m:val="("/>
+              <m:endChr m:val=")"/>
+            </m:dPr>
+            <m:e>
+              <m:r>
+                <w:rPr>
+                  <w:rFonts w:ascii="Cambria Math" w:hAnsi="Cambria Math"/>
+                </w:rPr>
+                <m:t xml:space="preserve">x</m:t>
+              </m:r>
+            </m:e>
+          </m:d>
+          <m:r>
+            <w:rPr>
+              <w:rFonts w:ascii="Cambria Math" w:hAnsi="Cambria Math"/>
+            </w:rPr>
+            <m:t xml:space="preserve">=</m:t>
+          </m:r>
+          <m:f>
+            <m:num>
+              <m:r>
+                <w:rPr>
+                  <w:rFonts w:ascii="Cambria Math" w:hAnsi="Cambria Math"/>
+                </w:rPr>
+                <m:t xml:space="preserve">−</m:t>
+              </m:r>
+              <m:r>
+                <w:rPr>
+                  <w:rFonts w:ascii="Cambria Math" w:hAnsi="Cambria Math"/>
+                </w:rPr>
+                <m:t xml:space="preserve">3</m:t>
+              </m:r>
+              <m:r>
+                <w:rPr>
+                  <w:rFonts w:ascii="Cambria Math" w:hAnsi="Cambria Math"/>
+                </w:rPr>
+                <m:t xml:space="preserve">sin</m:t>
+              </m:r>
+              <m:d>
+                <m:dPr>
+                  <m:begChr m:val="("/>
+                  <m:endChr m:val=")"/>
+                </m:dPr>
+                <m:e>
+                  <m:r>
+                    <w:rPr>
+                      <w:rFonts w:ascii="Cambria Math" w:hAnsi="Cambria Math"/>
+                    </w:rPr>
+                    <m:t xml:space="preserve">x</m:t>
+                  </m:r>
+                </m:e>
+              </m:d>
+              <m:r>
+                <w:rPr>
+                  <w:rFonts w:ascii="Cambria Math" w:hAnsi="Cambria Math"/>
+                </w:rPr>
+                <m:t xml:space="preserve">+</m:t>
+              </m:r>
+              <m:sSup>
+                <m:e>
+                  <m:r>
+                    <w:rPr>
+                      <w:rFonts w:ascii="Cambria Math" w:hAnsi="Cambria Math"/>
+                    </w:rPr>
+                    <m:t xml:space="preserve">sin</m:t>
+                  </m:r>
+                </m:e>
+                <m:sup>
+                  <m:r>
+                    <w:rPr>
+                      <w:rFonts w:ascii="Cambria Math" w:hAnsi="Cambria Math"/>
+                    </w:rPr>
+                    <m:t xml:space="preserve">2</m:t>
+                  </m:r>
+                </m:sup>
+              </m:sSup>
+              <m:d>
+                <m:dPr>
+                  <m:begChr m:val="("/>
+                  <m:endChr m:val=")"/>
+                </m:dPr>
+                <m:e>
+                  <m:r>
+                    <w:rPr>
+                      <w:rFonts w:ascii="Cambria Math" w:hAnsi="Cambria Math"/>
+                    </w:rPr>
+                    <m:t xml:space="preserve">x</m:t>
+                  </m:r>
+                </m:e>
+              </m:d>
+              <m:r>
+                <w:rPr>
+                  <w:rFonts w:ascii="Cambria Math" w:hAnsi="Cambria Math"/>
+                </w:rPr>
+                <m:t xml:space="preserve">+</m:t>
+              </m:r>
+              <m:r>
+                <w:rPr>
+                  <w:rFonts w:ascii="Cambria Math" w:hAnsi="Cambria Math"/>
+                </w:rPr>
+                <m:t xml:space="preserve">cos</m:t>
+              </m:r>
+              <m:d>
+                <m:dPr>
+                  <m:begChr m:val="("/>
+                  <m:endChr m:val=")"/>
+                </m:dPr>
+                <m:e>
+                  <m:r>
+                    <w:rPr>
+                      <w:rFonts w:ascii="Cambria Math" w:hAnsi="Cambria Math"/>
+                    </w:rPr>
+                    <m:t xml:space="preserve">x</m:t>
+                  </m:r>
+                </m:e>
+              </m:d>
+              <m:r>
+                <w:rPr>
+                  <w:rFonts w:ascii="Cambria Math" w:hAnsi="Cambria Math"/>
+                </w:rPr>
+                <m:t xml:space="preserve">+</m:t>
+              </m:r>
+              <m:sSup>
+                <m:e>
+                  <m:r>
+                    <w:rPr>
+                      <w:rFonts w:ascii="Cambria Math" w:hAnsi="Cambria Math"/>
+                    </w:rPr>
+                    <m:t xml:space="preserve">cos</m:t>
+                  </m:r>
+                </m:e>
+                <m:sup>
+                  <m:r>
+                    <w:rPr>
+                      <w:rFonts w:ascii="Cambria Math" w:hAnsi="Cambria Math"/>
+                    </w:rPr>
+                    <m:t xml:space="preserve">2</m:t>
+                  </m:r>
+                </m:sup>
+              </m:sSup>
+              <m:d>
+                <m:dPr>
+                  <m:begChr m:val="("/>
+                  <m:endChr m:val=")"/>
+                </m:dPr>
+                <m:e>
+                  <m:r>
+                    <w:rPr>
+                      <w:rFonts w:ascii="Cambria Math" w:hAnsi="Cambria Math"/>
+                    </w:rPr>
+                    <m:t xml:space="preserve">x</m:t>
+                  </m:r>
+                </m:e>
+              </m:d>
+            </m:num>
+            <m:den>
+              <m:sSup>
+                <m:e>
+                  <m:d>
+                    <m:dPr>
+                      <m:begChr m:val="("/>
+                      <m:endChr m:val=")"/>
+                    </m:dPr>
+                    <m:e>
+                      <m:r>
+                        <w:rPr>
+                          <w:rFonts w:ascii="Cambria Math" w:hAnsi="Cambria Math"/>
+                        </w:rPr>
+                        <m:t xml:space="preserve">3</m:t>
+                      </m:r>
+                      <m:r>
+                        <w:rPr>
+                          <w:rFonts w:ascii="Cambria Math" w:hAnsi="Cambria Math"/>
+                        </w:rPr>
+                        <m:t xml:space="preserve">−</m:t>
+                      </m:r>
+                      <m:r>
+                        <w:rPr>
+                          <w:rFonts w:ascii="Cambria Math" w:hAnsi="Cambria Math"/>
+                        </w:rPr>
+                        <m:t xml:space="preserve">sin</m:t>
+                      </m:r>
+                      <m:d>
+                        <m:dPr>
+                          <m:begChr m:val="("/>
+                          <m:endChr m:val=")"/>
+                        </m:dPr>
+                        <m:e>
+                          <m:r>
+                            <w:rPr>
+                              <w:rFonts w:ascii="Cambria Math" w:hAnsi="Cambria Math"/>
+                            </w:rPr>
+                            <m:t xml:space="preserve">x</m:t>
+                          </m:r>
+                        </m:e>
+                      </m:d>
+                    </m:e>
+                  </m:d>
+                </m:e>
+                <m:sup>
+                  <m:r>
+                    <w:rPr>
+                      <w:rFonts w:ascii="Cambria Math" w:hAnsi="Cambria Math"/>
+                    </w:rPr>
+                    <m:t xml:space="preserve">2</m:t>
+                  </m:r>
+                </m:sup>
+              </m:sSup>
+            </m:den>
+          </m:f>
+          <m:r>
+            <w:rPr>
+              <w:rFonts w:ascii="Cambria Math" w:hAnsi="Cambria Math"/>
+            </w:rPr>
+            <m:t xml:space="preserve">−</m:t>
+          </m:r>
+          <m:r>
+            <w:rPr>
+              <w:rFonts w:ascii="Cambria Math" w:hAnsi="Cambria Math"/>
+            </w:rPr>
+            <m:t xml:space="preserve">1</m:t>
+          </m:r>
+          <m:r>
+            <w:rPr>
+              <w:rFonts w:ascii="Cambria Math" w:hAnsi="Cambria Math"/>
+            </w:rPr>
+            <m:t xml:space="preserve">=</m:t>
+          </m:r>
+          <m:f>
+            <m:num>
+              <m:r>
+                <w:rPr>
+                  <w:rFonts w:ascii="Cambria Math" w:hAnsi="Cambria Math"/>
+                </w:rPr>
+                <m:t xml:space="preserve">1</m:t>
+              </m:r>
+              <m:r>
+                <w:rPr>
+                  <w:rFonts w:ascii="Cambria Math" w:hAnsi="Cambria Math"/>
+                </w:rPr>
+                <m:t xml:space="preserve">+</m:t>
+              </m:r>
+              <m:r>
+                <w:rPr>
+                  <w:rFonts w:ascii="Cambria Math" w:hAnsi="Cambria Math"/>
+                </w:rPr>
+                <m:t xml:space="preserve">cos</m:t>
+              </m:r>
+              <m:d>
+                <m:dPr>
+                  <m:begChr m:val="("/>
+                  <m:endChr m:val=")"/>
+                </m:dPr>
+                <m:e>
+                  <m:r>
+                    <w:rPr>
+                      <w:rFonts w:ascii="Cambria Math" w:hAnsi="Cambria Math"/>
+                    </w:rPr>
+                    <m:t xml:space="preserve">x</m:t>
+                  </m:r>
+                </m:e>
+              </m:d>
+              <m:r>
+                <w:rPr>
+                  <w:rFonts w:ascii="Cambria Math" w:hAnsi="Cambria Math"/>
+                </w:rPr>
+                <m:t xml:space="preserve">−</m:t>
+              </m:r>
+              <m:r>
+                <w:rPr>
+                  <w:rFonts w:ascii="Cambria Math" w:hAnsi="Cambria Math"/>
+                </w:rPr>
+                <m:t xml:space="preserve">3</m:t>
+              </m:r>
+              <m:r>
+                <w:rPr>
+                  <w:rFonts w:ascii="Cambria Math" w:hAnsi="Cambria Math"/>
+                </w:rPr>
+                <m:t xml:space="preserve">sin</m:t>
+              </m:r>
+              <m:d>
+                <m:dPr>
+                  <m:begChr m:val="("/>
+                  <m:endChr m:val=")"/>
+                </m:dPr>
+                <m:e>
+                  <m:r>
+                    <w:rPr>
+                      <w:rFonts w:ascii="Cambria Math" w:hAnsi="Cambria Math"/>
+                    </w:rPr>
+                    <m:t xml:space="preserve">x</m:t>
+                  </m:r>
+                </m:e>
+              </m:d>
+            </m:num>
+            <m:den>
+              <m:sSup>
+                <m:e>
+                  <m:d>
+                    <m:dPr>
+                      <m:begChr m:val="("/>
+                      <m:endChr m:val=")"/>
+                    </m:dPr>
+                    <m:e>
+                      <m:r>
+                        <w:rPr>
+                          <w:rFonts w:ascii="Cambria Math" w:hAnsi="Cambria Math"/>
+                        </w:rPr>
+                        <m:t xml:space="preserve">3</m:t>
+                      </m:r>
+                      <m:r>
+                        <w:rPr>
+                          <w:rFonts w:ascii="Cambria Math" w:hAnsi="Cambria Math"/>
+                        </w:rPr>
+                        <m:t xml:space="preserve">−</m:t>
+                      </m:r>
+                      <m:r>
+                        <w:rPr>
+                          <w:rFonts w:ascii="Cambria Math" w:hAnsi="Cambria Math"/>
+                        </w:rPr>
+                        <m:t xml:space="preserve">sin</m:t>
+                      </m:r>
+                      <m:d>
+                        <m:dPr>
+                          <m:begChr m:val="("/>
+                          <m:endChr m:val=")"/>
+                        </m:dPr>
+                        <m:e>
+                          <m:r>
+                            <w:rPr>
+                              <w:rFonts w:ascii="Cambria Math" w:hAnsi="Cambria Math"/>
+                            </w:rPr>
+                            <m:t xml:space="preserve">x</m:t>
+                          </m:r>
+                        </m:e>
+                      </m:d>
+                    </m:e>
+                  </m:d>
+                </m:e>
+                <m:sup>
+                  <m:r>
+                    <w:rPr>
+                      <w:rFonts w:ascii="Cambria Math" w:hAnsi="Cambria Math"/>
+                    </w:rPr>
+                    <m:t xml:space="preserve">2</m:t>
+                  </m:r>
+                </m:sup>
+              </m:sSup>
+            </m:den>
+          </m:f>
+          <m:r>
+            <w:rPr>
+              <w:rFonts w:ascii="Cambria Math" w:hAnsi="Cambria Math"/>
+            </w:rPr>
+            <m:t xml:space="preserve">−</m:t>
+          </m:r>
+          <m:r>
+            <w:rPr>
+              <w:rFonts w:ascii="Cambria Math" w:hAnsi="Cambria Math"/>
+            </w:rPr>
+            <m:t xml:space="preserve">1</m:t>
+          </m:r>
+        </m:oMath>
+      </m:oMathPara>
+    </w:p>
+    <w:p>
+      <w:pPr>
+        <w:pStyle w:val="BodyText"/>
+        <w:spacing w:lineRule="auto" w:line="360" w:before="0" w:after="283"/>
+        <w:ind w:hanging="0" w:left="0" w:right="0"/>
+        <w:jc w:val="both"/>
+        <w:rPr>
+          <w:rFonts w:ascii="Times New Roman" w:hAnsi="Times New Roman"/>
+          <w:b w:val="false"/>
+          <w:bCs w:val="false"/>
+        </w:rPr>
+      </w:pPr>
+      <w:r>
+        <w:rPr>
+          <w:rFonts w:ascii="Times New Roman" w:hAnsi="Times New Roman"/>
+          <w:b w:val="false"/>
+          <w:bCs w:val="false"/>
+        </w:rPr>
+        <w:t>На интервале [0,1] значение производной f′(x) отрицательно (так как вычитаемая единица значительно больше дроби), следовательно, функция монотонно убывает.</w:t>
+      </w:r>
+    </w:p>
+    <w:p>
+      <w:pPr>
+        <w:pStyle w:val="BodyText"/>
+        <w:spacing w:lineRule="auto" w:line="360" w:before="0" w:after="283"/>
+        <w:jc w:val="both"/>
+        <w:rPr>
+          <w:rFonts w:ascii="Times New Roman" w:hAnsi="Times New Roman"/>
+          <w:b w:val="false"/>
+          <w:bCs w:val="false"/>
+        </w:rPr>
+      </w:pPr>
+      <w:r>
+        <w:rPr>
+          <w:rFonts w:ascii="Times New Roman" w:hAnsi="Times New Roman"/>
+          <w:b w:val="false"/>
+          <w:bCs w:val="false"/>
+        </w:rPr>
+        <w:t>Локализация корня:</w:t>
+      </w:r>
+    </w:p>
+    <w:p>
+      <w:pPr>
+        <w:pStyle w:val="BodyText"/>
+        <w:numPr>
+          <w:ilvl w:val="0"/>
+          <w:numId w:val="4"/>
+        </w:numPr>
+        <w:tabs>
+          <w:tab w:val="clear" w:pos="720"/>
+          <w:tab w:val="left" w:pos="0" w:leader="none"/>
+        </w:tabs>
+        <w:spacing w:lineRule="auto" w:line="360" w:before="0" w:after="283"/>
+        <w:ind w:hanging="283" w:left="709" w:right="0"/>
+        <w:jc w:val="both"/>
+        <w:rPr>
+          <w:rFonts w:ascii="Times New Roman" w:hAnsi="Times New Roman"/>
+          <w:b w:val="false"/>
+          <w:bCs w:val="false"/>
+        </w:rPr>
+      </w:pPr>
+      <w:r>
+        <w:rPr>
+          <w:rFonts w:ascii="Times New Roman" w:hAnsi="Times New Roman"/>
+          <w:b w:val="false"/>
+          <w:bCs w:val="false"/>
+        </w:rPr>
+        <w:t>При x = 0:</w:t>
+      </w:r>
+    </w:p>
+    <w:p>
+      <w:pPr>
+        <w:pStyle w:val="BodyText"/>
+        <w:numPr>
+          <w:ilvl w:val="0"/>
+          <w:numId w:val="0"/>
+        </w:numPr>
+        <w:spacing w:lineRule="auto" w:line="360"/>
+        <w:ind w:hanging="0" w:left="0" w:right="0"/>
+        <w:jc w:val="both"/>
+        <w:rPr>
+          <w:rFonts w:ascii="Times New Roman" w:hAnsi="Times New Roman"/>
+          <w:b w:val="false"/>
+          <w:bCs w:val="false"/>
+        </w:rPr>
+      </w:pPr>
+      <w:r>
+        <w:rPr>
+          <w:rFonts w:ascii="Times New Roman" w:hAnsi="Times New Roman"/>
+          <w:b w:val="false"/>
+          <w:bCs w:val="false"/>
+        </w:rPr>
+      </w:r>
+      <m:oMathPara xmlns:m="http://schemas.openxmlformats.org/officeDocument/2006/math">
+        <m:oMathParaPr>
+          <m:jc m:val="left"/>
+        </m:oMathParaPr>
+        <m:oMath>
+          <m:r>
+            <w:rPr>
+              <w:rFonts w:ascii="Cambria Math" w:hAnsi="Cambria Math"/>
+            </w:rPr>
+            <m:t xml:space="preserve">f</m:t>
+          </m:r>
+          <m:d>
+            <m:dPr>
+              <m:begChr m:val="("/>
+              <m:endChr m:val=")"/>
+            </m:dPr>
+            <m:e>
+              <m:r>
+                <w:rPr>
+                  <w:rFonts w:ascii="Cambria Math" w:hAnsi="Cambria Math"/>
+                </w:rPr>
+                <m:t xml:space="preserve">x</m:t>
+              </m:r>
+            </m:e>
+          </m:d>
+          <m:r>
+            <w:rPr>
+              <w:rFonts w:ascii="Cambria Math" w:hAnsi="Cambria Math"/>
+            </w:rPr>
+            <m:t xml:space="preserve">=</m:t>
+          </m:r>
+          <m:f>
+            <m:num>
+              <m:r>
+                <w:rPr>
+                  <w:rFonts w:ascii="Cambria Math" w:hAnsi="Cambria Math"/>
+                </w:rPr>
+                <m:t xml:space="preserve">1</m:t>
+              </m:r>
+              <m:r>
+                <w:rPr>
+                  <w:rFonts w:ascii="Cambria Math" w:hAnsi="Cambria Math"/>
+                </w:rPr>
+                <m:t xml:space="preserve">+</m:t>
+              </m:r>
+              <m:r>
+                <w:rPr>
+                  <w:rFonts w:ascii="Cambria Math" w:hAnsi="Cambria Math"/>
+                </w:rPr>
+                <m:t xml:space="preserve">cos</m:t>
+              </m:r>
+              <m:d>
+                <m:dPr>
+                  <m:begChr m:val="("/>
+                  <m:endChr m:val=")"/>
+                </m:dPr>
+                <m:e>
+                  <m:r>
+                    <w:rPr>
+                      <w:rFonts w:ascii="Cambria Math" w:hAnsi="Cambria Math"/>
+                    </w:rPr>
+                    <m:t xml:space="preserve">0</m:t>
+                  </m:r>
+                </m:e>
+              </m:d>
+            </m:num>
+            <m:den>
+              <m:r>
+                <w:rPr>
+                  <w:rFonts w:ascii="Cambria Math" w:hAnsi="Cambria Math"/>
+                </w:rPr>
+                <m:t xml:space="preserve">3</m:t>
+              </m:r>
+              <m:r>
+                <w:rPr>
+                  <w:rFonts w:ascii="Cambria Math" w:hAnsi="Cambria Math"/>
+                </w:rPr>
+                <m:t xml:space="preserve">−</m:t>
+              </m:r>
+              <m:r>
+                <w:rPr>
+                  <w:rFonts w:ascii="Cambria Math" w:hAnsi="Cambria Math"/>
+                </w:rPr>
+                <m:t xml:space="preserve">sin</m:t>
+              </m:r>
+              <m:d>
+                <m:dPr>
+                  <m:begChr m:val="("/>
+                  <m:endChr m:val=")"/>
+                </m:dPr>
+                <m:e>
+                  <m:r>
+                    <w:rPr>
+                      <w:rFonts w:ascii="Cambria Math" w:hAnsi="Cambria Math"/>
+                    </w:rPr>
+                    <m:t xml:space="preserve">0</m:t>
+                  </m:r>
+                </m:e>
+              </m:d>
+            </m:den>
+          </m:f>
+          <m:r>
+            <w:rPr>
+              <w:rFonts w:ascii="Cambria Math" w:hAnsi="Cambria Math"/>
+            </w:rPr>
+            <m:t xml:space="preserve">​</m:t>
+          </m:r>
+          <m:r>
+            <w:rPr>
+              <w:rFonts w:ascii="Cambria Math" w:hAnsi="Cambria Math"/>
+            </w:rPr>
+            <m:t xml:space="preserve">−</m:t>
+          </m:r>
+          <m:r>
+            <w:rPr>
+              <w:rFonts w:ascii="Cambria Math" w:hAnsi="Cambria Math"/>
+            </w:rPr>
+            <m:t xml:space="preserve">0</m:t>
+          </m:r>
+          <m:r>
+            <w:rPr>
+              <w:rFonts w:ascii="Cambria Math" w:hAnsi="Cambria Math"/>
+            </w:rPr>
+            <m:t xml:space="preserve">=</m:t>
+          </m:r>
+          <m:f>
+            <m:num>
+              <m:r>
+                <w:rPr>
+                  <w:rFonts w:ascii="Cambria Math" w:hAnsi="Cambria Math"/>
+                </w:rPr>
+                <m:t xml:space="preserve">1</m:t>
+              </m:r>
+              <m:r>
+                <w:rPr>
+                  <w:rFonts w:ascii="Cambria Math" w:hAnsi="Cambria Math"/>
+                </w:rPr>
+                <m:t xml:space="preserve">+</m:t>
+              </m:r>
+              <m:r>
+                <w:rPr>
+                  <w:rFonts w:ascii="Cambria Math" w:hAnsi="Cambria Math"/>
+                </w:rPr>
+                <m:t xml:space="preserve">1</m:t>
+              </m:r>
+            </m:num>
+            <m:den>
+              <m:r>
+                <w:rPr>
+                  <w:rFonts w:ascii="Cambria Math" w:hAnsi="Cambria Math"/>
+                </w:rPr>
+                <m:t xml:space="preserve">3</m:t>
+              </m:r>
+              <m:r>
+                <w:rPr>
+                  <w:rFonts w:ascii="Cambria Math" w:hAnsi="Cambria Math"/>
+                </w:rPr>
+                <m:t xml:space="preserve">−</m:t>
+              </m:r>
+              <m:r>
+                <w:rPr>
+                  <w:rFonts w:ascii="Cambria Math" w:hAnsi="Cambria Math"/>
+                </w:rPr>
+                <m:t xml:space="preserve">0</m:t>
+              </m:r>
+            </m:den>
+          </m:f>
+          <m:r>
+            <w:rPr>
+              <w:rFonts w:ascii="Cambria Math" w:hAnsi="Cambria Math"/>
+            </w:rPr>
+            <m:t xml:space="preserve">=</m:t>
+          </m:r>
+          <m:f>
+            <m:num>
+              <m:r>
+                <w:rPr>
+                  <w:rFonts w:ascii="Cambria Math" w:hAnsi="Cambria Math"/>
+                </w:rPr>
+                <m:t xml:space="preserve">2</m:t>
+              </m:r>
+            </m:num>
+            <m:den>
+              <m:r>
+                <w:rPr>
+                  <w:rFonts w:ascii="Cambria Math" w:hAnsi="Cambria Math"/>
+                </w:rPr>
+                <m:t xml:space="preserve">3</m:t>
+              </m:r>
+            </m:den>
+          </m:f>
+          <m:r>
+            <w:rPr>
+              <w:rFonts w:ascii="Cambria Math" w:hAnsi="Cambria Math"/>
+            </w:rPr>
+            <m:t xml:space="preserve">≈</m:t>
+          </m:r>
+          <m:r>
+            <w:rPr>
+              <w:rFonts w:ascii="Cambria Math" w:hAnsi="Cambria Math"/>
+            </w:rPr>
+            <m:t xml:space="preserve">0.667</m:t>
+          </m:r>
+          <m:r>
+            <w:rPr>
+              <w:rFonts w:ascii="Cambria Math" w:hAnsi="Cambria Math"/>
+            </w:rPr>
+            <m:t xml:space="preserve">&gt;</m:t>
+          </m:r>
+          <m:r>
+            <w:rPr>
+              <w:rFonts w:ascii="Cambria Math" w:hAnsi="Cambria Math"/>
+            </w:rPr>
+            <m:t xml:space="preserve">0</m:t>
+          </m:r>
+        </m:oMath>
+      </m:oMathPara>
+    </w:p>
+    <w:p>
+      <w:pPr>
+        <w:pStyle w:val="BodyText"/>
+        <w:numPr>
+          <w:ilvl w:val="0"/>
+          <w:numId w:val="4"/>
+        </w:numPr>
+        <w:tabs>
+          <w:tab w:val="clear" w:pos="720"/>
+          <w:tab w:val="left" w:pos="0" w:leader="none"/>
+        </w:tabs>
+        <w:spacing w:lineRule="auto" w:line="360" w:before="0" w:after="283"/>
+        <w:ind w:hanging="283" w:left="709" w:right="0"/>
+        <w:jc w:val="both"/>
+        <w:rPr>
+          <w:rFonts w:ascii="Times New Roman" w:hAnsi="Times New Roman"/>
+          <w:b w:val="false"/>
+          <w:bCs w:val="false"/>
+        </w:rPr>
+      </w:pPr>
+      <w:r>
+        <w:rPr>
+          <w:rFonts w:ascii="Times New Roman" w:hAnsi="Times New Roman"/>
+          <w:b w:val="false"/>
+          <w:bCs w:val="false"/>
+        </w:rPr>
+        <w:t>При x = 1:</w:t>
+      </w:r>
+    </w:p>
+    <w:p>
+      <w:pPr>
+        <w:pStyle w:val="BodyText"/>
+        <w:numPr>
+          <w:ilvl w:val="0"/>
+          <w:numId w:val="0"/>
+        </w:numPr>
+        <w:spacing w:lineRule="auto" w:line="360" w:before="0" w:after="283"/>
+        <w:ind w:hanging="0" w:left="0" w:right="0"/>
+        <w:jc w:val="both"/>
+        <w:rPr>
+          <w:rFonts w:ascii="Times New Roman" w:hAnsi="Times New Roman"/>
+          <w:b w:val="false"/>
+          <w:bCs w:val="false"/>
+        </w:rPr>
+      </w:pPr>
+      <w:r>
+        <w:rPr>
+          <w:rFonts w:ascii="Times New Roman" w:hAnsi="Times New Roman"/>
+          <w:b w:val="false"/>
+          <w:bCs w:val="false"/>
+        </w:rPr>
+      </w:r>
+      <m:oMathPara xmlns:m="http://schemas.openxmlformats.org/officeDocument/2006/math">
+        <m:oMathParaPr>
+          <m:jc m:val="left"/>
+        </m:oMathParaPr>
+        <m:oMath>
+          <m:r>
+            <w:rPr>
+              <w:rFonts w:ascii="Cambria Math" w:hAnsi="Cambria Math"/>
+            </w:rPr>
+            <m:t xml:space="preserve">f</m:t>
+          </m:r>
+          <m:d>
+            <m:dPr>
+              <m:begChr m:val="("/>
+              <m:endChr m:val=")"/>
+            </m:dPr>
+            <m:e>
+              <m:r>
+                <w:rPr>
+                  <w:rFonts w:ascii="Cambria Math" w:hAnsi="Cambria Math"/>
+                </w:rPr>
+                <m:t xml:space="preserve">x</m:t>
+              </m:r>
+            </m:e>
+          </m:d>
+          <m:r>
+            <w:rPr>
+              <w:rFonts w:ascii="Cambria Math" w:hAnsi="Cambria Math"/>
+            </w:rPr>
+            <m:t xml:space="preserve">=</m:t>
+          </m:r>
+          <m:f>
+            <m:num>
+              <m:r>
+                <w:rPr>
+                  <w:rFonts w:ascii="Cambria Math" w:hAnsi="Cambria Math"/>
+                </w:rPr>
+                <m:t xml:space="preserve">1</m:t>
+              </m:r>
+              <m:r>
+                <w:rPr>
+                  <w:rFonts w:ascii="Cambria Math" w:hAnsi="Cambria Math"/>
+                </w:rPr>
+                <m:t xml:space="preserve">+</m:t>
+              </m:r>
+              <m:r>
+                <w:rPr>
+                  <w:rFonts w:ascii="Cambria Math" w:hAnsi="Cambria Math"/>
+                </w:rPr>
+                <m:t xml:space="preserve">cos</m:t>
+              </m:r>
+              <m:d>
+                <m:dPr>
+                  <m:begChr m:val="("/>
+                  <m:endChr m:val=")"/>
+                </m:dPr>
+                <m:e>
+                  <m:r>
+                    <w:rPr>
+                      <w:rFonts w:ascii="Cambria Math" w:hAnsi="Cambria Math"/>
+                    </w:rPr>
+                    <m:t xml:space="preserve">1</m:t>
+                  </m:r>
+                </m:e>
+              </m:d>
+            </m:num>
+            <m:den>
+              <m:r>
+                <w:rPr>
+                  <w:rFonts w:ascii="Cambria Math" w:hAnsi="Cambria Math"/>
+                </w:rPr>
+                <m:t xml:space="preserve">3</m:t>
+              </m:r>
+              <m:r>
+                <w:rPr>
+                  <w:rFonts w:ascii="Cambria Math" w:hAnsi="Cambria Math"/>
+                </w:rPr>
+                <m:t xml:space="preserve">−</m:t>
+              </m:r>
+              <m:r>
+                <w:rPr>
+                  <w:rFonts w:ascii="Cambria Math" w:hAnsi="Cambria Math"/>
+                </w:rPr>
+                <m:t xml:space="preserve">sin</m:t>
+              </m:r>
+              <m:d>
+                <m:dPr>
+                  <m:begChr m:val="("/>
+                  <m:endChr m:val=")"/>
+                </m:dPr>
+                <m:e>
+                  <m:r>
+                    <w:rPr>
+                      <w:rFonts w:ascii="Cambria Math" w:hAnsi="Cambria Math"/>
+                    </w:rPr>
+                    <m:t xml:space="preserve">1</m:t>
+                  </m:r>
+                </m:e>
+              </m:d>
+            </m:den>
+          </m:f>
+          <m:r>
+            <w:rPr>
+              <w:rFonts w:ascii="Cambria Math" w:hAnsi="Cambria Math"/>
+            </w:rPr>
+            <m:t xml:space="preserve">​</m:t>
+          </m:r>
+          <m:r>
+            <w:rPr>
+              <w:rFonts w:ascii="Cambria Math" w:hAnsi="Cambria Math"/>
+            </w:rPr>
+            <m:t xml:space="preserve">−</m:t>
+          </m:r>
+          <m:r>
+            <w:rPr>
+              <w:rFonts w:ascii="Cambria Math" w:hAnsi="Cambria Math"/>
+            </w:rPr>
+            <m:t xml:space="preserve">1</m:t>
+          </m:r>
+          <m:r>
+            <w:rPr>
+              <w:rFonts w:ascii="Cambria Math" w:hAnsi="Cambria Math"/>
+            </w:rPr>
+            <m:t xml:space="preserve">≈</m:t>
+          </m:r>
+          <m:f>
+            <m:num>
+              <m:r>
+                <w:rPr>
+                  <w:rFonts w:ascii="Cambria Math" w:hAnsi="Cambria Math"/>
+                </w:rPr>
+                <m:t xml:space="preserve">1</m:t>
+              </m:r>
+              <m:r>
+                <w:rPr>
+                  <w:rFonts w:ascii="Cambria Math" w:hAnsi="Cambria Math"/>
+                </w:rPr>
+                <m:t xml:space="preserve">+</m:t>
+              </m:r>
+              <m:r>
+                <w:rPr>
+                  <w:rFonts w:ascii="Cambria Math" w:hAnsi="Cambria Math"/>
+                </w:rPr>
+                <m:t xml:space="preserve">0.540</m:t>
+              </m:r>
+            </m:num>
+            <m:den>
+              <m:r>
+                <w:rPr>
+                  <w:rFonts w:ascii="Cambria Math" w:hAnsi="Cambria Math"/>
+                </w:rPr>
+                <m:t xml:space="preserve">3</m:t>
+              </m:r>
+              <m:r>
+                <w:rPr>
+                  <w:rFonts w:ascii="Cambria Math" w:hAnsi="Cambria Math"/>
+                </w:rPr>
+                <m:t xml:space="preserve">−</m:t>
+              </m:r>
+              <m:r>
+                <w:rPr>
+                  <w:rFonts w:ascii="Cambria Math" w:hAnsi="Cambria Math"/>
+                </w:rPr>
+                <m:t xml:space="preserve">0.841</m:t>
+              </m:r>
+            </m:den>
+          </m:f>
+          <m:r>
+            <w:rPr>
+              <w:rFonts w:ascii="Cambria Math" w:hAnsi="Cambria Math"/>
+            </w:rPr>
+            <m:t xml:space="preserve">−</m:t>
+          </m:r>
+          <m:r>
+            <w:rPr>
+              <w:rFonts w:ascii="Cambria Math" w:hAnsi="Cambria Math"/>
+            </w:rPr>
+            <m:t xml:space="preserve">1</m:t>
+          </m:r>
+          <m:r>
+            <w:rPr>
+              <w:rFonts w:ascii="Cambria Math" w:hAnsi="Cambria Math"/>
+            </w:rPr>
+            <m:t xml:space="preserve">≈</m:t>
+          </m:r>
+          <m:r>
+            <w:rPr>
+              <w:rFonts w:ascii="Cambria Math" w:hAnsi="Cambria Math"/>
+            </w:rPr>
+            <m:t xml:space="preserve">−</m:t>
+          </m:r>
+          <m:r>
+            <w:rPr>
+              <w:rFonts w:ascii="Cambria Math" w:hAnsi="Cambria Math"/>
+            </w:rPr>
+            <m:t xml:space="preserve">0.287</m:t>
+          </m:r>
+          <m:r>
+            <w:rPr>
+              <w:rFonts w:ascii="Cambria Math" w:hAnsi="Cambria Math"/>
+            </w:rPr>
+            <m:t xml:space="preserve">&lt;</m:t>
+          </m:r>
+          <m:r>
+            <w:rPr>
+              <w:rFonts w:ascii="Cambria Math" w:hAnsi="Cambria Math"/>
+            </w:rPr>
+            <m:t xml:space="preserve">0</m:t>
+          </m:r>
+        </m:oMath>
+      </m:oMathPara>
+    </w:p>
+    <w:p>
+      <w:pPr>
+        <w:pStyle w:val="BodyText"/>
+        <w:spacing w:lineRule="auto" w:line="360" w:before="0" w:after="283"/>
+        <w:ind w:hanging="0" w:left="0" w:right="0"/>
+        <w:jc w:val="both"/>
+        <w:rPr>
+          <w:rFonts w:ascii="Times New Roman" w:hAnsi="Times New Roman"/>
+          <w:b w:val="false"/>
+          <w:bCs w:val="false"/>
+        </w:rPr>
+      </w:pPr>
+      <w:r>
+        <w:rPr>
+          <w:rFonts w:ascii="Times New Roman" w:hAnsi="Times New Roman"/>
+          <w:b w:val="false"/>
+          <w:bCs w:val="false"/>
+        </w:rPr>
+        <w:t>Функция непрерывна на отрезке [0,1] и на его концах принимает значения разных знаков. По теореме Больцано-Коши корень существует. Так как функция строго убывает на этом интервале, корень единственный.</w:t>
+      </w:r>
+    </w:p>
+    <w:p>
+      <w:pPr>
+        <w:pStyle w:val="BodyText"/>
+        <w:spacing w:lineRule="auto" w:line="360" w:before="0" w:after="283"/>
+        <w:ind w:hanging="0" w:left="0" w:right="0"/>
+        <w:jc w:val="both"/>
+        <w:rPr>
+          <w:rFonts w:ascii="Times New Roman" w:hAnsi="Times New Roman"/>
+          <w:b w:val="false"/>
+          <w:bCs w:val="false"/>
+        </w:rPr>
+      </w:pPr>
+      <w:r>
+        <w:rPr>
+          <w:rFonts w:ascii="Times New Roman" w:hAnsi="Times New Roman"/>
+          <w:b w:val="false"/>
+          <w:bCs w:val="false"/>
+        </w:rPr>
+        <w:t xml:space="preserve">Для метода </w:t>
+      </w:r>
+      <w:r>
+        <w:rPr>
+          <w:rFonts w:ascii="Times New Roman" w:hAnsi="Times New Roman"/>
+          <w:b w:val="false"/>
+          <w:bCs w:val="false"/>
+        </w:rPr>
+        <w:t>Бисекции</w:t>
+      </w:r>
+      <w:r>
+        <w:rPr>
+          <w:rFonts w:ascii="Times New Roman" w:hAnsi="Times New Roman"/>
+          <w:b w:val="false"/>
+          <w:bCs w:val="false"/>
+        </w:rPr>
+        <w:t xml:space="preserve"> выбран отрезок [0,1]. Эти рассуждения подтверждаются графически: график пересекает ось Ox именно на этом промежутке.</w:t>
+      </w:r>
+    </w:p>
+    <w:p>
+      <w:pPr>
+        <w:pStyle w:val="Normal"/>
+        <w:numPr>
+          <w:ilvl w:val="0"/>
+          <w:numId w:val="0"/>
+        </w:numPr>
+        <w:spacing w:lineRule="auto" w:line="360"/>
+        <w:ind w:hanging="0" w:left="0"/>
+        <w:jc w:val="both"/>
+        <w:rPr>
+          <w:rFonts w:ascii="Times New Roman" w:hAnsi="Times New Roman"/>
+          <w:sz w:val="28"/>
+          <w:szCs w:val="28"/>
+        </w:rPr>
+      </w:pPr>
+      <w:r>
+        <w:rPr/>
+      </w:r>
       <w:bookmarkStart w:id="6" w:name="__RefHeading___Toc2758_1216119672"/>
-      <w:bookmarkEnd w:id="6"/>
-      <w:r>
-        <w:rPr>
-          <w:sz w:val="28"/>
-          <w:szCs w:val="28"/>
-        </w:rPr>
-        <w:t>Было выбрано нелинейное уравнение f(x) = (1.0 + cos(x))/(3.0 - sin(x)) - x=0. Предварительно был произведен графический анализ функции для локализации корня на отрезке [0,1], где функция непрерывна и удовлетворяет условию теоремы Коши (f(0)⋅f(1)&lt;0).</w:t>
-      </w:r>
-    </w:p>
-    <w:p>
-      <w:pPr>
-        <w:pStyle w:val="Normal"/>
-        <w:spacing w:lineRule="auto" w:line="360"/>
+      <w:bookmarkStart w:id="7" w:name="__RefHeading___Toc2758_1216119672"/>
+      <w:bookmarkEnd w:id="7"/>
+    </w:p>
+    <w:p>
+      <w:pPr>
+        <w:pStyle w:val="Normal"/>
+        <w:tabs>
+          <w:tab w:val="clear" w:pos="720"/>
+          <w:tab w:val="left" w:pos="0" w:leader="none"/>
+        </w:tabs>
+        <w:spacing w:lineRule="auto" w:line="360"/>
+        <w:ind w:hanging="0" w:left="709"/>
         <w:jc w:val="both"/>
         <w:rPr>
           <w:rFonts w:ascii="Times New Roman" w:hAnsi="Times New Roman"/>
@@ -3009,10 +4613,6 @@
         </w:rPr>
       </w:pPr>
       <w:r>
-        <w:rPr>
-          <w:sz w:val="28"/>
-          <w:szCs w:val="28"/>
-        </w:rPr>
         <w:drawing>
           <wp:anchor behindDoc="0" distT="0" distB="0" distL="0" distR="0" simplePos="0" locked="0" layoutInCell="0" allowOverlap="1" relativeHeight="2">
             <wp:simplePos x="0" y="0"/>
@@ -3059,6 +4659,37 @@
           </wp:anchor>
         </w:drawing>
       </w:r>
+      <w:r>
+        <w:rPr>
+          <w:sz w:val="28"/>
+          <w:szCs w:val="28"/>
+        </w:rPr>
+        <w:t xml:space="preserve"> </w:t>
+      </w:r>
+    </w:p>
+    <w:p>
+      <w:pPr>
+        <w:pStyle w:val="Normal"/>
+        <w:numPr>
+          <w:ilvl w:val="0"/>
+          <w:numId w:val="0"/>
+        </w:numPr>
+        <w:tabs>
+          <w:tab w:val="clear" w:pos="720"/>
+          <w:tab w:val="left" w:pos="0" w:leader="none"/>
+        </w:tabs>
+        <w:spacing w:lineRule="auto" w:line="360"/>
+        <w:ind w:hanging="0" w:left="709"/>
+        <w:jc w:val="both"/>
+        <w:rPr>
+          <w:rFonts w:ascii="Times New Roman" w:hAnsi="Times New Roman"/>
+          <w:sz w:val="28"/>
+          <w:szCs w:val="28"/>
+        </w:rPr>
+      </w:pPr>
+      <w:r>
+        <w:rPr/>
+      </w:r>
     </w:p>
     <w:p>
       <w:pPr>
@@ -3080,8 +4711,8 @@
           <w:szCs w:val="28"/>
         </w:rPr>
       </w:pPr>
-      <w:bookmarkStart w:id="7" w:name="__RefHeading___Toc2760_1216119672"/>
-      <w:bookmarkEnd w:id="7"/>
+      <w:bookmarkStart w:id="8" w:name="__RefHeading___Toc2760_1216119672"/>
+      <w:bookmarkEnd w:id="8"/>
       <w:r>
         <w:rPr>
           <w:sz w:val="28"/>
@@ -3106,11 +4737,12 @@
         <w:jc w:val="both"/>
         <w:rPr/>
       </w:pPr>
-      <w:bookmarkStart w:id="8" w:name="__RefHeading___Toc2762_1216119672"/>
-      <w:bookmarkEnd w:id="8"/>
+      <w:bookmarkStart w:id="9" w:name="__RefHeading___Toc2762_1216119672"/>
+      <w:bookmarkEnd w:id="9"/>
       <w:r>
         <w:rPr>
           <w:rStyle w:val="SourceText"/>
+          <w:rFonts w:ascii="Times New Roman" w:hAnsi="Times New Roman"/>
           <w:b w:val="false"/>
           <w:bCs w:val="false"/>
           <w:sz w:val="28"/>
@@ -3144,11 +4776,12 @@
         <w:jc w:val="both"/>
         <w:rPr/>
       </w:pPr>
-      <w:bookmarkStart w:id="9" w:name="__RefHeading___Toc2764_1216119672"/>
-      <w:bookmarkEnd w:id="9"/>
+      <w:bookmarkStart w:id="10" w:name="__RefHeading___Toc2764_1216119672"/>
+      <w:bookmarkEnd w:id="10"/>
       <w:r>
         <w:rPr>
           <w:rStyle w:val="SourceText"/>
+          <w:rFonts w:ascii="Times New Roman" w:hAnsi="Times New Roman"/>
           <w:b w:val="false"/>
           <w:bCs w:val="false"/>
           <w:sz w:val="28"/>
@@ -3182,8 +4815,8 @@
           <w:szCs w:val="28"/>
         </w:rPr>
       </w:pPr>
-      <w:bookmarkStart w:id="10" w:name="__RefHeading___Toc2766_1216119672"/>
-      <w:bookmarkEnd w:id="10"/>
+      <w:bookmarkStart w:id="11" w:name="__RefHeading___Toc2766_1216119672"/>
+      <w:bookmarkEnd w:id="11"/>
       <w:r>
         <w:rPr>
           <w:sz w:val="28"/>
@@ -3208,8 +4841,8 @@
         <w:jc w:val="both"/>
         <w:rPr/>
       </w:pPr>
-      <w:bookmarkStart w:id="11" w:name="__RefHeading___Toc2768_1216119672"/>
-      <w:bookmarkEnd w:id="11"/>
+      <w:bookmarkStart w:id="12" w:name="__RefHeading___Toc2768_1216119672"/>
+      <w:bookmarkEnd w:id="12"/>
       <w:r>
         <w:rPr>
           <w:b w:val="false"/>
@@ -3259,8 +4892,8 @@
           <w:szCs w:val="28"/>
         </w:rPr>
       </w:pPr>
-      <w:bookmarkStart w:id="12" w:name="__RefHeading___Toc2770_1216119672"/>
-      <w:bookmarkEnd w:id="12"/>
+      <w:bookmarkStart w:id="13" w:name="__RefHeading___Toc2770_1216119672"/>
+      <w:bookmarkEnd w:id="13"/>
       <w:r>
         <w:rPr>
           <w:b w:val="false"/>
@@ -3291,8 +4924,8 @@
           <w:szCs w:val="28"/>
         </w:rPr>
       </w:pPr>
-      <w:bookmarkStart w:id="13" w:name="__RefHeading___Toc2772_1216119672"/>
-      <w:bookmarkEnd w:id="13"/>
+      <w:bookmarkStart w:id="14" w:name="__RefHeading___Toc2772_1216119672"/>
+      <w:bookmarkEnd w:id="14"/>
       <w:r>
         <w:rPr>
           <w:sz w:val="28"/>
@@ -3344,8 +4977,8 @@
           <w:szCs w:val="28"/>
         </w:rPr>
       </w:pPr>
-      <w:bookmarkStart w:id="14" w:name="__RefHeading___Toc2774_1216119672"/>
-      <w:bookmarkEnd w:id="14"/>
+      <w:bookmarkStart w:id="15" w:name="__RefHeading___Toc2774_1216119672"/>
+      <w:bookmarkEnd w:id="15"/>
       <w:r>
         <w:rPr>
           <w:sz w:val="28"/>
@@ -3374,8 +5007,8 @@
           <w:szCs w:val="28"/>
         </w:rPr>
       </w:pPr>
-      <w:bookmarkStart w:id="15" w:name="__RefHeading___Toc2776_1216119672"/>
-      <w:bookmarkEnd w:id="15"/>
+      <w:bookmarkStart w:id="16" w:name="__RefHeading___Toc2776_1216119672"/>
+      <w:bookmarkEnd w:id="16"/>
       <w:r>
         <w:rPr>
           <w:sz w:val="28"/>
@@ -3404,8 +5037,8 @@
           <w:szCs w:val="28"/>
         </w:rPr>
       </w:pPr>
-      <w:bookmarkStart w:id="16" w:name="__RefHeading___Toc2778_1216119672"/>
-      <w:bookmarkEnd w:id="16"/>
+      <w:bookmarkStart w:id="17" w:name="__RefHeading___Toc2778_1216119672"/>
+      <w:bookmarkEnd w:id="17"/>
       <w:r>
         <w:rPr>
           <w:sz w:val="28"/>
@@ -3430,8 +5063,8 @@
         <w:jc w:val="both"/>
         <w:rPr/>
       </w:pPr>
-      <w:bookmarkStart w:id="17" w:name="__RefHeading___Toc2780_1216119672"/>
-      <w:bookmarkEnd w:id="17"/>
+      <w:bookmarkStart w:id="18" w:name="__RefHeading___Toc2780_1216119672"/>
+      <w:bookmarkEnd w:id="18"/>
       <w:r>
         <w:rPr>
           <w:b w:val="false"/>
@@ -3527,8 +5160,8 @@
           <w:szCs w:val="28"/>
         </w:rPr>
       </w:pPr>
-      <w:bookmarkStart w:id="18" w:name="__RefHeading___Toc2782_1216119672"/>
-      <w:bookmarkEnd w:id="18"/>
+      <w:bookmarkStart w:id="19" w:name="__RefHeading___Toc2782_1216119672"/>
+      <w:bookmarkEnd w:id="19"/>
       <w:r>
         <w:rPr>
           <w:sz w:val="28"/>
@@ -3553,8 +5186,8 @@
         <w:jc w:val="both"/>
         <w:rPr/>
       </w:pPr>
-      <w:bookmarkStart w:id="19" w:name="__RefHeading___Toc2784_1216119672"/>
-      <w:bookmarkEnd w:id="19"/>
+      <w:bookmarkStart w:id="20" w:name="__RefHeading___Toc2784_1216119672"/>
+      <w:bookmarkEnd w:id="20"/>
       <w:r>
         <w:rPr>
           <w:b w:val="false"/>
@@ -3604,8 +5237,8 @@
           <w:szCs w:val="28"/>
         </w:rPr>
       </w:pPr>
-      <w:bookmarkStart w:id="20" w:name="__RefHeading___Toc2786_1216119672"/>
-      <w:bookmarkEnd w:id="20"/>
+      <w:bookmarkStart w:id="21" w:name="__RefHeading___Toc2786_1216119672"/>
+      <w:bookmarkEnd w:id="21"/>
       <w:r>
         <w:rPr>
           <w:sz w:val="28"/>
@@ -3630,8 +5263,8 @@
         <w:jc w:val="both"/>
         <w:rPr/>
       </w:pPr>
-      <w:bookmarkStart w:id="21" w:name="__RefHeading___Toc2788_1216119672"/>
-      <w:bookmarkEnd w:id="21"/>
+      <w:bookmarkStart w:id="22" w:name="__RefHeading___Toc2788_1216119672"/>
+      <w:bookmarkEnd w:id="22"/>
       <w:r>
         <w:rPr>
           <w:b w:val="false"/>
@@ -3644,6 +5277,7 @@
       <w:r>
         <w:rPr>
           <w:rStyle w:val="SourceText"/>
+          <w:rFonts w:ascii="Times New Roman" w:hAnsi="Times New Roman"/>
           <w:b w:val="false"/>
           <w:bCs w:val="false"/>
           <w:sz w:val="28"/>
@@ -3681,8 +5315,8 @@
           <w:szCs w:val="28"/>
         </w:rPr>
       </w:pPr>
-      <w:bookmarkStart w:id="22" w:name="__RefHeading___Toc2790_1216119672"/>
-      <w:bookmarkEnd w:id="22"/>
+      <w:bookmarkStart w:id="23" w:name="__RefHeading___Toc2790_1216119672"/>
+      <w:bookmarkEnd w:id="23"/>
       <w:r>
         <w:rPr>
           <w:sz w:val="28"/>
@@ -3707,8 +5341,8 @@
         <w:jc w:val="both"/>
         <w:rPr/>
       </w:pPr>
-      <w:bookmarkStart w:id="23" w:name="__RefHeading___Toc2792_1216119672"/>
-      <w:bookmarkEnd w:id="23"/>
+      <w:bookmarkStart w:id="24" w:name="__RefHeading___Toc2792_1216119672"/>
+      <w:bookmarkEnd w:id="24"/>
       <w:r>
         <w:rPr>
           <w:b w:val="false"/>
@@ -3721,6 +5355,7 @@
       <w:r>
         <w:rPr>
           <w:rStyle w:val="SourceText"/>
+          <w:rFonts w:ascii="Times New Roman" w:hAnsi="Times New Roman"/>
           <w:b w:val="false"/>
           <w:bCs w:val="false"/>
           <w:sz w:val="28"/>
@@ -3758,8 +5393,8 @@
           <w:szCs w:val="28"/>
         </w:rPr>
       </w:pPr>
-      <w:bookmarkStart w:id="24" w:name="__RefHeading___Toc2794_1216119672"/>
-      <w:bookmarkEnd w:id="24"/>
+      <w:bookmarkStart w:id="25" w:name="__RefHeading___Toc2794_1216119672"/>
+      <w:bookmarkEnd w:id="25"/>
       <w:r>
         <w:rPr>
           <w:sz w:val="28"/>
@@ -3788,8 +5423,8 @@
           <w:szCs w:val="28"/>
         </w:rPr>
       </w:pPr>
-      <w:bookmarkStart w:id="25" w:name="__RefHeading___Toc2796_1216119672"/>
-      <w:bookmarkEnd w:id="25"/>
+      <w:bookmarkStart w:id="26" w:name="__RefHeading___Toc2796_1216119672"/>
+      <w:bookmarkEnd w:id="26"/>
       <w:r>
         <w:rPr>
           <w:sz w:val="28"/>
@@ -3818,8 +5453,8 @@
           <w:szCs w:val="28"/>
         </w:rPr>
       </w:pPr>
-      <w:bookmarkStart w:id="26" w:name="__RefHeading___Toc2798_1216119672"/>
-      <w:bookmarkEnd w:id="26"/>
+      <w:bookmarkStart w:id="27" w:name="__RefHeading___Toc2798_1216119672"/>
+      <w:bookmarkEnd w:id="27"/>
       <w:r>
         <w:rPr>
           <w:sz w:val="28"/>
@@ -4211,8 +5846,34 @@
           <w:szCs w:val="28"/>
         </w:rPr>
       </w:pPr>
-      <w:bookmarkStart w:id="27" w:name="__RefHeading___Toc2800_1216119672"/>
-      <w:bookmarkEnd w:id="27"/>
+      <w:r>
+        <w:rPr/>
+      </w:r>
+    </w:p>
+    <w:p>
+      <w:pPr>
+        <w:pStyle w:val="Heading2"/>
+        <w:jc w:val="center"/>
+        <w:rPr>
+          <w:sz w:val="28"/>
+          <w:szCs w:val="28"/>
+        </w:rPr>
+      </w:pPr>
+      <w:r>
+        <w:rPr/>
+      </w:r>
+    </w:p>
+    <w:p>
+      <w:pPr>
+        <w:pStyle w:val="Heading2"/>
+        <w:jc w:val="center"/>
+        <w:rPr>
+          <w:sz w:val="28"/>
+          <w:szCs w:val="28"/>
+        </w:rPr>
+      </w:pPr>
+      <w:bookmarkStart w:id="28" w:name="__RefHeading___Toc2800_1216119672"/>
+      <w:bookmarkEnd w:id="28"/>
       <w:r>
         <w:rPr>
           <w:rFonts w:ascii="Times New Roman" w:hAnsi="Times New Roman"/>
@@ -4372,8 +6033,8 @@
           <w:szCs w:val="28"/>
         </w:rPr>
       </w:pPr>
-      <w:bookmarkStart w:id="28" w:name="__RefHeading___Toc2802_1216119672"/>
-      <w:bookmarkEnd w:id="28"/>
+      <w:bookmarkStart w:id="29" w:name="__RefHeading___Toc2802_1216119672"/>
+      <w:bookmarkEnd w:id="29"/>
       <w:r>
         <w:rPr>
           <w:b w:val="false"/>
@@ -4395,8 +6056,8 @@
           <w:szCs w:val="28"/>
         </w:rPr>
       </w:pPr>
-      <w:bookmarkStart w:id="29" w:name="__RefHeading___Toc2804_1216119672"/>
-      <w:bookmarkEnd w:id="29"/>
+      <w:bookmarkStart w:id="30" w:name="__RefHeading___Toc2804_1216119672"/>
+      <w:bookmarkEnd w:id="30"/>
       <w:r>
         <w:rPr>
           <w:b w:val="false"/>
@@ -4415,8 +6076,8 @@
         <w:jc w:val="both"/>
         <w:rPr/>
       </w:pPr>
-      <w:bookmarkStart w:id="30" w:name="__RefHeading___Toc2806_1216119672"/>
-      <w:bookmarkEnd w:id="30"/>
+      <w:bookmarkStart w:id="31" w:name="__RefHeading___Toc2806_1216119672"/>
+      <w:bookmarkEnd w:id="31"/>
       <w:r>
         <w:rPr>
           <w:b w:val="false"/>
@@ -4706,8 +6367,8 @@
           <w:szCs w:val="28"/>
         </w:rPr>
       </w:pPr>
-      <w:bookmarkStart w:id="31" w:name="__RefHeading___Toc2808_1216119672"/>
-      <w:bookmarkEnd w:id="31"/>
+      <w:bookmarkStart w:id="32" w:name="__RefHeading___Toc2808_1216119672"/>
+      <w:bookmarkEnd w:id="32"/>
       <w:r>
         <w:rPr>
           <w:sz w:val="28"/>
@@ -4743,8 +6404,8 @@
           <w:szCs w:val="28"/>
         </w:rPr>
       </w:pPr>
-      <w:bookmarkStart w:id="32" w:name="__RefHeading___Toc2810_1216119672"/>
-      <w:bookmarkEnd w:id="32"/>
+      <w:bookmarkStart w:id="33" w:name="__RefHeading___Toc2810_1216119672"/>
+      <w:bookmarkEnd w:id="33"/>
       <w:r>
         <w:rPr>
           <w:b w:val="false"/>
@@ -4766,8 +6427,8 @@
           <w:szCs w:val="28"/>
         </w:rPr>
       </w:pPr>
-      <w:bookmarkStart w:id="33" w:name="__RefHeading___Toc2812_1216119672"/>
-      <w:bookmarkEnd w:id="33"/>
+      <w:bookmarkStart w:id="34" w:name="__RefHeading___Toc2812_1216119672"/>
+      <w:bookmarkEnd w:id="34"/>
       <w:r>
         <w:rPr>
           <w:sz w:val="28"/>
@@ -4787,8 +6448,8 @@
           <w:szCs w:val="28"/>
         </w:rPr>
       </w:pPr>
-      <w:bookmarkStart w:id="34" w:name="__RefHeading___Toc2814_1216119672"/>
-      <w:bookmarkEnd w:id="34"/>
+      <w:bookmarkStart w:id="35" w:name="__RefHeading___Toc2814_1216119672"/>
+      <w:bookmarkEnd w:id="35"/>
       <w:r>
         <w:rPr>
           <w:sz w:val="28"/>
@@ -4808,8 +6469,8 @@
           <w:szCs w:val="28"/>
         </w:rPr>
       </w:pPr>
-      <w:bookmarkStart w:id="35" w:name="__RefHeading___Toc2816_1216119672"/>
-      <w:bookmarkEnd w:id="35"/>
+      <w:bookmarkStart w:id="36" w:name="__RefHeading___Toc2816_1216119672"/>
+      <w:bookmarkEnd w:id="36"/>
       <w:r>
         <w:rPr>
           <w:sz w:val="28"/>
@@ -4915,8 +6576,8 @@
           <w:szCs w:val="28"/>
         </w:rPr>
       </w:pPr>
-      <w:bookmarkStart w:id="36" w:name="__RefHeading___Toc2818_1216119672"/>
-      <w:bookmarkEnd w:id="36"/>
+      <w:bookmarkStart w:id="37" w:name="__RefHeading___Toc2818_1216119672"/>
+      <w:bookmarkEnd w:id="37"/>
       <w:r>
         <w:rPr>
           <w:rFonts w:ascii="Times New Roman" w:hAnsi="Times New Roman"/>
@@ -4953,8 +6614,8 @@
         <w:jc w:val="both"/>
         <w:rPr/>
       </w:pPr>
-      <w:bookmarkStart w:id="37" w:name="__RefHeading___Toc2820_1216119672"/>
-      <w:bookmarkEnd w:id="37"/>
+      <w:bookmarkStart w:id="38" w:name="__RefHeading___Toc2820_1216119672"/>
+      <w:bookmarkEnd w:id="38"/>
       <w:r>
         <w:rPr/>
         <w:tab/>
@@ -4992,8 +6653,8 @@
           <w:szCs w:val="28"/>
         </w:rPr>
       </w:pPr>
-      <w:bookmarkStart w:id="38" w:name="__RefHeading___Toc2822_1216119672"/>
-      <w:bookmarkEnd w:id="38"/>
+      <w:bookmarkStart w:id="39" w:name="__RefHeading___Toc2822_1216119672"/>
+      <w:bookmarkEnd w:id="39"/>
       <w:r>
         <w:rPr>
           <w:sz w:val="28"/>
@@ -5013,8 +6674,8 @@
           <w:szCs w:val="28"/>
         </w:rPr>
       </w:pPr>
-      <w:bookmarkStart w:id="39" w:name="__RefHeading___Toc2824_1216119672"/>
-      <w:bookmarkEnd w:id="39"/>
+      <w:bookmarkStart w:id="40" w:name="__RefHeading___Toc2824_1216119672"/>
+      <w:bookmarkEnd w:id="40"/>
       <w:r>
         <w:rPr>
           <w:sz w:val="28"/>
@@ -5239,8 +6900,8 @@
           <w:szCs w:val="28"/>
         </w:rPr>
       </w:pPr>
-      <w:bookmarkStart w:id="40" w:name="__RefHeading___Toc2826_1216119672"/>
-      <w:bookmarkEnd w:id="40"/>
+      <w:bookmarkStart w:id="41" w:name="__RefHeading___Toc2826_1216119672"/>
+      <w:bookmarkEnd w:id="41"/>
       <w:r>
         <w:rPr>
           <w:rFonts w:ascii="Times New Roman" w:hAnsi="Times New Roman"/>
@@ -8285,6 +9946,143 @@
   <w:abstractNum w:abstractNumId="4">
     <w:lvl w:ilvl="0">
       <w:start w:val="1"/>
+      <w:numFmt w:val="bullet"/>
+      <w:lvlText w:val=""/>
+      <w:lvlJc w:val="left"/>
+      <w:pPr>
+        <w:tabs>
+          <w:tab w:val="num" w:pos="709"/>
+        </w:tabs>
+        <w:ind w:left="709" w:hanging="283"/>
+      </w:pPr>
+      <w:rPr>
+        <w:rFonts w:ascii="Symbol" w:hAnsi="Symbol" w:cs="Symbol" w:hint="default"/>
+      </w:rPr>
+    </w:lvl>
+    <w:lvl w:ilvl="1">
+      <w:start w:val="1"/>
+      <w:numFmt w:val="bullet"/>
+      <w:lvlText w:val=""/>
+      <w:lvlJc w:val="left"/>
+      <w:pPr>
+        <w:tabs>
+          <w:tab w:val="num" w:pos="1418"/>
+        </w:tabs>
+        <w:ind w:left="1418" w:hanging="283"/>
+      </w:pPr>
+      <w:rPr>
+        <w:rFonts w:ascii="Symbol" w:hAnsi="Symbol" w:cs="Symbol" w:hint="default"/>
+      </w:rPr>
+    </w:lvl>
+    <w:lvl w:ilvl="2">
+      <w:start w:val="1"/>
+      <w:numFmt w:val="bullet"/>
+      <w:lvlText w:val=""/>
+      <w:lvlJc w:val="left"/>
+      <w:pPr>
+        <w:tabs>
+          <w:tab w:val="num" w:pos="2127"/>
+        </w:tabs>
+        <w:ind w:left="2127" w:hanging="283"/>
+      </w:pPr>
+      <w:rPr>
+        <w:rFonts w:ascii="Symbol" w:hAnsi="Symbol" w:cs="Symbol" w:hint="default"/>
+      </w:rPr>
+    </w:lvl>
+    <w:lvl w:ilvl="3">
+      <w:start w:val="1"/>
+      <w:numFmt w:val="bullet"/>
+      <w:lvlText w:val=""/>
+      <w:lvlJc w:val="left"/>
+      <w:pPr>
+        <w:tabs>
+          <w:tab w:val="num" w:pos="2836"/>
+        </w:tabs>
+        <w:ind w:left="2836" w:hanging="283"/>
+      </w:pPr>
+      <w:rPr>
+        <w:rFonts w:ascii="Symbol" w:hAnsi="Symbol" w:cs="Symbol" w:hint="default"/>
+      </w:rPr>
+    </w:lvl>
+    <w:lvl w:ilvl="4">
+      <w:start w:val="1"/>
+      <w:numFmt w:val="bullet"/>
+      <w:lvlText w:val=""/>
+      <w:lvlJc w:val="left"/>
+      <w:pPr>
+        <w:tabs>
+          <w:tab w:val="num" w:pos="3545"/>
+        </w:tabs>
+        <w:ind w:left="3545" w:hanging="283"/>
+      </w:pPr>
+      <w:rPr>
+        <w:rFonts w:ascii="Symbol" w:hAnsi="Symbol" w:cs="Symbol" w:hint="default"/>
+      </w:rPr>
+    </w:lvl>
+    <w:lvl w:ilvl="5">
+      <w:start w:val="1"/>
+      <w:numFmt w:val="bullet"/>
+      <w:lvlText w:val=""/>
+      <w:lvlJc w:val="left"/>
+      <w:pPr>
+        <w:tabs>
+          <w:tab w:val="num" w:pos="4254"/>
+        </w:tabs>
+        <w:ind w:left="4254" w:hanging="283"/>
+      </w:pPr>
+      <w:rPr>
+        <w:rFonts w:ascii="Symbol" w:hAnsi="Symbol" w:cs="Symbol" w:hint="default"/>
+      </w:rPr>
+    </w:lvl>
+    <w:lvl w:ilvl="6">
+      <w:start w:val="1"/>
+      <w:numFmt w:val="bullet"/>
+      <w:lvlText w:val=""/>
+      <w:lvlJc w:val="left"/>
+      <w:pPr>
+        <w:tabs>
+          <w:tab w:val="num" w:pos="4963"/>
+        </w:tabs>
+        <w:ind w:left="4963" w:hanging="283"/>
+      </w:pPr>
+      <w:rPr>
+        <w:rFonts w:ascii="Symbol" w:hAnsi="Symbol" w:cs="Symbol" w:hint="default"/>
+      </w:rPr>
+    </w:lvl>
+    <w:lvl w:ilvl="7">
+      <w:start w:val="1"/>
+      <w:numFmt w:val="bullet"/>
+      <w:lvlText w:val=""/>
+      <w:lvlJc w:val="left"/>
+      <w:pPr>
+        <w:tabs>
+          <w:tab w:val="num" w:pos="5672"/>
+        </w:tabs>
+        <w:ind w:left="5672" w:hanging="283"/>
+      </w:pPr>
+      <w:rPr>
+        <w:rFonts w:ascii="Symbol" w:hAnsi="Symbol" w:cs="Symbol" w:hint="default"/>
+      </w:rPr>
+    </w:lvl>
+    <w:lvl w:ilvl="8">
+      <w:start w:val="1"/>
+      <w:numFmt w:val="bullet"/>
+      <w:lvlText w:val=""/>
+      <w:lvlJc w:val="left"/>
+      <w:pPr>
+        <w:tabs>
+          <w:tab w:val="num" w:pos="6381"/>
+        </w:tabs>
+        <w:ind w:left="6381" w:hanging="283"/>
+      </w:pPr>
+      <w:rPr>
+        <w:rFonts w:ascii="Symbol" w:hAnsi="Symbol" w:cs="Symbol" w:hint="default"/>
+      </w:rPr>
+    </w:lvl>
+  </w:abstractNum>
+  <w:abstractNum w:abstractNumId="5">
+    <w:lvl w:ilvl="0">
+      <w:start w:val="1"/>
       <w:numFmt w:val="none"/>
       <w:suff w:val="nothing"/>
       <w:lvlText w:val=""/>
@@ -8412,6 +10210,9 @@
   </w:num>
   <w:num w:numId="4">
     <w:abstractNumId w:val="4"/>
+  </w:num>
+  <w:num w:numId="5">
+    <w:abstractNumId w:val="5"/>
   </w:num>
 </w:numbering>
 </file>
